--- a/11-变流电路/01-整流电路/三相可控整流电路/三相可控整流电路.docx
+++ b/11-变流电路/01-整流电路/三相可控整流电路/三相可控整流电路.docx
@@ -2764,6 +2764,20 @@
     </w:p>
     <w:bookmarkEnd w:id="26"/>
     <w:bookmarkEnd w:id="27"/>
+    <w:p>
+      <w:pPr>
+        <w:spacing w:before="360"/>
+        <w:jc w:val="center"/>
+      </w:pPr>
+      <w:r>
+        <w:rPr>
+          <w:rFonts w:ascii="Times New Roman" w:hAnsi="Times New Roman"/>
+          <w:color w:val="555555"/>
+          <w:sz w:val="21"/>
+        </w:rPr>
+        <w:t>材料收集者：杜文杰</w:t>
+      </w:r>
+    </w:p>
     <w:sectPr>
       <w:headerReference r:id="rId9" w:type="default"/>
       <w:footerReference r:id="rId10" w:type="default"/>

--- a/11-变流电路/01-整流电路/三相可控整流电路/三相可控整流电路.docx
+++ b/11-变流电路/01-整流电路/三相可控整流电路/三相可控整流电路.docx
@@ -1,6 +1,6 @@
 
 <file path=word/document.xml><?xml version="1.0" encoding="utf-8"?>
-<w:document xmlns:w="http://schemas.openxmlformats.org/wordprocessingml/2006/main" xmlns:m="http://schemas.openxmlformats.org/officeDocument/2006/math" xmlns:r="http://schemas.openxmlformats.org/officeDocument/2006/relationships" xmlns:o="urn:schemas-microsoft-com:office:office" xmlns:v="urn:schemas-microsoft-com:vml" xmlns:w10="urn:schemas-microsoft-com:office:word" xmlns:a="http://schemas.openxmlformats.org/drawingml/2006/main" xmlns:pic="http://schemas.openxmlformats.org/drawingml/2006/picture" xmlns:wp="http://schemas.openxmlformats.org/drawingml/2006/wordprocessingDrawing">
+<w:document xmlns:m="http://schemas.openxmlformats.org/officeDocument/2006/math" xmlns:r="http://schemas.openxmlformats.org/officeDocument/2006/relationships" xmlns:w="http://schemas.openxmlformats.org/wordprocessingml/2006/main" xmlns:o="urn:schemas-microsoft-com:office:office" xmlns:v="urn:schemas-microsoft-com:vml" xmlns:w10="urn:schemas-microsoft-com:office:word" xmlns:a="http://schemas.openxmlformats.org/drawingml/2006/main" xmlns:pic="http://schemas.openxmlformats.org/drawingml/2006/picture" xmlns:wp="http://schemas.openxmlformats.org/drawingml/2006/wordprocessingDrawing">
   <w:body>
     <w:bookmarkStart w:id="27" w:name="三相可控整流电路"/>
     <w:p>
@@ -9,7 +9,7 @@
       </w:pPr>
       <w:r>
         <w:rPr>
-          <w:rFonts w:hint="eastAsia"/>
+          <w:rFonts w:hint="eastAsia" w:eastAsia="黑体"/>
         </w:rPr>
         <w:t xml:space="preserve">三相可控整流电路</w:t>
       </w:r>
@@ -21,7 +21,7 @@
       </w:pPr>
       <w:r>
         <w:rPr>
-          <w:rFonts w:hint="eastAsia"/>
+          <w:rFonts w:hint="eastAsia" w:eastAsia="黑体"/>
         </w:rPr>
         <w:t xml:space="preserve">拓扑描述</w:t>
       </w:r>
@@ -32,16 +32,19 @@
       </w:pPr>
       <w:r>
         <w:rPr>
-          <w:rFonts w:hint="eastAsia"/>
+          <w:rFonts w:hint="eastAsia" w:eastAsia="黑体"/>
         </w:rPr>
         <w:t xml:space="preserve">由</w:t>
       </w:r>
       <w:r>
+        <w:rPr>
+          <w:rFonts w:eastAsia="黑体"/>
+        </w:rPr>
         <w:t xml:space="preserve"> </w:t>
       </w:r>
       <w:r>
         <w:rPr>
-          <w:rFonts w:hint="eastAsia"/>
+          <w:rFonts w:hint="eastAsia" w:eastAsia="黑体"/>
           <w:b/>
           <w:bCs/>
         </w:rPr>
@@ -63,6 +66,7 @@
       </m:oMath>
       <w:r>
         <w:rPr>
+          <w:rFonts w:eastAsia="黑体"/>
           <w:b/>
           <w:bCs/>
         </w:rPr>
@@ -84,38 +88,47 @@
       </m:oMath>
       <w:r>
         <w:rPr>
-          <w:rFonts w:hint="eastAsia"/>
+          <w:rFonts w:hint="eastAsia" w:eastAsia="黑体"/>
           <w:b/>
           <w:bCs/>
         </w:rPr>
         <w:t xml:space="preserve">）</w:t>
       </w:r>
       <w:r>
+        <w:rPr>
+          <w:rFonts w:eastAsia="黑体"/>
+        </w:rPr>
         <w:t xml:space="preserve">、</w:t>
       </w:r>
       <w:r>
         <w:rPr>
-          <w:rFonts w:hint="eastAsia"/>
+          <w:rFonts w:hint="eastAsia" w:eastAsia="黑体"/>
           <w:b/>
           <w:bCs/>
         </w:rPr>
         <w:t xml:space="preserve">触发控制环节</w:t>
       </w:r>
       <w:r>
+        <w:rPr>
+          <w:rFonts w:eastAsia="黑体"/>
+        </w:rPr>
         <w:t xml:space="preserve"> </w:t>
       </w:r>
       <w:r>
         <w:rPr>
-          <w:rFonts w:hint="eastAsia"/>
+          <w:rFonts w:hint="eastAsia" w:eastAsia="黑体"/>
         </w:rPr>
         <w:t xml:space="preserve">与</w:t>
       </w:r>
       <w:r>
+        <w:rPr>
+          <w:rFonts w:eastAsia="黑体"/>
+        </w:rPr>
         <w:t xml:space="preserve"> </w:t>
       </w:r>
       <w:r>
         <w:rPr>
-          <w:rFonts w:hint="eastAsia"/>
+          <w:rFonts w:hint="eastAsia" w:eastAsia="黑体"/>
           <w:b/>
           <w:bCs/>
         </w:rPr>
@@ -123,6 +136,7 @@
       </w:r>
       <w:r>
         <w:rPr>
+          <w:rFonts w:eastAsia="黑体"/>
           <w:b/>
           <w:bCs/>
         </w:rPr>
@@ -144,6 +158,7 @@
       </m:oMath>
       <w:r>
         <w:rPr>
+          <w:rFonts w:eastAsia="黑体"/>
           <w:b/>
           <w:bCs/>
         </w:rPr>
@@ -151,6 +166,7 @@
       </w:r>
       <w:r>
         <w:rPr>
+          <w:rFonts w:eastAsia="黑体"/>
           <w:b/>
           <w:bCs/>
         </w:rPr>
@@ -158,24 +174,27 @@
       </w:r>
       <w:r>
         <w:rPr>
-          <w:rFonts w:hint="eastAsia"/>
+          <w:rFonts w:hint="eastAsia" w:eastAsia="黑体"/>
           <w:b/>
           <w:bCs/>
         </w:rPr>
         <w:t xml:space="preserve">滤波电容</w:t>
       </w:r>
       <w:r>
+        <w:rPr>
+          <w:rFonts w:eastAsia="黑体"/>
+        </w:rPr>
         <w:t xml:space="preserve"> </w:t>
       </w:r>
       <w:r>
         <w:rPr>
-          <w:rFonts w:hint="eastAsia"/>
+          <w:rFonts w:hint="eastAsia" w:eastAsia="黑体"/>
         </w:rPr>
         <w:t xml:space="preserve">组成。电路关键节点：</w:t>
       </w:r>
       <w:r>
         <w:rPr>
-          <w:rFonts w:hint="eastAsia"/>
+          <w:rFonts w:hint="eastAsia" w:eastAsia="黑体"/>
           <w:b/>
           <w:bCs/>
         </w:rPr>
@@ -183,6 +202,7 @@
       </w:r>
       <w:r>
         <w:rPr>
+          <w:rFonts w:eastAsia="黑体"/>
           <w:b/>
           <w:bCs/>
         </w:rPr>
@@ -190,7 +210,7 @@
       </w:r>
       <w:r>
         <w:rPr>
-          <w:rFonts w:hint="eastAsia"/>
+          <w:rFonts w:hint="eastAsia" w:eastAsia="黑体"/>
           <w:b/>
           <w:bCs/>
         </w:rPr>
@@ -198,6 +218,7 @@
       </w:r>
       <w:r>
         <w:rPr>
+          <w:rFonts w:eastAsia="黑体"/>
           <w:b/>
           <w:bCs/>
         </w:rPr>
@@ -228,13 +249,13 @@
       </m:oMath>
       <w:r>
         <w:rPr>
-          <w:rFonts w:hint="eastAsia"/>
+          <w:rFonts w:hint="eastAsia" w:eastAsia="黑体"/>
         </w:rPr>
         <w:t xml:space="preserve">（三相电源各相接入对应桥臂中点）；</w:t>
       </w:r>
       <w:r>
         <w:rPr>
-          <w:rFonts w:hint="eastAsia"/>
+          <w:rFonts w:hint="eastAsia" w:eastAsia="黑体"/>
           <w:b/>
           <w:bCs/>
         </w:rPr>
@@ -242,6 +263,7 @@
       </w:r>
       <w:r>
         <w:rPr>
+          <w:rFonts w:eastAsia="黑体"/>
           <w:b/>
           <w:bCs/>
         </w:rPr>
@@ -249,7 +271,7 @@
       </w:r>
       <w:r>
         <w:rPr>
-          <w:rFonts w:hint="eastAsia"/>
+          <w:rFonts w:hint="eastAsia" w:eastAsia="黑体"/>
           <w:b/>
           <w:bCs/>
         </w:rPr>
@@ -257,6 +279,7 @@
       </w:r>
       <w:r>
         <w:rPr>
+          <w:rFonts w:eastAsia="黑体"/>
           <w:b/>
           <w:bCs/>
         </w:rPr>
@@ -272,11 +295,14 @@
       </m:oMath>
       <w:r>
         <w:rPr>
-          <w:rFonts w:hint="eastAsia"/>
+          <w:rFonts w:hint="eastAsia" w:eastAsia="黑体"/>
         </w:rPr>
         <w:t xml:space="preserve">（上组</w:t>
       </w:r>
       <w:r>
+        <w:rPr>
+          <w:rFonts w:eastAsia="黑体"/>
+        </w:rPr>
         <w:t xml:space="preserve"> </w:t>
       </w:r>
       <m:oMath>
@@ -330,17 +356,20 @@
         </m:sSub>
       </m:oMath>
       <w:r>
+        <w:rPr>
+          <w:rFonts w:eastAsia="黑体"/>
+        </w:rPr>
         <w:t xml:space="preserve"> </w:t>
       </w:r>
       <w:r>
         <w:rPr>
-          <w:rFonts w:hint="eastAsia"/>
+          <w:rFonts w:hint="eastAsia" w:eastAsia="黑体"/>
         </w:rPr>
         <w:t xml:space="preserve">的共阴极端）；</w:t>
       </w:r>
       <w:r>
         <w:rPr>
-          <w:rFonts w:hint="eastAsia"/>
+          <w:rFonts w:hint="eastAsia" w:eastAsia="黑体"/>
           <w:b/>
           <w:bCs/>
         </w:rPr>
@@ -348,6 +377,7 @@
       </w:r>
       <w:r>
         <w:rPr>
+          <w:rFonts w:eastAsia="黑体"/>
           <w:b/>
           <w:bCs/>
         </w:rPr>
@@ -355,7 +385,7 @@
       </w:r>
       <w:r>
         <w:rPr>
-          <w:rFonts w:hint="eastAsia"/>
+          <w:rFonts w:hint="eastAsia" w:eastAsia="黑体"/>
           <w:b/>
           <w:bCs/>
         </w:rPr>
@@ -363,6 +393,7 @@
       </w:r>
       <w:r>
         <w:rPr>
+          <w:rFonts w:eastAsia="黑体"/>
           <w:b/>
           <w:bCs/>
         </w:rPr>
@@ -378,11 +409,14 @@
       </m:oMath>
       <w:r>
         <w:rPr>
-          <w:rFonts w:hint="eastAsia"/>
+          <w:rFonts w:hint="eastAsia" w:eastAsia="黑体"/>
         </w:rPr>
         <w:t xml:space="preserve">（下组</w:t>
       </w:r>
       <w:r>
+        <w:rPr>
+          <w:rFonts w:eastAsia="黑体"/>
+        </w:rPr>
         <w:t xml:space="preserve"> </w:t>
       </w:r>
       <m:oMath>
@@ -436,17 +470,20 @@
         </m:sSub>
       </m:oMath>
       <w:r>
+        <w:rPr>
+          <w:rFonts w:eastAsia="黑体"/>
+        </w:rPr>
         <w:t xml:space="preserve"> </w:t>
       </w:r>
       <w:r>
         <w:rPr>
-          <w:rFonts w:hint="eastAsia"/>
+          <w:rFonts w:hint="eastAsia" w:eastAsia="黑体"/>
         </w:rPr>
         <w:t xml:space="preserve">的共阳极端）；</w:t>
       </w:r>
       <w:r>
         <w:rPr>
-          <w:rFonts w:hint="eastAsia"/>
+          <w:rFonts w:hint="eastAsia" w:eastAsia="黑体"/>
           <w:b/>
           <w:bCs/>
         </w:rPr>
@@ -454,6 +491,7 @@
       </w:r>
       <w:r>
         <w:rPr>
+          <w:rFonts w:eastAsia="黑体"/>
           <w:b/>
           <w:bCs/>
         </w:rPr>
@@ -461,7 +499,7 @@
       </w:r>
       <w:r>
         <w:rPr>
-          <w:rFonts w:hint="eastAsia"/>
+          <w:rFonts w:hint="eastAsia" w:eastAsia="黑体"/>
           <w:b/>
           <w:bCs/>
         </w:rPr>
@@ -469,11 +507,14 @@
       </w:r>
       <w:r>
         <w:rPr>
-          <w:rFonts w:hint="eastAsia"/>
+          <w:rFonts w:hint="eastAsia" w:eastAsia="黑体"/>
         </w:rPr>
         <w:t xml:space="preserve">（平波电抗器串于</w:t>
       </w:r>
       <w:r>
+        <w:rPr>
+          <w:rFonts w:eastAsia="黑体"/>
+        </w:rPr>
         <w:t xml:space="preserve"> </w:t>
       </w:r>
       <m:oMath>
@@ -485,11 +526,14 @@
         </m:r>
       </m:oMath>
       <w:r>
+        <w:rPr>
+          <w:rFonts w:eastAsia="黑体"/>
+        </w:rPr>
         <w:t xml:space="preserve"> </w:t>
       </w:r>
       <w:r>
         <w:rPr>
-          <w:rFonts w:hint="eastAsia"/>
+          <w:rFonts w:hint="eastAsia" w:eastAsia="黑体"/>
         </w:rPr>
         <w:t xml:space="preserve">与负载之间，滤波电容并联）。</w:t>
       </w:r>
@@ -498,7 +542,7 @@
       <w:pPr/>
       <w:r>
         <w:rPr>
-          <w:rFonts w:hint="eastAsia"/>
+          <w:rFonts w:hint="eastAsia" w:eastAsia="黑体"/>
         </w:rPr>
         <w:t xml:space="preserve">各元件管脚连接：</w:t>
       </w:r>
@@ -517,15 +561,21 @@
         </m:sSub>
       </m:oMath>
       <w:r>
+        <w:rPr>
+          <w:rFonts w:eastAsia="黑体"/>
+        </w:rPr>
         <w:t xml:space="preserve"> </w:t>
       </w:r>
       <w:r>
         <w:rPr>
-          <w:rFonts w:hint="eastAsia"/>
+          <w:rFonts w:hint="eastAsia" w:eastAsia="黑体"/>
         </w:rPr>
         <w:t xml:space="preserve">阳极接</w:t>
       </w:r>
       <w:r>
+        <w:rPr>
+          <w:rFonts w:eastAsia="黑体"/>
+        </w:rPr>
         <w:t xml:space="preserve"> </w:t>
       </w:r>
       <m:oMath>
@@ -535,11 +585,14 @@
       </m:oMath>
       <w:r>
         <w:rPr>
-          <w:rFonts w:hint="eastAsia"/>
+          <w:rFonts w:hint="eastAsia" w:eastAsia="黑体"/>
         </w:rPr>
         <w:t xml:space="preserve">、阴极接</w:t>
       </w:r>
       <w:r>
+        <w:rPr>
+          <w:rFonts w:eastAsia="黑体"/>
+        </w:rPr>
         <w:t xml:space="preserve"> </w:t>
       </w:r>
       <m:oMath>
@@ -552,7 +605,7 @@
       </m:oMath>
       <w:r>
         <w:rPr>
-          <w:rFonts w:hint="eastAsia"/>
+          <w:rFonts w:hint="eastAsia" w:eastAsia="黑体"/>
         </w:rPr>
         <w:t xml:space="preserve">、门极接触发；</w:t>
       </w:r>
@@ -571,15 +624,21 @@
         </m:sSub>
       </m:oMath>
       <w:r>
+        <w:rPr>
+          <w:rFonts w:eastAsia="黑体"/>
+        </w:rPr>
         <w:t xml:space="preserve"> </w:t>
       </w:r>
       <w:r>
         <w:rPr>
-          <w:rFonts w:hint="eastAsia"/>
+          <w:rFonts w:hint="eastAsia" w:eastAsia="黑体"/>
         </w:rPr>
         <w:t xml:space="preserve">阳极接</w:t>
       </w:r>
       <w:r>
+        <w:rPr>
+          <w:rFonts w:eastAsia="黑体"/>
+        </w:rPr>
         <w:t xml:space="preserve"> </w:t>
       </w:r>
       <m:oMath>
@@ -592,11 +651,14 @@
       </m:oMath>
       <w:r>
         <w:rPr>
-          <w:rFonts w:hint="eastAsia"/>
+          <w:rFonts w:hint="eastAsia" w:eastAsia="黑体"/>
         </w:rPr>
         <w:t xml:space="preserve">、阴极接</w:t>
       </w:r>
       <w:r>
+        <w:rPr>
+          <w:rFonts w:eastAsia="黑体"/>
+        </w:rPr>
         <w:t xml:space="preserve"> </w:t>
       </w:r>
       <m:oMath>
@@ -606,7 +668,7 @@
       </m:oMath>
       <w:r>
         <w:rPr>
-          <w:rFonts w:hint="eastAsia"/>
+          <w:rFonts w:hint="eastAsia" w:eastAsia="黑体"/>
         </w:rPr>
         <w:t xml:space="preserve">、门极接触发；</w:t>
       </w:r>
@@ -625,15 +687,21 @@
         </m:sSub>
       </m:oMath>
       <w:r>
+        <w:rPr>
+          <w:rFonts w:eastAsia="黑体"/>
+        </w:rPr>
         <w:t xml:space="preserve"> </w:t>
       </w:r>
       <w:r>
         <w:rPr>
-          <w:rFonts w:hint="eastAsia"/>
+          <w:rFonts w:hint="eastAsia" w:eastAsia="黑体"/>
         </w:rPr>
         <w:t xml:space="preserve">阳极接</w:t>
       </w:r>
       <w:r>
+        <w:rPr>
+          <w:rFonts w:eastAsia="黑体"/>
+        </w:rPr>
         <w:t xml:space="preserve"> </w:t>
       </w:r>
       <m:oMath>
@@ -643,11 +711,14 @@
       </m:oMath>
       <w:r>
         <w:rPr>
-          <w:rFonts w:hint="eastAsia"/>
+          <w:rFonts w:hint="eastAsia" w:eastAsia="黑体"/>
         </w:rPr>
         <w:t xml:space="preserve">、阴极接</w:t>
       </w:r>
       <w:r>
+        <w:rPr>
+          <w:rFonts w:eastAsia="黑体"/>
+        </w:rPr>
         <w:t xml:space="preserve"> </w:t>
       </w:r>
       <m:oMath>
@@ -660,7 +731,7 @@
       </m:oMath>
       <w:r>
         <w:rPr>
-          <w:rFonts w:hint="eastAsia"/>
+          <w:rFonts w:hint="eastAsia" w:eastAsia="黑体"/>
         </w:rPr>
         <w:t xml:space="preserve">、门极接触发；</w:t>
       </w:r>
@@ -679,15 +750,21 @@
         </m:sSub>
       </m:oMath>
       <w:r>
+        <w:rPr>
+          <w:rFonts w:eastAsia="黑体"/>
+        </w:rPr>
         <w:t xml:space="preserve"> </w:t>
       </w:r>
       <w:r>
         <w:rPr>
-          <w:rFonts w:hint="eastAsia"/>
+          <w:rFonts w:hint="eastAsia" w:eastAsia="黑体"/>
         </w:rPr>
         <w:t xml:space="preserve">阳极接</w:t>
       </w:r>
       <w:r>
+        <w:rPr>
+          <w:rFonts w:eastAsia="黑体"/>
+        </w:rPr>
         <w:t xml:space="preserve"> </w:t>
       </w:r>
       <m:oMath>
@@ -700,11 +777,14 @@
       </m:oMath>
       <w:r>
         <w:rPr>
-          <w:rFonts w:hint="eastAsia"/>
+          <w:rFonts w:hint="eastAsia" w:eastAsia="黑体"/>
         </w:rPr>
         <w:t xml:space="preserve">、阴极接</w:t>
       </w:r>
       <w:r>
+        <w:rPr>
+          <w:rFonts w:eastAsia="黑体"/>
+        </w:rPr>
         <w:t xml:space="preserve"> </w:t>
       </w:r>
       <m:oMath>
@@ -714,7 +794,7 @@
       </m:oMath>
       <w:r>
         <w:rPr>
-          <w:rFonts w:hint="eastAsia"/>
+          <w:rFonts w:hint="eastAsia" w:eastAsia="黑体"/>
         </w:rPr>
         <w:t xml:space="preserve">、门极接触发；</w:t>
       </w:r>
@@ -733,15 +813,21 @@
         </m:sSub>
       </m:oMath>
       <w:r>
+        <w:rPr>
+          <w:rFonts w:eastAsia="黑体"/>
+        </w:rPr>
         <w:t xml:space="preserve"> </w:t>
       </w:r>
       <w:r>
         <w:rPr>
-          <w:rFonts w:hint="eastAsia"/>
+          <w:rFonts w:hint="eastAsia" w:eastAsia="黑体"/>
         </w:rPr>
         <w:t xml:space="preserve">阳极接</w:t>
       </w:r>
       <w:r>
+        <w:rPr>
+          <w:rFonts w:eastAsia="黑体"/>
+        </w:rPr>
         <w:t xml:space="preserve"> </w:t>
       </w:r>
       <m:oMath>
@@ -751,11 +837,14 @@
       </m:oMath>
       <w:r>
         <w:rPr>
-          <w:rFonts w:hint="eastAsia"/>
+          <w:rFonts w:hint="eastAsia" w:eastAsia="黑体"/>
         </w:rPr>
         <w:t xml:space="preserve">、阴极接</w:t>
       </w:r>
       <w:r>
+        <w:rPr>
+          <w:rFonts w:eastAsia="黑体"/>
+        </w:rPr>
         <w:t xml:space="preserve"> </w:t>
       </w:r>
       <m:oMath>
@@ -768,7 +857,7 @@
       </m:oMath>
       <w:r>
         <w:rPr>
-          <w:rFonts w:hint="eastAsia"/>
+          <w:rFonts w:hint="eastAsia" w:eastAsia="黑体"/>
         </w:rPr>
         <w:t xml:space="preserve">、门极接触发；</w:t>
       </w:r>
@@ -787,15 +876,21 @@
         </m:sSub>
       </m:oMath>
       <w:r>
+        <w:rPr>
+          <w:rFonts w:eastAsia="黑体"/>
+        </w:rPr>
         <w:t xml:space="preserve"> </w:t>
       </w:r>
       <w:r>
         <w:rPr>
-          <w:rFonts w:hint="eastAsia"/>
+          <w:rFonts w:hint="eastAsia" w:eastAsia="黑体"/>
         </w:rPr>
         <w:t xml:space="preserve">阳极接</w:t>
       </w:r>
       <w:r>
+        <w:rPr>
+          <w:rFonts w:eastAsia="黑体"/>
+        </w:rPr>
         <w:t xml:space="preserve"> </w:t>
       </w:r>
       <m:oMath>
@@ -808,11 +903,14 @@
       </m:oMath>
       <w:r>
         <w:rPr>
-          <w:rFonts w:hint="eastAsia"/>
+          <w:rFonts w:hint="eastAsia" w:eastAsia="黑体"/>
         </w:rPr>
         <w:t xml:space="preserve">、阴极接</w:t>
       </w:r>
       <w:r>
+        <w:rPr>
+          <w:rFonts w:eastAsia="黑体"/>
+        </w:rPr>
         <w:t xml:space="preserve"> </w:t>
       </w:r>
       <m:oMath>
@@ -822,7 +920,7 @@
       </m:oMath>
       <w:r>
         <w:rPr>
-          <w:rFonts w:hint="eastAsia"/>
+          <w:rFonts w:hint="eastAsia" w:eastAsia="黑体"/>
         </w:rPr>
         <w:t xml:space="preserve">、门极接触发；</w:t>
       </w:r>
@@ -841,15 +939,21 @@
         </m:sSub>
       </m:oMath>
       <w:r>
+        <w:rPr>
+          <w:rFonts w:eastAsia="黑体"/>
+        </w:rPr>
         <w:t xml:space="preserve"> </w:t>
       </w:r>
       <w:r>
         <w:rPr>
-          <w:rFonts w:hint="eastAsia"/>
+          <w:rFonts w:hint="eastAsia" w:eastAsia="黑体"/>
         </w:rPr>
         <w:t xml:space="preserve">一端接</w:t>
       </w:r>
       <w:r>
+        <w:rPr>
+          <w:rFonts w:eastAsia="黑体"/>
+        </w:rPr>
         <w:t xml:space="preserve"> </w:t>
       </w:r>
       <m:oMath>
@@ -862,11 +966,14 @@
       </m:oMath>
       <w:r>
         <w:rPr>
-          <w:rFonts w:hint="eastAsia"/>
+          <w:rFonts w:hint="eastAsia" w:eastAsia="黑体"/>
         </w:rPr>
         <w:t xml:space="preserve">、另一端接负载，滤波电容一端接负载端、另一端接</w:t>
       </w:r>
       <w:r>
+        <w:rPr>
+          <w:rFonts w:eastAsia="黑体"/>
+        </w:rPr>
         <w:t xml:space="preserve"> </w:t>
       </w:r>
       <m:oMath>
@@ -878,6 +985,9 @@
         </m:r>
       </m:oMath>
       <w:r>
+        <w:rPr>
+          <w:rFonts w:eastAsia="黑体"/>
+        </w:rPr>
         <w:t xml:space="preserve">。</w:t>
       </w:r>
     </w:p>
@@ -885,29 +995,38 @@
       <w:pPr/>
       <w:r>
         <w:rPr>
-          <w:rFonts w:hint="eastAsia"/>
+          <w:rFonts w:hint="eastAsia" w:eastAsia="黑体"/>
         </w:rPr>
         <w:t xml:space="preserve">由此构成”六只晶闸管三相全控桥</w:t>
       </w:r>
       <w:r>
+        <w:rPr>
+          <w:rFonts w:eastAsia="黑体"/>
+        </w:rPr>
         <w:t xml:space="preserve"> + </w:t>
       </w:r>
       <w:r>
         <w:rPr>
-          <w:rFonts w:hint="eastAsia"/>
+          <w:rFonts w:hint="eastAsia" w:eastAsia="黑体"/>
         </w:rPr>
         <w:t xml:space="preserve">平波电抗器”的三相可控整流组态，晶闸管按相序每隔</w:t>
       </w:r>
       <w:r>
+        <w:rPr>
+          <w:rFonts w:eastAsia="黑体"/>
+        </w:rPr>
         <w:t xml:space="preserve"> 60° </w:t>
       </w:r>
       <w:r>
         <w:rPr>
-          <w:rFonts w:hint="eastAsia"/>
+          <w:rFonts w:hint="eastAsia" w:eastAsia="黑体"/>
         </w:rPr>
         <w:t xml:space="preserve">依次触发换流，通过控制触发延迟角</w:t>
       </w:r>
       <w:r>
+        <w:rPr>
+          <w:rFonts w:eastAsia="黑体"/>
+        </w:rPr>
         <w:t xml:space="preserve"> </w:t>
       </w:r>
       <m:oMath>
@@ -916,11 +1035,14 @@
         </m:r>
       </m:oMath>
       <w:r>
+        <w:rPr>
+          <w:rFonts w:eastAsia="黑体"/>
+        </w:rPr>
         <w:t xml:space="preserve"> </w:t>
       </w:r>
       <w:r>
         <w:rPr>
-          <w:rFonts w:hint="eastAsia"/>
+          <w:rFonts w:hint="eastAsia" w:eastAsia="黑体"/>
         </w:rPr>
         <w:t xml:space="preserve">连续调节直流平均电压（</w:t>
       </w:r>
@@ -945,11 +1067,14 @@
         </m:r>
       </m:oMath>
       <w:r>
+        <w:rPr>
+          <w:rFonts w:eastAsia="黑体"/>
+        </w:rPr>
         <w:t xml:space="preserve"> </w:t>
       </w:r>
       <w:r>
         <w:rPr>
-          <w:rFonts w:hint="eastAsia"/>
+          <w:rFonts w:hint="eastAsia" w:eastAsia="黑体"/>
         </w:rPr>
         <w:t xml:space="preserve">为整流、</w:t>
       </w:r>
@@ -971,11 +1096,14 @@
         </m:r>
       </m:oMath>
       <w:r>
+        <w:rPr>
+          <w:rFonts w:eastAsia="黑体"/>
+        </w:rPr>
         <w:t xml:space="preserve"> </w:t>
       </w:r>
       <w:r>
         <w:rPr>
-          <w:rFonts w:hint="eastAsia"/>
+          <w:rFonts w:hint="eastAsia" w:eastAsia="黑体"/>
         </w:rPr>
         <w:t xml:space="preserve">为逆变），广泛用于工业直流电源与电机调速。</w:t>
       </w:r>
@@ -988,7 +1116,7 @@
       </w:pPr>
       <w:r>
         <w:rPr>
-          <w:rFonts w:hint="eastAsia"/>
+          <w:rFonts w:hint="eastAsia" w:eastAsia="黑体"/>
         </w:rPr>
         <w:t xml:space="preserve">工作原理</w:t>
       </w:r>
@@ -999,52 +1127,67 @@
       </w:pPr>
       <w:r>
         <w:rPr>
-          <w:rFonts w:hint="eastAsia"/>
+          <w:rFonts w:hint="eastAsia" w:eastAsia="黑体"/>
         </w:rPr>
         <w:t xml:space="preserve">三相桥中每只晶闸管在其阳极电压高于阴极且收到触发脉冲时导通，六只晶闸管以</w:t>
       </w:r>
       <w:r>
+        <w:rPr>
+          <w:rFonts w:eastAsia="黑体"/>
+        </w:rPr>
         <w:t xml:space="preserve"> 60° </w:t>
       </w:r>
       <w:r>
         <w:rPr>
-          <w:rFonts w:hint="eastAsia"/>
+          <w:rFonts w:hint="eastAsia" w:eastAsia="黑体"/>
         </w:rPr>
         <w:t xml:space="preserve">间隔依次换流。通过控制触发延迟角</w:t>
       </w:r>
       <w:r>
+        <w:rPr>
+          <w:rFonts w:eastAsia="黑体"/>
+        </w:rPr>
         <w:t xml:space="preserve"> </w:t>
       </w:r>
       <w:r>
         <w:rPr>
-          <w:rFonts w:hint="eastAsia"/>
+          <w:rFonts w:hint="eastAsia" w:eastAsia="黑体"/>
         </w:rPr>
         <w:t xml:space="preserve">α，改变各晶闸管的导通起始相位，从而连续调节输出直流平均电压；当</w:t>
       </w:r>
       <w:r>
+        <w:rPr>
+          <w:rFonts w:eastAsia="黑体"/>
+        </w:rPr>
         <w:t xml:space="preserve"> α </w:t>
       </w:r>
       <w:r>
         <w:rPr>
-          <w:rFonts w:hint="eastAsia"/>
+          <w:rFonts w:hint="eastAsia" w:eastAsia="黑体"/>
         </w:rPr>
         <w:t xml:space="preserve">在</w:t>
       </w:r>
       <w:r>
+        <w:rPr>
+          <w:rFonts w:eastAsia="黑体"/>
+        </w:rPr>
         <w:t xml:space="preserve"> 0~90° </w:t>
       </w:r>
       <w:r>
         <w:rPr>
-          <w:rFonts w:hint="eastAsia"/>
+          <w:rFonts w:hint="eastAsia" w:eastAsia="黑体"/>
         </w:rPr>
         <w:t xml:space="preserve">为整流，90°~180°</w:t>
       </w:r>
       <w:r>
+        <w:rPr>
+          <w:rFonts w:eastAsia="黑体"/>
+        </w:rPr>
         <w:t xml:space="preserve"> </w:t>
       </w:r>
       <w:r>
         <w:rPr>
-          <w:rFonts w:hint="eastAsia"/>
+          <w:rFonts w:hint="eastAsia" w:eastAsia="黑体"/>
         </w:rPr>
         <w:t xml:space="preserve">为逆变状态。</w:t>
       </w:r>
@@ -1057,7 +1200,7 @@
       </w:pPr>
       <w:r>
         <w:rPr>
-          <w:rFonts w:hint="eastAsia"/>
+          <w:rFonts w:hint="eastAsia" w:eastAsia="黑体"/>
         </w:rPr>
         <w:t xml:space="preserve">关键计算公式</w:t>
       </w:r>
@@ -1071,7 +1214,7 @@
       </w:pPr>
       <w:r>
         <w:rPr>
-          <w:rFonts w:hint="eastAsia"/>
+          <w:rFonts w:hint="eastAsia" w:eastAsia="黑体"/>
         </w:rPr>
         <w:t xml:space="preserve">三相全控桥输出平均电压：</w:t>
       </w:r>
@@ -1199,7 +1342,7 @@
       </w:pPr>
       <w:r>
         <w:rPr>
-          <w:rFonts w:hint="eastAsia"/>
+          <w:rFonts w:hint="eastAsia" w:eastAsia="黑体"/>
         </w:rPr>
         <w:t xml:space="preserve">输出直流电流：</w:t>
       </w:r>
@@ -1268,7 +1411,7 @@
       </w:pPr>
       <w:r>
         <w:rPr>
-          <w:rFonts w:hint="eastAsia"/>
+          <w:rFonts w:hint="eastAsia" w:eastAsia="黑体"/>
         </w:rPr>
         <w:t xml:space="preserve">换流重叠角导致的电压降：</w:t>
       </w:r>
@@ -1361,7 +1504,7 @@
       </w:pPr>
       <w:r>
         <w:rPr>
-          <w:rFonts w:hint="eastAsia"/>
+          <w:rFonts w:hint="eastAsia" w:eastAsia="黑体"/>
         </w:rPr>
         <w:t xml:space="preserve">每只晶闸管导通角：</w:t>
       </w:r>
@@ -1461,7 +1604,7 @@
             </w:pPr>
             <w:r>
               <w:rPr>
-                <w:rFonts w:hint="eastAsia"/>
+                <w:rFonts w:hint="eastAsia" w:eastAsia="黑体"/>
               </w:rPr>
               <w:t xml:space="preserve">符号</w:t>
             </w:r>
@@ -1475,7 +1618,7 @@
             </w:pPr>
             <w:r>
               <w:rPr>
-                <w:rFonts w:hint="eastAsia"/>
+                <w:rFonts w:hint="eastAsia" w:eastAsia="黑体"/>
               </w:rPr>
               <w:t xml:space="preserve">含义</w:t>
             </w:r>
@@ -1489,7 +1632,7 @@
             </w:pPr>
             <w:r>
               <w:rPr>
-                <w:rFonts w:hint="eastAsia"/>
+                <w:rFonts w:hint="eastAsia" w:eastAsia="黑体"/>
               </w:rPr>
               <w:t xml:space="preserve">单位</w:t>
             </w:r>
@@ -1518,6 +1661,9 @@
               </m:sSub>
             </m:oMath>
             <w:r>
+              <w:rPr>
+                <w:rFonts w:eastAsia="黑体"/>
+              </w:rPr>
               <w:t xml:space="preserve">​</w:t>
             </w:r>
           </w:p>
@@ -1530,7 +1676,7 @@
             </w:pPr>
             <w:r>
               <w:rPr>
-                <w:rFonts w:hint="eastAsia"/>
+                <w:rFonts w:hint="eastAsia" w:eastAsia="黑体"/>
               </w:rPr>
               <w:t xml:space="preserve">输出平均电压</w:t>
             </w:r>
@@ -1543,6 +1689,9 @@
               <w:pStyle w:val="Compact"/>
             </w:pPr>
             <w:r>
+              <w:rPr>
+                <w:rFonts w:eastAsia="黑体"/>
+              </w:rPr>
               <w:t xml:space="preserve">V</w:t>
             </w:r>
           </w:p>
@@ -1573,6 +1722,9 @@
               </m:sSub>
             </m:oMath>
             <w:r>
+              <w:rPr>
+                <w:rFonts w:eastAsia="黑体"/>
+              </w:rPr>
               <w:t xml:space="preserve">​</w:t>
             </w:r>
           </w:p>
@@ -1585,7 +1737,7 @@
             </w:pPr>
             <w:r>
               <w:rPr>
-                <w:rFonts w:hint="eastAsia"/>
+                <w:rFonts w:hint="eastAsia" w:eastAsia="黑体"/>
               </w:rPr>
               <w:t xml:space="preserve">交流线电压有效值</w:t>
             </w:r>
@@ -1598,6 +1750,9 @@
               <w:pStyle w:val="Compact"/>
             </w:pPr>
             <w:r>
+              <w:rPr>
+                <w:rFonts w:eastAsia="黑体"/>
+              </w:rPr>
               <w:t xml:space="preserve">V</w:t>
             </w:r>
           </w:p>
@@ -1616,6 +1771,9 @@
               </m:r>
             </m:oMath>
             <w:r>
+              <w:rPr>
+                <w:rFonts w:eastAsia="黑体"/>
+              </w:rPr>
               <w:t xml:space="preserve">​</w:t>
             </w:r>
           </w:p>
@@ -1628,7 +1786,7 @@
             </w:pPr>
             <w:r>
               <w:rPr>
-                <w:rFonts w:hint="eastAsia"/>
+                <w:rFonts w:hint="eastAsia" w:eastAsia="黑体"/>
               </w:rPr>
               <w:t xml:space="preserve">触发延迟角</w:t>
             </w:r>
@@ -1641,6 +1799,9 @@
               <w:pStyle w:val="Compact"/>
             </w:pPr>
             <w:r>
+              <w:rPr>
+                <w:rFonts w:eastAsia="黑体"/>
+              </w:rPr>
               <w:t xml:space="preserve">rad</w:t>
             </w:r>
           </w:p>
@@ -1668,6 +1829,9 @@
               </m:sSub>
             </m:oMath>
             <w:r>
+              <w:rPr>
+                <w:rFonts w:eastAsia="黑体"/>
+              </w:rPr>
               <w:t xml:space="preserve">​</w:t>
             </w:r>
           </w:p>
@@ -1680,7 +1844,7 @@
             </w:pPr>
             <w:r>
               <w:rPr>
-                <w:rFonts w:hint="eastAsia"/>
+                <w:rFonts w:hint="eastAsia" w:eastAsia="黑体"/>
               </w:rPr>
               <w:t xml:space="preserve">输出平均电流</w:t>
             </w:r>
@@ -1693,6 +1857,9 @@
               <w:pStyle w:val="Compact"/>
             </w:pPr>
             <w:r>
+              <w:rPr>
+                <w:rFonts w:eastAsia="黑体"/>
+              </w:rPr>
               <w:t xml:space="preserve">A</w:t>
             </w:r>
           </w:p>
@@ -1720,6 +1887,9 @@
               </m:sSub>
             </m:oMath>
             <w:r>
+              <w:rPr>
+                <w:rFonts w:eastAsia="黑体"/>
+              </w:rPr>
               <w:t xml:space="preserve">​</w:t>
             </w:r>
           </w:p>
@@ -1732,7 +1902,7 @@
             </w:pPr>
             <w:r>
               <w:rPr>
-                <w:rFonts w:hint="eastAsia"/>
+                <w:rFonts w:hint="eastAsia" w:eastAsia="黑体"/>
               </w:rPr>
               <w:t xml:space="preserve">换流（漏感）电感</w:t>
             </w:r>
@@ -1745,6 +1915,9 @@
               <w:pStyle w:val="Compact"/>
             </w:pPr>
             <w:r>
+              <w:rPr>
+                <w:rFonts w:eastAsia="黑体"/>
+              </w:rPr>
               <w:t xml:space="preserve">H</w:t>
             </w:r>
           </w:p>
@@ -1778,6 +1951,9 @@
               </m:sSub>
             </m:oMath>
             <w:r>
+              <w:rPr>
+                <w:rFonts w:eastAsia="黑体"/>
+              </w:rPr>
               <w:t xml:space="preserve">​</w:t>
             </w:r>
           </w:p>
@@ -1790,7 +1966,7 @@
             </w:pPr>
             <w:r>
               <w:rPr>
-                <w:rFonts w:hint="eastAsia"/>
+                <w:rFonts w:hint="eastAsia" w:eastAsia="黑体"/>
               </w:rPr>
               <w:t xml:space="preserve">重叠压降</w:t>
             </w:r>
@@ -1803,6 +1979,9 @@
               <w:pStyle w:val="Compact"/>
             </w:pPr>
             <w:r>
+              <w:rPr>
+                <w:rFonts w:eastAsia="黑体"/>
+              </w:rPr>
               <w:t xml:space="preserve">V</w:t>
             </w:r>
           </w:p>
@@ -1817,7 +1996,7 @@
       </w:pPr>
       <w:r>
         <w:rPr>
-          <w:rFonts w:hint="eastAsia"/>
+          <w:rFonts w:hint="eastAsia" w:eastAsia="黑体"/>
         </w:rPr>
         <w:t xml:space="preserve">元件调整影响</w:t>
       </w:r>
@@ -1832,7 +2011,7 @@
       </w:pPr>
       <w:r>
         <w:rPr>
-          <w:rFonts w:hint="eastAsia"/>
+          <w:rFonts w:hint="eastAsia" w:eastAsia="黑体"/>
           <w:b/>
           <w:bCs/>
         </w:rPr>
@@ -1840,6 +2019,7 @@
       </w:r>
       <w:r>
         <w:rPr>
+          <w:rFonts w:eastAsia="黑体"/>
           <w:b/>
           <w:bCs/>
         </w:rPr>
@@ -1847,21 +2027,27 @@
       </w:r>
       <w:r>
         <w:rPr>
-          <w:rFonts w:hint="eastAsia"/>
+          <w:rFonts w:hint="eastAsia" w:eastAsia="黑体"/>
           <w:b/>
           <w:bCs/>
         </w:rPr>
         <w:t xml:space="preserve">增大</w:t>
       </w:r>
       <w:r>
+        <w:rPr>
+          <w:rFonts w:eastAsia="黑体"/>
+        </w:rPr>
         <w:t xml:space="preserve"> </w:t>
       </w:r>
       <w:r>
+        <w:rPr>
+          <w:rFonts w:eastAsia="黑体"/>
+        </w:rPr>
         <w:t xml:space="preserve">→ </w:t>
       </w:r>
       <w:r>
         <w:rPr>
-          <w:rFonts w:hint="eastAsia"/>
+          <w:rFonts w:hint="eastAsia" w:eastAsia="黑体"/>
         </w:rPr>
         <w:t xml:space="preserve">输出平均电压下降，功率因数变差，谐波增大。</w:t>
       </w:r>
@@ -1876,6 +2062,7 @@
       </w:pPr>
       <w:r>
         <w:rPr>
+          <w:rFonts w:eastAsia="黑体"/>
           <w:b/>
           <w:bCs/>
         </w:rPr>
@@ -1883,25 +2070,34 @@
       </w:r>
       <w:r>
         <w:rPr>
-          <w:rFonts w:hint="eastAsia"/>
+          <w:rFonts w:hint="eastAsia" w:eastAsia="黑体"/>
           <w:b/>
           <w:bCs/>
         </w:rPr>
         <w:t xml:space="preserve">减小</w:t>
       </w:r>
       <w:r>
+        <w:rPr>
+          <w:rFonts w:eastAsia="黑体"/>
+        </w:rPr>
         <w:t xml:space="preserve"> </w:t>
       </w:r>
       <w:r>
+        <w:rPr>
+          <w:rFonts w:eastAsia="黑体"/>
+        </w:rPr>
         <w:t xml:space="preserve">→ </w:t>
       </w:r>
       <w:r>
         <w:rPr>
-          <w:rFonts w:hint="eastAsia"/>
+          <w:rFonts w:hint="eastAsia" w:eastAsia="黑体"/>
         </w:rPr>
         <w:t xml:space="preserve">输出电压升高，接近最大值</w:t>
       </w:r>
       <w:r>
+        <w:rPr>
+          <w:rFonts w:eastAsia="黑体"/>
+        </w:rPr>
         <w:t xml:space="preserve"> </w:t>
       </w:r>
       <m:oMath>
@@ -1925,6 +2121,9 @@
         </m:sSub>
       </m:oMath>
       <w:r>
+        <w:rPr>
+          <w:rFonts w:eastAsia="黑体"/>
+        </w:rPr>
         <w:t xml:space="preserve">。</w:t>
       </w:r>
     </w:p>
@@ -1938,7 +2137,7 @@
       </w:pPr>
       <w:r>
         <w:rPr>
-          <w:rFonts w:hint="eastAsia"/>
+          <w:rFonts w:hint="eastAsia" w:eastAsia="黑体"/>
           <w:b/>
           <w:bCs/>
         </w:rPr>
@@ -1946,6 +2145,7 @@
       </w:r>
       <w:r>
         <w:rPr>
+          <w:rFonts w:eastAsia="黑体"/>
           <w:b/>
           <w:bCs/>
         </w:rPr>
@@ -1967,6 +2167,7 @@
       </m:oMath>
       <w:r>
         <w:rPr>
+          <w:rFonts w:eastAsia="黑体"/>
           <w:b/>
           <w:bCs/>
         </w:rPr>
@@ -1974,21 +2175,27 @@
       </w:r>
       <w:r>
         <w:rPr>
-          <w:rFonts w:hint="eastAsia"/>
+          <w:rFonts w:hint="eastAsia" w:eastAsia="黑体"/>
           <w:b/>
           <w:bCs/>
         </w:rPr>
         <w:t xml:space="preserve">增大</w:t>
       </w:r>
       <w:r>
+        <w:rPr>
+          <w:rFonts w:eastAsia="黑体"/>
+        </w:rPr>
         <w:t xml:space="preserve"> </w:t>
       </w:r>
       <w:r>
+        <w:rPr>
+          <w:rFonts w:eastAsia="黑体"/>
+        </w:rPr>
         <w:t xml:space="preserve">→ </w:t>
       </w:r>
       <w:r>
         <w:rPr>
-          <w:rFonts w:hint="eastAsia"/>
+          <w:rFonts w:hint="eastAsia" w:eastAsia="黑体"/>
         </w:rPr>
         <w:t xml:space="preserve">换流重叠角增大、压降增加，有效输出电压减小。</w:t>
       </w:r>
@@ -2003,21 +2210,27 @@
       </w:pPr>
       <w:r>
         <w:rPr>
-          <w:rFonts w:hint="eastAsia"/>
+          <w:rFonts w:hint="eastAsia" w:eastAsia="黑体"/>
           <w:b/>
           <w:bCs/>
         </w:rPr>
         <w:t xml:space="preserve">增加平波电抗器</w:t>
       </w:r>
       <w:r>
+        <w:rPr>
+          <w:rFonts w:eastAsia="黑体"/>
+        </w:rPr>
         <w:t xml:space="preserve"> </w:t>
       </w:r>
       <w:r>
+        <w:rPr>
+          <w:rFonts w:eastAsia="黑体"/>
+        </w:rPr>
         <w:t xml:space="preserve">→ </w:t>
       </w:r>
       <w:r>
         <w:rPr>
-          <w:rFonts w:hint="eastAsia"/>
+          <w:rFonts w:hint="eastAsia" w:eastAsia="黑体"/>
         </w:rPr>
         <w:t xml:space="preserve">输出电流更平滑、电流断续减轻。</w:t>
       </w:r>
@@ -2032,7 +2245,7 @@
       </w:pPr>
       <w:r>
         <w:rPr>
-          <w:rFonts w:hint="eastAsia"/>
+          <w:rFonts w:hint="eastAsia" w:eastAsia="黑体"/>
           <w:b/>
           <w:bCs/>
         </w:rPr>
@@ -2040,6 +2253,7 @@
       </w:r>
       <w:r>
         <w:rPr>
+          <w:rFonts w:eastAsia="黑体"/>
           <w:b/>
           <w:bCs/>
         </w:rPr>
@@ -2047,21 +2261,27 @@
       </w:r>
       <w:r>
         <w:rPr>
-          <w:rFonts w:hint="eastAsia"/>
+          <w:rFonts w:hint="eastAsia" w:eastAsia="黑体"/>
           <w:b/>
           <w:bCs/>
         </w:rPr>
         <w:t xml:space="preserve">通流额定越高</w:t>
       </w:r>
       <w:r>
+        <w:rPr>
+          <w:rFonts w:eastAsia="黑体"/>
+        </w:rPr>
         <w:t xml:space="preserve"> </w:t>
       </w:r>
       <w:r>
+        <w:rPr>
+          <w:rFonts w:eastAsia="黑体"/>
+        </w:rPr>
         <w:t xml:space="preserve">→ </w:t>
       </w:r>
       <w:r>
         <w:rPr>
-          <w:rFonts w:hint="eastAsia"/>
+          <w:rFonts w:hint="eastAsia" w:eastAsia="黑体"/>
         </w:rPr>
         <w:t xml:space="preserve">可处理更高电压与功率。</w:t>
       </w:r>
@@ -2074,7 +2294,7 @@
       </w:pPr>
       <w:r>
         <w:rPr>
-          <w:rFonts w:hint="eastAsia"/>
+          <w:rFonts w:hint="eastAsia" w:eastAsia="黑体"/>
         </w:rPr>
         <w:t xml:space="preserve">典型参数示例</w:t>
       </w:r>
@@ -2089,11 +2309,14 @@
       </w:pPr>
       <w:r>
         <w:rPr>
-          <w:rFonts w:hint="eastAsia"/>
+          <w:rFonts w:hint="eastAsia" w:eastAsia="黑体"/>
         </w:rPr>
         <w:t xml:space="preserve">三相</w:t>
       </w:r>
       <w:r>
+        <w:rPr>
+          <w:rFonts w:eastAsia="黑体"/>
+        </w:rPr>
         <w:t xml:space="preserve"> </w:t>
       </w:r>
       <m:oMath>
@@ -2134,7 +2357,7 @@
       </m:oMath>
       <w:r>
         <w:rPr>
-          <w:rFonts w:hint="eastAsia"/>
+          <w:rFonts w:hint="eastAsia" w:eastAsia="黑体"/>
         </w:rPr>
         <w:t xml:space="preserve">、全控桥、</w:t>
       </w:r>
@@ -2163,6 +2386,9 @@
         </m:r>
       </m:oMath>
       <w:r>
+        <w:rPr>
+          <w:rFonts w:eastAsia="黑体"/>
+        </w:rPr>
         <w:t xml:space="preserve">。</w:t>
       </w:r>
     </w:p>
@@ -2176,11 +2402,14 @@
       </w:pPr>
       <w:r>
         <w:rPr>
-          <w:rFonts w:hint="eastAsia"/>
+          <w:rFonts w:hint="eastAsia" w:eastAsia="黑体"/>
         </w:rPr>
         <w:t xml:space="preserve">取</w:t>
       </w:r>
       <w:r>
+        <w:rPr>
+          <w:rFonts w:eastAsia="黑体"/>
+        </w:rPr>
         <w:t xml:space="preserve"> </w:t>
       </w:r>
       <m:oMath>
@@ -2199,7 +2428,7 @@
       </m:oMath>
       <w:r>
         <w:rPr>
-          <w:rFonts w:hint="eastAsia"/>
+          <w:rFonts w:hint="eastAsia" w:eastAsia="黑体"/>
         </w:rPr>
         <w:t xml:space="preserve">：</w:t>
       </w:r>
@@ -2256,7 +2485,7 @@
       </m:oMath>
       <w:r>
         <w:rPr>
-          <w:rFonts w:hint="eastAsia"/>
+          <w:rFonts w:hint="eastAsia" w:eastAsia="黑体"/>
         </w:rPr>
         <w:t xml:space="preserve">，</w:t>
       </w:r>
@@ -2294,6 +2523,9 @@
         </m:r>
       </m:oMath>
       <w:r>
+        <w:rPr>
+          <w:rFonts w:eastAsia="黑体"/>
+        </w:rPr>
         <w:t xml:space="preserve">。</w:t>
       </w:r>
     </w:p>
@@ -2307,11 +2539,14 @@
       </w:pPr>
       <w:r>
         <w:rPr>
-          <w:rFonts w:hint="eastAsia"/>
+          <w:rFonts w:hint="eastAsia" w:eastAsia="黑体"/>
         </w:rPr>
         <w:t xml:space="preserve">取</w:t>
       </w:r>
       <w:r>
+        <w:rPr>
+          <w:rFonts w:eastAsia="黑体"/>
+        </w:rPr>
         <w:t xml:space="preserve"> </w:t>
       </w:r>
       <m:oMath>
@@ -2336,7 +2571,7 @@
       </m:oMath>
       <w:r>
         <w:rPr>
-          <w:rFonts w:hint="eastAsia"/>
+          <w:rFonts w:hint="eastAsia" w:eastAsia="黑体"/>
         </w:rPr>
         <w:t xml:space="preserve">：</w:t>
       </w:r>
@@ -2402,11 +2637,14 @@
       </m:oMath>
       <w:r>
         <w:rPr>
-          <w:rFonts w:hint="eastAsia"/>
+          <w:rFonts w:hint="eastAsia" w:eastAsia="黑体"/>
         </w:rPr>
         <w:t xml:space="preserve">；取</w:t>
       </w:r>
       <w:r>
+        <w:rPr>
+          <w:rFonts w:eastAsia="黑体"/>
+        </w:rPr>
         <w:t xml:space="preserve"> </w:t>
       </w:r>
       <m:oMath>
@@ -2431,7 +2669,7 @@
       </m:oMath>
       <w:r>
         <w:rPr>
-          <w:rFonts w:hint="eastAsia"/>
+          <w:rFonts w:hint="eastAsia" w:eastAsia="黑体"/>
         </w:rPr>
         <w:t xml:space="preserve">：</w:t>
       </w:r>
@@ -2469,6 +2707,9 @@
         </m:r>
       </m:oMath>
       <w:r>
+        <w:rPr>
+          <w:rFonts w:eastAsia="黑体"/>
+        </w:rPr>
         <w:t xml:space="preserve">。</w:t>
       </w:r>
     </w:p>
@@ -2480,7 +2721,7 @@
       </w:pPr>
       <w:r>
         <w:rPr>
-          <w:rFonts w:hint="eastAsia"/>
+          <w:rFonts w:hint="eastAsia" w:eastAsia="黑体"/>
         </w:rPr>
         <w:t xml:space="preserve">常见器件型号</w:t>
       </w:r>
@@ -2495,16 +2736,19 @@
       </w:pPr>
       <w:r>
         <w:rPr>
-          <w:rFonts w:hint="eastAsia"/>
+          <w:rFonts w:hint="eastAsia" w:eastAsia="黑体"/>
         </w:rPr>
         <w:t xml:space="preserve">三相全控桥模块：MTC、MFC</w:t>
       </w:r>
       <w:r>
+        <w:rPr>
+          <w:rFonts w:eastAsia="黑体"/>
+        </w:rPr>
         <w:t xml:space="preserve"> </w:t>
       </w:r>
       <w:r>
         <w:rPr>
-          <w:rFonts w:hint="eastAsia"/>
+          <w:rFonts w:hint="eastAsia" w:eastAsia="黑体"/>
         </w:rPr>
         <w:t xml:space="preserve">系列（大功率）。</w:t>
       </w:r>
@@ -2519,34 +2763,43 @@
       </w:pPr>
       <w:r>
         <w:rPr>
-          <w:rFonts w:hint="eastAsia"/>
+          <w:rFonts w:hint="eastAsia" w:eastAsia="黑体"/>
         </w:rPr>
         <w:t xml:space="preserve">晶闸管：KP</w:t>
       </w:r>
       <w:r>
+        <w:rPr>
+          <w:rFonts w:eastAsia="黑体"/>
+        </w:rPr>
         <w:t xml:space="preserve"> </w:t>
       </w:r>
       <w:r>
         <w:rPr>
-          <w:rFonts w:hint="eastAsia"/>
+          <w:rFonts w:hint="eastAsia" w:eastAsia="黑体"/>
         </w:rPr>
         <w:t xml:space="preserve">系列、TYN</w:t>
       </w:r>
       <w:r>
+        <w:rPr>
+          <w:rFonts w:eastAsia="黑体"/>
+        </w:rPr>
         <w:t xml:space="preserve"> </w:t>
       </w:r>
       <w:r>
         <w:rPr>
-          <w:rFonts w:hint="eastAsia"/>
+          <w:rFonts w:hint="eastAsia" w:eastAsia="黑体"/>
         </w:rPr>
         <w:t xml:space="preserve">系列（ST）、TIC</w:t>
       </w:r>
       <w:r>
+        <w:rPr>
+          <w:rFonts w:eastAsia="黑体"/>
+        </w:rPr>
         <w:t xml:space="preserve"> </w:t>
       </w:r>
       <w:r>
         <w:rPr>
-          <w:rFonts w:hint="eastAsia"/>
+          <w:rFonts w:hint="eastAsia" w:eastAsia="黑体"/>
         </w:rPr>
         <w:t xml:space="preserve">系列。</w:t>
       </w:r>
@@ -2561,16 +2814,19 @@
       </w:pPr>
       <w:r>
         <w:rPr>
-          <w:rFonts w:hint="eastAsia"/>
+          <w:rFonts w:hint="eastAsia" w:eastAsia="黑体"/>
         </w:rPr>
         <w:t xml:space="preserve">移相触发：TCA785</w:t>
       </w:r>
       <w:r>
+        <w:rPr>
+          <w:rFonts w:eastAsia="黑体"/>
+        </w:rPr>
         <w:t xml:space="preserve"> </w:t>
       </w:r>
       <w:r>
         <w:rPr>
-          <w:rFonts w:hint="eastAsia"/>
+          <w:rFonts w:hint="eastAsia" w:eastAsia="黑体"/>
         </w:rPr>
         <w:t xml:space="preserve">移相控制芯片。</w:t>
       </w:r>
@@ -2585,7 +2841,7 @@
       </w:pPr>
       <w:r>
         <w:rPr>
-          <w:rFonts w:hint="eastAsia"/>
+          <w:rFonts w:hint="eastAsia" w:eastAsia="黑体"/>
         </w:rPr>
         <w:t xml:space="preserve">平波电抗器：常用按需选型。</w:t>
       </w:r>
@@ -2598,7 +2854,7 @@
       </w:pPr>
       <w:r>
         <w:rPr>
-          <w:rFonts w:hint="eastAsia"/>
+          <w:rFonts w:hint="eastAsia" w:eastAsia="黑体"/>
         </w:rPr>
         <w:t xml:space="preserve">注意事项</w:t>
       </w:r>
@@ -2613,16 +2869,19 @@
       </w:pPr>
       <w:r>
         <w:rPr>
-          <w:rFonts w:hint="eastAsia"/>
+          <w:rFonts w:hint="eastAsia" w:eastAsia="黑体"/>
         </w:rPr>
         <w:t xml:space="preserve">三相桥的触发脉冲需按相序依次移相（间隔</w:t>
       </w:r>
       <w:r>
+        <w:rPr>
+          <w:rFonts w:eastAsia="黑体"/>
+        </w:rPr>
         <w:t xml:space="preserve"> </w:t>
       </w:r>
       <w:r>
         <w:rPr>
-          <w:rFonts w:hint="eastAsia"/>
+          <w:rFonts w:hint="eastAsia" w:eastAsia="黑体"/>
         </w:rPr>
         <w:t xml:space="preserve">60°），相序接错会整流失败。</w:t>
       </w:r>
@@ -2637,11 +2896,14 @@
       </w:pPr>
       <w:r>
         <w:rPr>
-          <w:rFonts w:hint="eastAsia"/>
+          <w:rFonts w:hint="eastAsia" w:eastAsia="黑体"/>
         </w:rPr>
         <w:t xml:space="preserve">感性负载换流重叠会使</w:t>
       </w:r>
       <w:r>
+        <w:rPr>
+          <w:rFonts w:eastAsia="黑体"/>
+        </w:rPr>
         <w:t xml:space="preserve"> </w:t>
       </w:r>
       <m:oMath>
@@ -2659,11 +2921,14 @@
         </m:sSub>
       </m:oMath>
       <w:r>
+        <w:rPr>
+          <w:rFonts w:eastAsia="黑体"/>
+        </w:rPr>
         <w:t xml:space="preserve"> </w:t>
       </w:r>
       <w:r>
         <w:rPr>
-          <w:rFonts w:hint="eastAsia"/>
+          <w:rFonts w:hint="eastAsia" w:eastAsia="黑体"/>
         </w:rPr>
         <w:t xml:space="preserve">降低，大电流时需考虑重叠压降补偿。</w:t>
       </w:r>
@@ -2678,16 +2943,19 @@
       </w:pPr>
       <w:r>
         <w:rPr>
-          <w:rFonts w:hint="eastAsia"/>
+          <w:rFonts w:hint="eastAsia" w:eastAsia="黑体"/>
         </w:rPr>
         <w:t xml:space="preserve">输出直流电压纹波为</w:t>
       </w:r>
       <w:r>
+        <w:rPr>
+          <w:rFonts w:eastAsia="黑体"/>
+        </w:rPr>
         <w:t xml:space="preserve"> 6 </w:t>
       </w:r>
       <w:r>
         <w:rPr>
-          <w:rFonts w:hint="eastAsia"/>
+          <w:rFonts w:hint="eastAsia" w:eastAsia="黑体"/>
         </w:rPr>
         <w:t xml:space="preserve">倍网频（6f），滤波相对单相更易实现。</w:t>
       </w:r>
@@ -2702,7 +2970,7 @@
       </w:pPr>
       <w:r>
         <w:rPr>
-          <w:rFonts w:hint="eastAsia"/>
+          <w:rFonts w:hint="eastAsia" w:eastAsia="黑体"/>
         </w:rPr>
         <w:t xml:space="preserve">大功率时需加阻容吸收（snubber）抑制关断过电压，保护晶闸管。</w:t>
       </w:r>
@@ -2715,7 +2983,7 @@
       </w:pPr>
       <w:r>
         <w:rPr>
-          <w:rFonts w:hint="eastAsia"/>
+          <w:rFonts w:hint="eastAsia" w:eastAsia="黑体"/>
         </w:rPr>
         <w:t xml:space="preserve">参考资料</w:t>
       </w:r>
@@ -2730,7 +2998,7 @@
       </w:pPr>
       <w:r>
         <w:rPr>
-          <w:rFonts w:hint="eastAsia"/>
+          <w:rFonts w:hint="eastAsia" w:eastAsia="黑体"/>
         </w:rPr>
         <w:t xml:space="preserve">《电力电子技术》（王兆安、刘进军）。</w:t>
       </w:r>
@@ -2744,6 +3012,9 @@
         </w:numPr>
       </w:pPr>
       <w:r>
+        <w:rPr>
+          <w:rFonts w:eastAsia="黑体"/>
+        </w:rPr>
         <w:t xml:space="preserve">Wikipedia: Three-phase bridge rectifier。</w:t>
       </w:r>
     </w:p>
@@ -2757,7 +3028,7 @@
       </w:pPr>
       <w:r>
         <w:rPr>
-          <w:rFonts w:hint="eastAsia"/>
+          <w:rFonts w:hint="eastAsia" w:eastAsia="黑体"/>
         </w:rPr>
         <w:t xml:space="preserve">《晶闸管变流技术》。</w:t>
       </w:r>
@@ -2771,11 +3042,11 @@
       </w:pPr>
       <w:r>
         <w:rPr>
-          <w:rFonts w:ascii="Times New Roman" w:hAnsi="Times New Roman"/>
+          <w:rFonts w:ascii="Times New Roman" w:hAnsi="Times New Roman" w:eastAsia="黑体"/>
           <w:color w:val="555555"/>
           <w:sz w:val="21"/>
         </w:rPr>
-        <w:t>材料收集者：杜文杰</w:t>
+        <w:t>材料收集者：杜文杰，WX手机：19519196569，QQ:3478827729</w:t>
       </w:r>
     </w:p>
     <w:sectPr>
@@ -2795,7 +3066,7 @@
 </file>
 
 <file path=word/footer1.xml><?xml version="1.0" encoding="utf-8"?>
-<w:ftr xmlns:m="http://schemas.openxmlformats.org/officeDocument/2006/math" xmlns:mc="http://schemas.openxmlformats.org/markup-compatibility/2006" xmlns:mo="http://schemas.microsoft.com/office/mac/office/2008/main" xmlns:mv="urn:schemas-microsoft-com:mac:vml" xmlns:o="urn:schemas-microsoft-com:office:office" xmlns:r="http://schemas.openxmlformats.org/officeDocument/2006/relationships" xmlns:v="urn:schemas-microsoft-com:vml" xmlns:w10="urn:schemas-microsoft-com:office:word" xmlns:w14="http://schemas.microsoft.com/office/word/2010/wordml" xmlns:w="http://schemas.openxmlformats.org/wordprocessingml/2006/main" xmlns:wne="http://schemas.microsoft.com/office/word/2006/wordml" xmlns:wp14="http://schemas.microsoft.com/office/word/2010/wordprocessingDrawing" xmlns:wp="http://schemas.openxmlformats.org/drawingml/2006/wordprocessingDrawing" xmlns:wpc="http://schemas.microsoft.com/office/word/2010/wordprocessingCanvas" xmlns:wpg="http://schemas.microsoft.com/office/word/2010/wordprocessingGroup" xmlns:wpi="http://schemas.microsoft.com/office/word/2010/wordprocessingInk" xmlns:wps="http://schemas.microsoft.com/office/word/2010/wordprocessingShape" mc:Ignorable="w14 wp14">
+<w:ftr xmlns:mc="http://schemas.openxmlformats.org/markup-compatibility/2006" xmlns:w="http://schemas.openxmlformats.org/wordprocessingml/2006/main" xmlns:m="http://schemas.openxmlformats.org/officeDocument/2006/math" xmlns:mo="http://schemas.microsoft.com/office/mac/office/2008/main" xmlns:mv="urn:schemas-microsoft-com:mac:vml" xmlns:o="urn:schemas-microsoft-com:office:office" xmlns:r="http://schemas.openxmlformats.org/officeDocument/2006/relationships" xmlns:v="urn:schemas-microsoft-com:vml" xmlns:w10="urn:schemas-microsoft-com:office:word" xmlns:w14="http://schemas.microsoft.com/office/word/2010/wordml" xmlns:wne="http://schemas.microsoft.com/office/word/2006/wordml" xmlns:wp14="http://schemas.microsoft.com/office/word/2010/wordprocessingDrawing" xmlns:wp="http://schemas.openxmlformats.org/drawingml/2006/wordprocessingDrawing" xmlns:wpc="http://schemas.microsoft.com/office/word/2010/wordprocessingCanvas" xmlns:wpg="http://schemas.microsoft.com/office/word/2010/wordprocessingGroup" xmlns:wpi="http://schemas.microsoft.com/office/word/2010/wordprocessingInk" xmlns:wps="http://schemas.microsoft.com/office/word/2010/wordprocessingShape" mc:Ignorable="w14 wp14">
   <w:p>
     <w:pPr>
       <w:pStyle w:val="Footer"/>
@@ -2803,12 +3074,14 @@
     </w:pPr>
     <w:r>
       <w:rPr>
+        <w:rFonts w:eastAsia="黑体"/>
         <w:sz w:val="18"/>
       </w:rPr>
       <w:t xml:space="preserve">第 </w:t>
     </w:r>
     <w:r>
       <w:rPr>
+        <w:rFonts w:eastAsia="黑体"/>
         <w:sz w:val="18"/>
       </w:rPr>
       <w:fldChar w:fldCharType="begin"/>
@@ -2817,6 +3090,7 @@
     </w:r>
     <w:r>
       <w:rPr>
+        <w:rFonts w:eastAsia="黑体"/>
         <w:sz w:val="18"/>
       </w:rPr>
       <w:t xml:space="preserve"> 页</w:t>
@@ -2830,6 +3104,9 @@
   <w:footnote w:type="continuationSeparator" w:id="0">
     <w:p>
       <w:r>
+        <w:rPr>
+          <w:rFonts w:eastAsia="黑体"/>
+        </w:rPr>
         <w:continuationSeparator/>
       </w:r>
     </w:p>
@@ -2837,6 +3114,9 @@
   <w:footnote w:type="separator" w:id="-1">
     <w:p>
       <w:r>
+        <w:rPr>
+          <w:rFonts w:eastAsia="黑体"/>
+        </w:rPr>
         <w:separator/>
       </w:r>
     </w:p>
@@ -2845,7 +3125,7 @@
 </file>
 
 <file path=word/header1.xml><?xml version="1.0" encoding="utf-8"?>
-<w:hdr xmlns:m="http://schemas.openxmlformats.org/officeDocument/2006/math" xmlns:mc="http://schemas.openxmlformats.org/markup-compatibility/2006" xmlns:mo="http://schemas.microsoft.com/office/mac/office/2008/main" xmlns:mv="urn:schemas-microsoft-com:mac:vml" xmlns:o="urn:schemas-microsoft-com:office:office" xmlns:r="http://schemas.openxmlformats.org/officeDocument/2006/relationships" xmlns:v="urn:schemas-microsoft-com:vml" xmlns:w10="urn:schemas-microsoft-com:office:word" xmlns:w14="http://schemas.microsoft.com/office/word/2010/wordml" xmlns:w="http://schemas.openxmlformats.org/wordprocessingml/2006/main" xmlns:wne="http://schemas.microsoft.com/office/word/2006/wordml" xmlns:wp14="http://schemas.microsoft.com/office/word/2010/wordprocessingDrawing" xmlns:wp="http://schemas.openxmlformats.org/drawingml/2006/wordprocessingDrawing" xmlns:wpc="http://schemas.microsoft.com/office/word/2010/wordprocessingCanvas" xmlns:wpg="http://schemas.microsoft.com/office/word/2010/wordprocessingGroup" xmlns:wpi="http://schemas.microsoft.com/office/word/2010/wordprocessingInk" xmlns:wps="http://schemas.microsoft.com/office/word/2010/wordprocessingShape" mc:Ignorable="w14 wp14">
+<w:hdr xmlns:mc="http://schemas.openxmlformats.org/markup-compatibility/2006" xmlns:w="http://schemas.openxmlformats.org/wordprocessingml/2006/main" xmlns:m="http://schemas.openxmlformats.org/officeDocument/2006/math" xmlns:mo="http://schemas.microsoft.com/office/mac/office/2008/main" xmlns:mv="urn:schemas-microsoft-com:mac:vml" xmlns:o="urn:schemas-microsoft-com:office:office" xmlns:r="http://schemas.openxmlformats.org/officeDocument/2006/relationships" xmlns:v="urn:schemas-microsoft-com:vml" xmlns:w10="urn:schemas-microsoft-com:office:word" xmlns:w14="http://schemas.microsoft.com/office/word/2010/wordml" xmlns:wne="http://schemas.microsoft.com/office/word/2006/wordml" xmlns:wp14="http://schemas.microsoft.com/office/word/2010/wordprocessingDrawing" xmlns:wp="http://schemas.openxmlformats.org/drawingml/2006/wordprocessingDrawing" xmlns:wpc="http://schemas.microsoft.com/office/word/2010/wordprocessingCanvas" xmlns:wpg="http://schemas.microsoft.com/office/word/2010/wordprocessingGroup" xmlns:wpi="http://schemas.microsoft.com/office/word/2010/wordprocessingInk" xmlns:wps="http://schemas.microsoft.com/office/word/2010/wordprocessingShape" mc:Ignorable="w14 wp14">
   <w:p>
     <w:pPr>
       <w:pStyle w:val="Header"/>
@@ -2853,7 +3133,7 @@
     </w:pPr>
     <w:r>
       <w:rPr>
-        <w:rFonts w:ascii="Times New Roman" w:hAnsi="Times New Roman"/>
+        <w:rFonts w:ascii="Times New Roman" w:hAnsi="Times New Roman" w:eastAsia="黑体"/>
         <w:sz w:val="18"/>
         <w:rFonts w:eastAsia="黑体"/>
         <w:rFonts w:eastAsia="黑体"/>
@@ -2865,7 +3145,7 @@
 </file>
 
 <file path=word/numbering.xml><?xml version="1.0" encoding="utf-8"?>
-<w:numbering xmlns:m="http://schemas.openxmlformats.org/officeDocument/2006/math" xmlns:mc="http://schemas.openxmlformats.org/markup-compatibility/2006" xmlns:mo="http://schemas.microsoft.com/office/mac/office/2008/main" xmlns:mv="urn:schemas-microsoft-com:mac:vml" xmlns:o="urn:schemas-microsoft-com:office:office" xmlns:r="http://schemas.openxmlformats.org/officeDocument/2006/relationships" xmlns:v="urn:schemas-microsoft-com:vml" xmlns:w="http://schemas.openxmlformats.org/wordprocessingml/2006/main" xmlns:w10="urn:schemas-microsoft-com:office:word" xmlns:w14="http://schemas.microsoft.com/office/word/2010/wordml" xmlns:wne="http://schemas.microsoft.com/office/word/2006/wordml" xmlns:wp="http://schemas.openxmlformats.org/drawingml/2006/wordprocessingDrawing" xmlns:wp14="http://schemas.microsoft.com/office/word/2010/wordprocessingDrawing" xmlns:wpc="http://schemas.microsoft.com/office/word/2010/wordprocessingCanvas" xmlns:wpg="http://schemas.microsoft.com/office/word/2010/wordprocessingGroup" xmlns:wpi="http://schemas.microsoft.com/office/word/2010/wordprocessingInk" xmlns:wps="http://schemas.microsoft.com/office/word/2010/wordprocessingShape" mc:Ignorable="w14 wp14">
+<w:numbering xmlns:mc="http://schemas.openxmlformats.org/markup-compatibility/2006" xmlns:w="http://schemas.openxmlformats.org/wordprocessingml/2006/main" xmlns:m="http://schemas.openxmlformats.org/officeDocument/2006/math" xmlns:mo="http://schemas.microsoft.com/office/mac/office/2008/main" xmlns:mv="urn:schemas-microsoft-com:mac:vml" xmlns:o="urn:schemas-microsoft-com:office:office" xmlns:r="http://schemas.openxmlformats.org/officeDocument/2006/relationships" xmlns:v="urn:schemas-microsoft-com:vml" xmlns:w10="urn:schemas-microsoft-com:office:word" xmlns:w14="http://schemas.microsoft.com/office/word/2010/wordml" xmlns:wne="http://schemas.microsoft.com/office/word/2006/wordml" xmlns:wp="http://schemas.openxmlformats.org/drawingml/2006/wordprocessingDrawing" xmlns:wp14="http://schemas.microsoft.com/office/word/2010/wordprocessingDrawing" xmlns:wpc="http://schemas.microsoft.com/office/word/2010/wordprocessingCanvas" xmlns:wpg="http://schemas.microsoft.com/office/word/2010/wordprocessingGroup" xmlns:wpi="http://schemas.microsoft.com/office/word/2010/wordprocessingInk" xmlns:wps="http://schemas.microsoft.com/office/word/2010/wordprocessingShape" mc:Ignorable="w14 wp14">
   <w:abstractNum w:abstractNumId="0">
     <w:nsid w:val="FFFFFF7C"/>
     <w:multiLevelType w:val="singleLevel"/>
@@ -2952,7 +3232,7 @@
         <w:ind w:hanging="360" w:left="1440"/>
       </w:pPr>
       <w:rPr>
-        <w:rFonts w:ascii="Symbol" w:hAnsi="Symbol" w:hint="default"/>
+        <w:rFonts w:ascii="Symbol" w:hAnsi="Symbol" w:hint="default" w:eastAsia="黑体"/>
       </w:rPr>
     </w:lvl>
   </w:abstractNum>
@@ -2973,7 +3253,7 @@
         <w:ind w:hanging="360" w:left="1080"/>
       </w:pPr>
       <w:rPr>
-        <w:rFonts w:ascii="Symbol" w:hAnsi="Symbol" w:hint="default"/>
+        <w:rFonts w:ascii="Symbol" w:hAnsi="Symbol" w:hint="default" w:eastAsia="黑体"/>
       </w:rPr>
     </w:lvl>
   </w:abstractNum>
@@ -2994,7 +3274,7 @@
         <w:ind w:hanging="360" w:left="720"/>
       </w:pPr>
       <w:rPr>
-        <w:rFonts w:ascii="Symbol" w:hAnsi="Symbol" w:hint="default"/>
+        <w:rFonts w:ascii="Symbol" w:hAnsi="Symbol" w:hint="default" w:eastAsia="黑体"/>
       </w:rPr>
     </w:lvl>
   </w:abstractNum>
@@ -3033,7 +3313,7 @@
         <w:ind w:hanging="360" w:left="360"/>
       </w:pPr>
       <w:rPr>
-        <w:rFonts w:ascii="Symbol" w:hAnsi="Symbol" w:hint="default"/>
+        <w:rFonts w:ascii="Symbol" w:hAnsi="Symbol" w:hint="default" w:eastAsia="黑体"/>
       </w:rPr>
     </w:lvl>
   </w:abstractNum>
@@ -3124,7 +3404,7 @@
         <w:ind w:left="720" w:hanging="360"/>
       </w:pPr>
       <w:rPr>
-        <w:rFonts w:ascii="Symbol" w:hAnsi="Symbol" w:cs="Symbol" w:hint="default"/>
+        <w:rFonts w:ascii="Symbol" w:hAnsi="Symbol" w:cs="Symbol" w:hint="default" w:eastAsia="黑体"/>
       </w:rPr>
     </w:lvl>
     <w:lvl w:ilvl="1">
@@ -3135,7 +3415,7 @@
         <w:ind w:left="1440" w:hanging="360"/>
       </w:pPr>
       <w:rPr>
-        <w:rFonts w:ascii="Courier New" w:hAnsi="Courier New" w:cs="Courier New" w:hint="default"/>
+        <w:rFonts w:ascii="Courier New" w:hAnsi="Courier New" w:cs="Courier New" w:hint="default" w:eastAsia="黑体"/>
       </w:rPr>
     </w:lvl>
     <w:lvl w:ilvl="2">
@@ -3146,7 +3426,7 @@
         <w:ind w:left="2160" w:hanging="360"/>
       </w:pPr>
       <w:rPr>
-        <w:rFonts w:ascii="Wingdings" w:hAnsi="Wingdings" w:cs="Wingdings" w:hint="default"/>
+        <w:rFonts w:ascii="Wingdings" w:hAnsi="Wingdings" w:cs="Wingdings" w:hint="default" w:eastAsia="黑体"/>
       </w:rPr>
     </w:lvl>
     <w:lvl w:ilvl="3">
@@ -3157,7 +3437,7 @@
         <w:ind w:left="2880" w:hanging="360"/>
       </w:pPr>
       <w:rPr>
-        <w:rFonts w:ascii="Symbol" w:hAnsi="Symbol" w:cs="Symbol" w:hint="default"/>
+        <w:rFonts w:ascii="Symbol" w:hAnsi="Symbol" w:cs="Symbol" w:hint="default" w:eastAsia="黑体"/>
       </w:rPr>
     </w:lvl>
     <w:lvl w:ilvl="4">
@@ -3168,7 +3448,7 @@
         <w:ind w:left="3600" w:hanging="360"/>
       </w:pPr>
       <w:rPr>
-        <w:rFonts w:ascii="Courier New" w:hAnsi="Courier New" w:cs="Courier New" w:hint="default"/>
+        <w:rFonts w:ascii="Courier New" w:hAnsi="Courier New" w:cs="Courier New" w:hint="default" w:eastAsia="黑体"/>
       </w:rPr>
     </w:lvl>
     <w:lvl w:ilvl="5">
@@ -3179,7 +3459,7 @@
         <w:ind w:left="4320" w:hanging="360"/>
       </w:pPr>
       <w:rPr>
-        <w:rFonts w:ascii="Wingdings" w:hAnsi="Wingdings" w:cs="Wingdings" w:hint="default"/>
+        <w:rFonts w:ascii="Wingdings" w:hAnsi="Wingdings" w:cs="Wingdings" w:hint="default" w:eastAsia="黑体"/>
       </w:rPr>
     </w:lvl>
     <w:lvl w:ilvl="6">
@@ -3190,7 +3470,7 @@
         <w:ind w:left="5040" w:hanging="360"/>
       </w:pPr>
       <w:rPr>
-        <w:rFonts w:ascii="Symbol" w:hAnsi="Symbol" w:cs="Symbol" w:hint="default"/>
+        <w:rFonts w:ascii="Symbol" w:hAnsi="Symbol" w:cs="Symbol" w:hint="default" w:eastAsia="黑体"/>
       </w:rPr>
     </w:lvl>
     <w:lvl w:ilvl="7">
@@ -3201,7 +3481,7 @@
         <w:ind w:left="5760" w:hanging="360"/>
       </w:pPr>
       <w:rPr>
-        <w:rFonts w:ascii="Courier New" w:hAnsi="Courier New" w:cs="Courier New" w:hint="default"/>
+        <w:rFonts w:ascii="Courier New" w:hAnsi="Courier New" w:cs="Courier New" w:hint="default" w:eastAsia="黑体"/>
       </w:rPr>
     </w:lvl>
     <w:lvl w:ilvl="8">
@@ -3212,7 +3492,7 @@
         <w:ind w:left="6480" w:hanging="360"/>
       </w:pPr>
       <w:rPr>
-        <w:rFonts w:ascii="Wingdings" w:hAnsi="Wingdings" w:cs="Wingdings" w:hint="default"/>
+        <w:rFonts w:ascii="Wingdings" w:hAnsi="Wingdings" w:cs="Wingdings" w:hint="default" w:eastAsia="黑体"/>
       </w:rPr>
     </w:lvl>
   </w:abstractNum>
@@ -3268,11 +3548,11 @@
 </file>
 
 <file path=word/styles.xml><?xml version="1.0" encoding="utf-8"?>
-<w:styles xmlns:mc="http://schemas.openxmlformats.org/markup-compatibility/2006" xmlns:r="http://schemas.openxmlformats.org/officeDocument/2006/relationships" xmlns:w="http://schemas.openxmlformats.org/wordprocessingml/2006/main" xmlns:w14="http://schemas.microsoft.com/office/word/2010/wordml" mc:Ignorable="w14">
+<w:styles xmlns:mc="http://schemas.openxmlformats.org/markup-compatibility/2006" xmlns:w="http://schemas.openxmlformats.org/wordprocessingml/2006/main" xmlns:r="http://schemas.openxmlformats.org/officeDocument/2006/relationships" xmlns:w14="http://schemas.microsoft.com/office/word/2010/wordml" mc:Ignorable="w14">
   <w:docDefaults>
     <w:rPrDefault>
       <w:rPr>
-        <w:rFonts w:asciiTheme="minorHAnsi" w:cstheme="minorBidi" w:eastAsiaTheme="minorEastAsia" w:hAnsiTheme="minorHAnsi"/>
+        <w:rFonts w:asciiTheme="minorHAnsi" w:cstheme="minorBidi" w:hAnsiTheme="minorHAnsi" w:eastAsia="黑体"/>
         <w:sz w:val="22"/>
         <w:szCs w:val="22"/>
         <w:lang w:bidi="ar-SA" w:eastAsia="en-US" w:val="en-US"/>
@@ -3494,7 +3774,7 @@
       <w:outlineLvl w:val="0"/>
     </w:pPr>
     <w:rPr>
-      <w:rFonts w:ascii="Times New Roman" w:asciiTheme="majorHAnsi" w:cstheme="majorBidi" w:eastAsia="黑体" w:eastAsiaTheme="majorEastAsia" w:hAnsi="Times New Roman" w:hAnsiTheme="majorHAnsi"/>
+      <w:rFonts w:ascii="Times New Roman" w:asciiTheme="majorHAnsi" w:cstheme="majorBidi" w:eastAsia="黑体" w:hAnsi="Times New Roman" w:hAnsiTheme="majorHAnsi"/>
       <w:b/>
       <w:bCs/>
       <w:color w:val="1F3864"/>
@@ -3518,7 +3798,7 @@
       <w:outlineLvl w:val="1"/>
     </w:pPr>
     <w:rPr>
-      <w:rFonts w:ascii="Times New Roman" w:asciiTheme="majorHAnsi" w:cstheme="majorBidi" w:eastAsia="黑体" w:eastAsiaTheme="majorEastAsia" w:hAnsi="Times New Roman" w:hAnsiTheme="majorHAnsi"/>
+      <w:rFonts w:ascii="Times New Roman" w:asciiTheme="majorHAnsi" w:cstheme="majorBidi" w:eastAsia="黑体" w:hAnsi="Times New Roman" w:hAnsiTheme="majorHAnsi"/>
       <w:b/>
       <w:bCs/>
       <w:color w:val="2E4E7E"/>
@@ -3542,7 +3822,7 @@
       <w:outlineLvl w:val="2"/>
     </w:pPr>
     <w:rPr>
-      <w:rFonts w:ascii="Times New Roman" w:asciiTheme="majorHAnsi" w:cstheme="majorBidi" w:eastAsia="黑体" w:eastAsiaTheme="majorEastAsia" w:hAnsi="Times New Roman" w:hAnsiTheme="majorHAnsi"/>
+      <w:rFonts w:ascii="Times New Roman" w:asciiTheme="majorHAnsi" w:cstheme="majorBidi" w:eastAsia="黑体" w:hAnsi="Times New Roman" w:hAnsiTheme="majorHAnsi"/>
       <w:b/>
       <w:bCs/>
       <w:color w:val="2E4E7E"/>
@@ -3566,7 +3846,7 @@
       <w:outlineLvl w:val="3"/>
     </w:pPr>
     <w:rPr>
-      <w:rFonts w:ascii="Times New Roman" w:asciiTheme="majorHAnsi" w:cstheme="majorBidi" w:eastAsia="黑体" w:eastAsiaTheme="majorEastAsia" w:hAnsi="Times New Roman" w:hAnsiTheme="majorHAnsi"/>
+      <w:rFonts w:ascii="Times New Roman" w:asciiTheme="majorHAnsi" w:cstheme="majorBidi" w:eastAsia="黑体" w:hAnsi="Times New Roman" w:hAnsiTheme="majorHAnsi"/>
       <w:b/>
       <w:bCs/>
       <w:i/>
@@ -3592,7 +3872,7 @@
       <w:outlineLvl w:val="4"/>
     </w:pPr>
     <w:rPr>
-      <w:rFonts w:ascii="Times New Roman" w:asciiTheme="majorHAnsi" w:cstheme="majorBidi" w:eastAsia="黑体" w:eastAsiaTheme="majorEastAsia" w:hAnsi="Times New Roman" w:hAnsiTheme="majorHAnsi"/>
+      <w:rFonts w:ascii="Times New Roman" w:asciiTheme="majorHAnsi" w:cstheme="majorBidi" w:eastAsia="黑体" w:hAnsi="Times New Roman" w:hAnsiTheme="majorHAnsi"/>
       <w:b/>
       <w:color w:val="333333"/>
       <w:sz w:val="22"/>
@@ -3615,7 +3895,7 @@
       <w:outlineLvl w:val="5"/>
     </w:pPr>
     <w:rPr>
-      <w:rFonts w:asciiTheme="majorHAnsi" w:cstheme="majorBidi" w:eastAsiaTheme="majorEastAsia" w:hAnsiTheme="majorHAnsi"/>
+      <w:rFonts w:asciiTheme="majorHAnsi" w:cstheme="majorBidi" w:hAnsiTheme="majorHAnsi" w:eastAsia="黑体"/>
       <w:i/>
       <w:iCs/>
       <w:color w:themeColor="accent1" w:themeShade="7F" w:val="243F60"/>
@@ -3638,7 +3918,7 @@
       <w:outlineLvl w:val="6"/>
     </w:pPr>
     <w:rPr>
-      <w:rFonts w:asciiTheme="majorHAnsi" w:cstheme="majorBidi" w:eastAsiaTheme="majorEastAsia" w:hAnsiTheme="majorHAnsi"/>
+      <w:rFonts w:asciiTheme="majorHAnsi" w:cstheme="majorBidi" w:hAnsiTheme="majorHAnsi" w:eastAsia="黑体"/>
       <w:i/>
       <w:iCs/>
       <w:color w:themeColor="text1" w:themeTint="BF" w:val="404040"/>
@@ -3661,7 +3941,7 @@
       <w:outlineLvl w:val="7"/>
     </w:pPr>
     <w:rPr>
-      <w:rFonts w:asciiTheme="majorHAnsi" w:cstheme="majorBidi" w:eastAsiaTheme="majorEastAsia" w:hAnsiTheme="majorHAnsi"/>
+      <w:rFonts w:asciiTheme="majorHAnsi" w:cstheme="majorBidi" w:hAnsiTheme="majorHAnsi" w:eastAsia="黑体"/>
       <w:color w:themeColor="accent1" w:val="4F81BD"/>
       <w:sz w:val="20"/>
       <w:szCs w:val="20"/>
@@ -3684,7 +3964,7 @@
       <w:outlineLvl w:val="8"/>
     </w:pPr>
     <w:rPr>
-      <w:rFonts w:asciiTheme="majorHAnsi" w:cstheme="majorBidi" w:eastAsiaTheme="majorEastAsia" w:hAnsiTheme="majorHAnsi"/>
+      <w:rFonts w:asciiTheme="majorHAnsi" w:cstheme="majorBidi" w:hAnsiTheme="majorHAnsi" w:eastAsia="黑体"/>
       <w:i/>
       <w:iCs/>
       <w:color w:themeColor="text1" w:themeTint="BF" w:val="404040"/>
@@ -3735,7 +4015,7 @@
     <w:uiPriority w:val="9"/>
     <w:rsid w:val="00FC693F"/>
     <w:rPr>
-      <w:rFonts w:asciiTheme="majorHAnsi" w:cstheme="majorBidi" w:eastAsiaTheme="majorEastAsia" w:hAnsiTheme="majorHAnsi"/>
+      <w:rFonts w:asciiTheme="majorHAnsi" w:cstheme="majorBidi" w:hAnsiTheme="majorHAnsi" w:eastAsia="黑体"/>
       <w:b/>
       <w:bCs/>
       <w:color w:themeColor="accent1" w:themeShade="BF" w:val="365F91"/>
@@ -3750,7 +4030,7 @@
     <w:uiPriority w:val="9"/>
     <w:rsid w:val="00FC693F"/>
     <w:rPr>
-      <w:rFonts w:asciiTheme="majorHAnsi" w:cstheme="majorBidi" w:eastAsiaTheme="majorEastAsia" w:hAnsiTheme="majorHAnsi"/>
+      <w:rFonts w:asciiTheme="majorHAnsi" w:cstheme="majorBidi" w:hAnsiTheme="majorHAnsi" w:eastAsia="黑体"/>
       <w:b/>
       <w:bCs/>
       <w:color w:themeColor="accent1" w:val="4F81BD"/>
@@ -3765,7 +4045,7 @@
     <w:uiPriority w:val="9"/>
     <w:rsid w:val="00FC693F"/>
     <w:rPr>
-      <w:rFonts w:asciiTheme="majorHAnsi" w:cstheme="majorBidi" w:eastAsiaTheme="majorEastAsia" w:hAnsiTheme="majorHAnsi"/>
+      <w:rFonts w:asciiTheme="majorHAnsi" w:cstheme="majorBidi" w:hAnsiTheme="majorHAnsi" w:eastAsia="黑体"/>
       <w:b/>
       <w:bCs/>
       <w:color w:themeColor="accent1" w:val="4F81BD"/>
@@ -3788,7 +4068,7 @@
       <w:contextualSpacing/>
     </w:pPr>
     <w:rPr>
-      <w:rFonts w:ascii="Times New Roman" w:asciiTheme="majorHAnsi" w:cstheme="majorBidi" w:eastAsia="黑体" w:eastAsiaTheme="majorEastAsia" w:hAnsi="Times New Roman" w:hAnsiTheme="majorHAnsi"/>
+      <w:rFonts w:ascii="Times New Roman" w:asciiTheme="majorHAnsi" w:cstheme="majorBidi" w:eastAsia="黑体" w:hAnsi="Times New Roman" w:hAnsiTheme="majorHAnsi"/>
       <w:b/>
       <w:color w:val="1F3864"/>
       <w:spacing w:val="5"/>
@@ -3804,7 +4084,7 @@
     <w:uiPriority w:val="10"/>
     <w:rsid w:val="00FC693F"/>
     <w:rPr>
-      <w:rFonts w:asciiTheme="majorHAnsi" w:cstheme="majorBidi" w:eastAsiaTheme="majorEastAsia" w:hAnsiTheme="majorHAnsi"/>
+      <w:rFonts w:asciiTheme="majorHAnsi" w:cstheme="majorBidi" w:hAnsiTheme="majorHAnsi" w:eastAsia="黑体"/>
       <w:color w:themeColor="text2" w:themeShade="BF" w:val="17365D"/>
       <w:spacing w:val="5"/>
       <w:kern w:val="28"/>
@@ -3826,7 +4106,7 @@
       </w:numPr>
     </w:pPr>
     <w:rPr>
-      <w:rFonts w:asciiTheme="majorHAnsi" w:cstheme="majorBidi" w:eastAsiaTheme="majorEastAsia" w:hAnsiTheme="majorHAnsi"/>
+      <w:rFonts w:asciiTheme="majorHAnsi" w:cstheme="majorBidi" w:hAnsiTheme="majorHAnsi" w:eastAsia="黑体"/>
       <w:i/>
       <w:iCs/>
       <w:color w:themeColor="accent1" w:val="4F81BD"/>
@@ -3842,7 +4122,7 @@
     <w:uiPriority w:val="11"/>
     <w:rsid w:val="00FC693F"/>
     <w:rPr>
-      <w:rFonts w:asciiTheme="majorHAnsi" w:cstheme="majorBidi" w:eastAsiaTheme="majorEastAsia" w:hAnsiTheme="majorHAnsi"/>
+      <w:rFonts w:asciiTheme="majorHAnsi" w:cstheme="majorBidi" w:hAnsiTheme="majorHAnsi" w:eastAsia="黑体"/>
       <w:i/>
       <w:iCs/>
       <w:color w:themeColor="accent1" w:val="4F81BD"/>
@@ -3909,6 +4189,7 @@
       <w:spacing w:after="120"/>
     </w:pPr>
     <w:rPr>
+      <w:rFonts w:eastAsia="黑体"/>
       <w:sz w:val="16"/>
       <w:szCs w:val="16"/>
     </w:rPr>
@@ -3920,6 +4201,7 @@
     <w:uiPriority w:val="99"/>
     <w:rsid w:val="00AA1D8D"/>
     <w:rPr>
+      <w:rFonts w:eastAsia="黑体"/>
       <w:sz w:val="16"/>
       <w:szCs w:val="16"/>
     </w:rPr>
@@ -4089,7 +4371,7 @@
       </w:tabs>
     </w:pPr>
     <w:rPr>
-      <w:rFonts w:ascii="Courier" w:hAnsi="Courier"/>
+      <w:rFonts w:ascii="Courier" w:hAnsi="Courier" w:eastAsia="黑体"/>
       <w:sz w:val="20"/>
       <w:szCs w:val="20"/>
     </w:rPr>
@@ -4101,7 +4383,7 @@
     <w:uiPriority w:val="99"/>
     <w:rsid w:val="0029639D"/>
     <w:rPr>
-      <w:rFonts w:ascii="Courier" w:hAnsi="Courier"/>
+      <w:rFonts w:ascii="Courier" w:hAnsi="Courier" w:eastAsia="黑体"/>
       <w:sz w:val="20"/>
       <w:szCs w:val="20"/>
     </w:rPr>
@@ -4137,6 +4419,7 @@
     <w:uiPriority w:val="29"/>
     <w:rsid w:val="00FC693F"/>
     <w:rPr>
+      <w:rFonts w:eastAsia="黑体"/>
       <w:i/>
       <w:iCs/>
       <w:color w:themeColor="text1" w:val="000000"/>
@@ -4150,7 +4433,7 @@
     <w:semiHidden/>
     <w:rsid w:val="00FC693F"/>
     <w:rPr>
-      <w:rFonts w:asciiTheme="majorHAnsi" w:cstheme="majorBidi" w:eastAsiaTheme="majorEastAsia" w:hAnsiTheme="majorHAnsi"/>
+      <w:rFonts w:asciiTheme="majorHAnsi" w:cstheme="majorBidi" w:hAnsiTheme="majorHAnsi" w:eastAsia="黑体"/>
       <w:b/>
       <w:bCs/>
       <w:i/>
@@ -4166,7 +4449,7 @@
     <w:semiHidden/>
     <w:rsid w:val="00FC693F"/>
     <w:rPr>
-      <w:rFonts w:asciiTheme="majorHAnsi" w:cstheme="majorBidi" w:eastAsiaTheme="majorEastAsia" w:hAnsiTheme="majorHAnsi"/>
+      <w:rFonts w:asciiTheme="majorHAnsi" w:cstheme="majorBidi" w:hAnsiTheme="majorHAnsi" w:eastAsia="黑体"/>
       <w:color w:themeColor="accent1" w:themeShade="7F" w:val="243F60"/>
     </w:rPr>
   </w:style>
@@ -4178,7 +4461,7 @@
     <w:semiHidden/>
     <w:rsid w:val="00FC693F"/>
     <w:rPr>
-      <w:rFonts w:asciiTheme="majorHAnsi" w:cstheme="majorBidi" w:eastAsiaTheme="majorEastAsia" w:hAnsiTheme="majorHAnsi"/>
+      <w:rFonts w:asciiTheme="majorHAnsi" w:cstheme="majorBidi" w:hAnsiTheme="majorHAnsi" w:eastAsia="黑体"/>
       <w:i/>
       <w:iCs/>
       <w:color w:themeColor="accent1" w:themeShade="7F" w:val="243F60"/>
@@ -4192,7 +4475,7 @@
     <w:semiHidden/>
     <w:rsid w:val="00FC693F"/>
     <w:rPr>
-      <w:rFonts w:asciiTheme="majorHAnsi" w:cstheme="majorBidi" w:eastAsiaTheme="majorEastAsia" w:hAnsiTheme="majorHAnsi"/>
+      <w:rFonts w:asciiTheme="majorHAnsi" w:cstheme="majorBidi" w:hAnsiTheme="majorHAnsi" w:eastAsia="黑体"/>
       <w:i/>
       <w:iCs/>
       <w:color w:themeColor="text1" w:themeTint="BF" w:val="404040"/>
@@ -4206,7 +4489,7 @@
     <w:semiHidden/>
     <w:rsid w:val="00FC693F"/>
     <w:rPr>
-      <w:rFonts w:asciiTheme="majorHAnsi" w:cstheme="majorBidi" w:eastAsiaTheme="majorEastAsia" w:hAnsiTheme="majorHAnsi"/>
+      <w:rFonts w:asciiTheme="majorHAnsi" w:cstheme="majorBidi" w:hAnsiTheme="majorHAnsi" w:eastAsia="黑体"/>
       <w:color w:themeColor="accent1" w:val="4F81BD"/>
       <w:sz w:val="20"/>
       <w:szCs w:val="20"/>
@@ -4220,7 +4503,7 @@
     <w:semiHidden/>
     <w:rsid w:val="00FC693F"/>
     <w:rPr>
-      <w:rFonts w:asciiTheme="majorHAnsi" w:cstheme="majorBidi" w:eastAsiaTheme="majorEastAsia" w:hAnsiTheme="majorHAnsi"/>
+      <w:rFonts w:asciiTheme="majorHAnsi" w:cstheme="majorBidi" w:hAnsiTheme="majorHAnsi" w:eastAsia="黑体"/>
       <w:i/>
       <w:iCs/>
       <w:color w:themeColor="text1" w:themeTint="BF" w:val="404040"/>
@@ -4241,6 +4524,7 @@
       <w:spacing w:line="240" w:lineRule="auto"/>
     </w:pPr>
     <w:rPr>
+      <w:rFonts w:eastAsia="黑体"/>
       <w:b/>
       <w:bCs/>
       <w:color w:themeColor="accent1" w:val="4F81BD"/>
@@ -4255,6 +4539,7 @@
     <w:qFormat/>
     <w:rsid w:val="00FC693F"/>
     <w:rPr>
+      <w:rFonts w:eastAsia="黑体"/>
       <w:b/>
       <w:bCs/>
     </w:rPr>
@@ -4266,6 +4551,7 @@
     <w:qFormat/>
     <w:rsid w:val="00FC693F"/>
     <w:rPr>
+      <w:rFonts w:eastAsia="黑体"/>
       <w:i/>
       <w:iCs/>
     </w:rPr>
@@ -4286,6 +4572,7 @@
       <w:ind w:left="936" w:right="936"/>
     </w:pPr>
     <w:rPr>
+      <w:rFonts w:eastAsia="黑体"/>
       <w:b/>
       <w:bCs/>
       <w:i/>
@@ -4300,6 +4587,7 @@
     <w:uiPriority w:val="30"/>
     <w:rsid w:val="00FC693F"/>
     <w:rPr>
+      <w:rFonts w:eastAsia="黑体"/>
       <w:b/>
       <w:bCs/>
       <w:i/>
@@ -4314,6 +4602,7 @@
     <w:qFormat/>
     <w:rsid w:val="00FC693F"/>
     <w:rPr>
+      <w:rFonts w:eastAsia="黑体"/>
       <w:i/>
       <w:iCs/>
       <w:color w:themeColor="text1" w:themeTint="7F" w:val="808080"/>
@@ -4326,6 +4615,7 @@
     <w:qFormat/>
     <w:rsid w:val="00FC693F"/>
     <w:rPr>
+      <w:rFonts w:eastAsia="黑体"/>
       <w:b/>
       <w:bCs/>
       <w:i/>
@@ -4340,6 +4630,7 @@
     <w:qFormat/>
     <w:rsid w:val="00FC693F"/>
     <w:rPr>
+      <w:rFonts w:eastAsia="黑体"/>
       <w:smallCaps/>
       <w:color w:themeColor="accent2" w:val="C0504D"/>
       <w:u w:val="single"/>
@@ -4352,6 +4643,7 @@
     <w:qFormat/>
     <w:rsid w:val="00FC693F"/>
     <w:rPr>
+      <w:rFonts w:eastAsia="黑体"/>
       <w:b/>
       <w:bCs/>
       <w:smallCaps/>
@@ -4367,6 +4659,7 @@
     <w:qFormat/>
     <w:rsid w:val="00FC693F"/>
     <w:rPr>
+      <w:rFonts w:eastAsia="黑体"/>
       <w:b/>
       <w:bCs/>
       <w:smallCaps/>
@@ -4421,6 +4714,7 @@
       <w:spacing w:after="0" w:line="240" w:lineRule="auto"/>
     </w:pPr>
     <w:rPr>
+      <w:rFonts w:eastAsia="黑体"/>
       <w:color w:themeColor="text1" w:themeShade="BF" w:val="000000"/>
     </w:rPr>
     <w:tblPr>
@@ -4443,6 +4737,7 @@
         <w:spacing w:after="0" w:before="0" w:line="240" w:lineRule="auto"/>
       </w:pPr>
       <w:rPr>
+        <w:rFonts w:eastAsia="黑体"/>
         <w:b/>
         <w:bCs/>
       </w:rPr>
@@ -4463,6 +4758,7 @@
         <w:spacing w:after="0" w:before="0" w:line="240" w:lineRule="auto"/>
       </w:pPr>
       <w:rPr>
+        <w:rFonts w:eastAsia="黑体"/>
         <w:b/>
         <w:bCs/>
       </w:rPr>
@@ -4480,12 +4776,14 @@
     </w:tblStylePr>
     <w:tblStylePr w:type="firstCol">
       <w:rPr>
+        <w:rFonts w:eastAsia="黑体"/>
         <w:b/>
         <w:bCs/>
       </w:rPr>
     </w:tblStylePr>
     <w:tblStylePr w:type="lastCol">
       <w:rPr>
+        <w:rFonts w:eastAsia="黑体"/>
         <w:b/>
         <w:bCs/>
       </w:rPr>
@@ -4524,6 +4822,7 @@
       <w:spacing w:after="0" w:line="240" w:lineRule="auto"/>
     </w:pPr>
     <w:rPr>
+      <w:rFonts w:eastAsia="黑体"/>
       <w:color w:themeColor="accent1" w:themeShade="BF" w:val="365F91"/>
     </w:rPr>
     <w:tblPr>
@@ -4546,6 +4845,7 @@
         <w:spacing w:after="0" w:before="0" w:line="240" w:lineRule="auto"/>
       </w:pPr>
       <w:rPr>
+        <w:rFonts w:eastAsia="黑体"/>
         <w:b/>
         <w:bCs/>
       </w:rPr>
@@ -4566,6 +4866,7 @@
         <w:spacing w:after="0" w:before="0" w:line="240" w:lineRule="auto"/>
       </w:pPr>
       <w:rPr>
+        <w:rFonts w:eastAsia="黑体"/>
         <w:b/>
         <w:bCs/>
       </w:rPr>
@@ -4583,12 +4884,14 @@
     </w:tblStylePr>
     <w:tblStylePr w:type="firstCol">
       <w:rPr>
+        <w:rFonts w:eastAsia="黑体"/>
         <w:b/>
         <w:bCs/>
       </w:rPr>
     </w:tblStylePr>
     <w:tblStylePr w:type="lastCol">
       <w:rPr>
+        <w:rFonts w:eastAsia="黑体"/>
         <w:b/>
         <w:bCs/>
       </w:rPr>
@@ -4627,6 +4930,7 @@
       <w:spacing w:after="0" w:line="240" w:lineRule="auto"/>
     </w:pPr>
     <w:rPr>
+      <w:rFonts w:eastAsia="黑体"/>
       <w:color w:themeColor="accent2" w:themeShade="BF" w:val="943634"/>
     </w:rPr>
     <w:tblPr>
@@ -4649,6 +4953,7 @@
         <w:spacing w:after="0" w:before="0" w:line="240" w:lineRule="auto"/>
       </w:pPr>
       <w:rPr>
+        <w:rFonts w:eastAsia="黑体"/>
         <w:b/>
         <w:bCs/>
       </w:rPr>
@@ -4669,6 +4974,7 @@
         <w:spacing w:after="0" w:before="0" w:line="240" w:lineRule="auto"/>
       </w:pPr>
       <w:rPr>
+        <w:rFonts w:eastAsia="黑体"/>
         <w:b/>
         <w:bCs/>
       </w:rPr>
@@ -4686,12 +4992,14 @@
     </w:tblStylePr>
     <w:tblStylePr w:type="firstCol">
       <w:rPr>
+        <w:rFonts w:eastAsia="黑体"/>
         <w:b/>
         <w:bCs/>
       </w:rPr>
     </w:tblStylePr>
     <w:tblStylePr w:type="lastCol">
       <w:rPr>
+        <w:rFonts w:eastAsia="黑体"/>
         <w:b/>
         <w:bCs/>
       </w:rPr>
@@ -4730,6 +5038,7 @@
       <w:spacing w:after="0" w:line="240" w:lineRule="auto"/>
     </w:pPr>
     <w:rPr>
+      <w:rFonts w:eastAsia="黑体"/>
       <w:color w:themeColor="accent3" w:themeShade="BF" w:val="76923C"/>
     </w:rPr>
     <w:tblPr>
@@ -4752,6 +5061,7 @@
         <w:spacing w:after="0" w:before="0" w:line="240" w:lineRule="auto"/>
       </w:pPr>
       <w:rPr>
+        <w:rFonts w:eastAsia="黑体"/>
         <w:b/>
         <w:bCs/>
       </w:rPr>
@@ -4772,6 +5082,7 @@
         <w:spacing w:after="0" w:before="0" w:line="240" w:lineRule="auto"/>
       </w:pPr>
       <w:rPr>
+        <w:rFonts w:eastAsia="黑体"/>
         <w:b/>
         <w:bCs/>
       </w:rPr>
@@ -4789,12 +5100,14 @@
     </w:tblStylePr>
     <w:tblStylePr w:type="firstCol">
       <w:rPr>
+        <w:rFonts w:eastAsia="黑体"/>
         <w:b/>
         <w:bCs/>
       </w:rPr>
     </w:tblStylePr>
     <w:tblStylePr w:type="lastCol">
       <w:rPr>
+        <w:rFonts w:eastAsia="黑体"/>
         <w:b/>
         <w:bCs/>
       </w:rPr>
@@ -4833,6 +5146,7 @@
       <w:spacing w:after="0" w:line="240" w:lineRule="auto"/>
     </w:pPr>
     <w:rPr>
+      <w:rFonts w:eastAsia="黑体"/>
       <w:color w:themeColor="accent4" w:themeShade="BF" w:val="5F497A"/>
     </w:rPr>
     <w:tblPr>
@@ -4855,6 +5169,7 @@
         <w:spacing w:after="0" w:before="0" w:line="240" w:lineRule="auto"/>
       </w:pPr>
       <w:rPr>
+        <w:rFonts w:eastAsia="黑体"/>
         <w:b/>
         <w:bCs/>
       </w:rPr>
@@ -4875,6 +5190,7 @@
         <w:spacing w:after="0" w:before="0" w:line="240" w:lineRule="auto"/>
       </w:pPr>
       <w:rPr>
+        <w:rFonts w:eastAsia="黑体"/>
         <w:b/>
         <w:bCs/>
       </w:rPr>
@@ -4892,12 +5208,14 @@
     </w:tblStylePr>
     <w:tblStylePr w:type="firstCol">
       <w:rPr>
+        <w:rFonts w:eastAsia="黑体"/>
         <w:b/>
         <w:bCs/>
       </w:rPr>
     </w:tblStylePr>
     <w:tblStylePr w:type="lastCol">
       <w:rPr>
+        <w:rFonts w:eastAsia="黑体"/>
         <w:b/>
         <w:bCs/>
       </w:rPr>
@@ -4936,6 +5254,7 @@
       <w:spacing w:after="0" w:line="240" w:lineRule="auto"/>
     </w:pPr>
     <w:rPr>
+      <w:rFonts w:eastAsia="黑体"/>
       <w:color w:themeColor="accent5" w:themeShade="BF" w:val="31849B"/>
     </w:rPr>
     <w:tblPr>
@@ -4958,6 +5277,7 @@
         <w:spacing w:after="0" w:before="0" w:line="240" w:lineRule="auto"/>
       </w:pPr>
       <w:rPr>
+        <w:rFonts w:eastAsia="黑体"/>
         <w:b/>
         <w:bCs/>
       </w:rPr>
@@ -4978,6 +5298,7 @@
         <w:spacing w:after="0" w:before="0" w:line="240" w:lineRule="auto"/>
       </w:pPr>
       <w:rPr>
+        <w:rFonts w:eastAsia="黑体"/>
         <w:b/>
         <w:bCs/>
       </w:rPr>
@@ -4995,12 +5316,14 @@
     </w:tblStylePr>
     <w:tblStylePr w:type="firstCol">
       <w:rPr>
+        <w:rFonts w:eastAsia="黑体"/>
         <w:b/>
         <w:bCs/>
       </w:rPr>
     </w:tblStylePr>
     <w:tblStylePr w:type="lastCol">
       <w:rPr>
+        <w:rFonts w:eastAsia="黑体"/>
         <w:b/>
         <w:bCs/>
       </w:rPr>
@@ -5039,6 +5362,7 @@
       <w:spacing w:after="0" w:line="240" w:lineRule="auto"/>
     </w:pPr>
     <w:rPr>
+      <w:rFonts w:eastAsia="黑体"/>
       <w:color w:themeColor="accent6" w:themeShade="BF" w:val="E36C0A"/>
     </w:rPr>
     <w:tblPr>
@@ -5061,6 +5385,7 @@
         <w:spacing w:after="0" w:before="0" w:line="240" w:lineRule="auto"/>
       </w:pPr>
       <w:rPr>
+        <w:rFonts w:eastAsia="黑体"/>
         <w:b/>
         <w:bCs/>
       </w:rPr>
@@ -5081,6 +5406,7 @@
         <w:spacing w:after="0" w:before="0" w:line="240" w:lineRule="auto"/>
       </w:pPr>
       <w:rPr>
+        <w:rFonts w:eastAsia="黑体"/>
         <w:b/>
         <w:bCs/>
       </w:rPr>
@@ -5098,12 +5424,14 @@
     </w:tblStylePr>
     <w:tblStylePr w:type="firstCol">
       <w:rPr>
+        <w:rFonts w:eastAsia="黑体"/>
         <w:b/>
         <w:bCs/>
       </w:rPr>
     </w:tblStylePr>
     <w:tblStylePr w:type="lastCol">
       <w:rPr>
+        <w:rFonts w:eastAsia="黑体"/>
         <w:b/>
         <w:bCs/>
       </w:rPr>
@@ -5163,6 +5491,7 @@
         <w:spacing w:after="0" w:before="0" w:line="240" w:lineRule="auto"/>
       </w:pPr>
       <w:rPr>
+        <w:rFonts w:eastAsia="黑体"/>
         <w:b/>
         <w:bCs/>
         <w:color w:themeColor="background1" w:val="FFFFFF"/>
@@ -5177,6 +5506,7 @@
         <w:spacing w:after="0" w:before="0" w:line="240" w:lineRule="auto"/>
       </w:pPr>
       <w:rPr>
+        <w:rFonts w:eastAsia="黑体"/>
         <w:b/>
         <w:bCs/>
       </w:rPr>
@@ -5192,12 +5522,14 @@
     </w:tblStylePr>
     <w:tblStylePr w:type="firstCol">
       <w:rPr>
+        <w:rFonts w:eastAsia="黑体"/>
         <w:b/>
         <w:bCs/>
       </w:rPr>
     </w:tblStylePr>
     <w:tblStylePr w:type="lastCol">
       <w:rPr>
+        <w:rFonts w:eastAsia="黑体"/>
         <w:b/>
         <w:bCs/>
       </w:rPr>
@@ -5255,6 +5587,7 @@
         <w:spacing w:after="0" w:before="0" w:line="240" w:lineRule="auto"/>
       </w:pPr>
       <w:rPr>
+        <w:rFonts w:eastAsia="黑体"/>
         <w:b/>
         <w:bCs/>
         <w:color w:themeColor="background1" w:val="FFFFFF"/>
@@ -5269,6 +5602,7 @@
         <w:spacing w:after="0" w:before="0" w:line="240" w:lineRule="auto"/>
       </w:pPr>
       <w:rPr>
+        <w:rFonts w:eastAsia="黑体"/>
         <w:b/>
         <w:bCs/>
       </w:rPr>
@@ -5284,12 +5618,14 @@
     </w:tblStylePr>
     <w:tblStylePr w:type="firstCol">
       <w:rPr>
+        <w:rFonts w:eastAsia="黑体"/>
         <w:b/>
         <w:bCs/>
       </w:rPr>
     </w:tblStylePr>
     <w:tblStylePr w:type="lastCol">
       <w:rPr>
+        <w:rFonts w:eastAsia="黑体"/>
         <w:b/>
         <w:bCs/>
       </w:rPr>
@@ -5347,6 +5683,7 @@
         <w:spacing w:after="0" w:before="0" w:line="240" w:lineRule="auto"/>
       </w:pPr>
       <w:rPr>
+        <w:rFonts w:eastAsia="黑体"/>
         <w:b/>
         <w:bCs/>
         <w:color w:themeColor="background1" w:val="FFFFFF"/>
@@ -5361,6 +5698,7 @@
         <w:spacing w:after="0" w:before="0" w:line="240" w:lineRule="auto"/>
       </w:pPr>
       <w:rPr>
+        <w:rFonts w:eastAsia="黑体"/>
         <w:b/>
         <w:bCs/>
       </w:rPr>
@@ -5376,12 +5714,14 @@
     </w:tblStylePr>
     <w:tblStylePr w:type="firstCol">
       <w:rPr>
+        <w:rFonts w:eastAsia="黑体"/>
         <w:b/>
         <w:bCs/>
       </w:rPr>
     </w:tblStylePr>
     <w:tblStylePr w:type="lastCol">
       <w:rPr>
+        <w:rFonts w:eastAsia="黑体"/>
         <w:b/>
         <w:bCs/>
       </w:rPr>
@@ -5439,6 +5779,7 @@
         <w:spacing w:after="0" w:before="0" w:line="240" w:lineRule="auto"/>
       </w:pPr>
       <w:rPr>
+        <w:rFonts w:eastAsia="黑体"/>
         <w:b/>
         <w:bCs/>
         <w:color w:themeColor="background1" w:val="FFFFFF"/>
@@ -5453,6 +5794,7 @@
         <w:spacing w:after="0" w:before="0" w:line="240" w:lineRule="auto"/>
       </w:pPr>
       <w:rPr>
+        <w:rFonts w:eastAsia="黑体"/>
         <w:b/>
         <w:bCs/>
       </w:rPr>
@@ -5468,12 +5810,14 @@
     </w:tblStylePr>
     <w:tblStylePr w:type="firstCol">
       <w:rPr>
+        <w:rFonts w:eastAsia="黑体"/>
         <w:b/>
         <w:bCs/>
       </w:rPr>
     </w:tblStylePr>
     <w:tblStylePr w:type="lastCol">
       <w:rPr>
+        <w:rFonts w:eastAsia="黑体"/>
         <w:b/>
         <w:bCs/>
       </w:rPr>
@@ -5531,6 +5875,7 @@
         <w:spacing w:after="0" w:before="0" w:line="240" w:lineRule="auto"/>
       </w:pPr>
       <w:rPr>
+        <w:rFonts w:eastAsia="黑体"/>
         <w:b/>
         <w:bCs/>
         <w:color w:themeColor="background1" w:val="FFFFFF"/>
@@ -5545,6 +5890,7 @@
         <w:spacing w:after="0" w:before="0" w:line="240" w:lineRule="auto"/>
       </w:pPr>
       <w:rPr>
+        <w:rFonts w:eastAsia="黑体"/>
         <w:b/>
         <w:bCs/>
       </w:rPr>
@@ -5560,12 +5906,14 @@
     </w:tblStylePr>
     <w:tblStylePr w:type="firstCol">
       <w:rPr>
+        <w:rFonts w:eastAsia="黑体"/>
         <w:b/>
         <w:bCs/>
       </w:rPr>
     </w:tblStylePr>
     <w:tblStylePr w:type="lastCol">
       <w:rPr>
+        <w:rFonts w:eastAsia="黑体"/>
         <w:b/>
         <w:bCs/>
       </w:rPr>
@@ -5623,6 +5971,7 @@
         <w:spacing w:after="0" w:before="0" w:line="240" w:lineRule="auto"/>
       </w:pPr>
       <w:rPr>
+        <w:rFonts w:eastAsia="黑体"/>
         <w:b/>
         <w:bCs/>
         <w:color w:themeColor="background1" w:val="FFFFFF"/>
@@ -5637,6 +5986,7 @@
         <w:spacing w:after="0" w:before="0" w:line="240" w:lineRule="auto"/>
       </w:pPr>
       <w:rPr>
+        <w:rFonts w:eastAsia="黑体"/>
         <w:b/>
         <w:bCs/>
       </w:rPr>
@@ -5652,12 +6002,14 @@
     </w:tblStylePr>
     <w:tblStylePr w:type="firstCol">
       <w:rPr>
+        <w:rFonts w:eastAsia="黑体"/>
         <w:b/>
         <w:bCs/>
       </w:rPr>
     </w:tblStylePr>
     <w:tblStylePr w:type="lastCol">
       <w:rPr>
+        <w:rFonts w:eastAsia="黑体"/>
         <w:b/>
         <w:bCs/>
       </w:rPr>
@@ -5715,6 +6067,7 @@
         <w:spacing w:after="0" w:before="0" w:line="240" w:lineRule="auto"/>
       </w:pPr>
       <w:rPr>
+        <w:rFonts w:eastAsia="黑体"/>
         <w:b/>
         <w:bCs/>
         <w:color w:themeColor="background1" w:val="FFFFFF"/>
@@ -5729,6 +6082,7 @@
         <w:spacing w:after="0" w:before="0" w:line="240" w:lineRule="auto"/>
       </w:pPr>
       <w:rPr>
+        <w:rFonts w:eastAsia="黑体"/>
         <w:b/>
         <w:bCs/>
       </w:rPr>
@@ -5744,12 +6098,14 @@
     </w:tblStylePr>
     <w:tblStylePr w:type="firstCol">
       <w:rPr>
+        <w:rFonts w:eastAsia="黑体"/>
         <w:b/>
         <w:bCs/>
       </w:rPr>
     </w:tblStylePr>
     <w:tblStylePr w:type="lastCol">
       <w:rPr>
+        <w:rFonts w:eastAsia="黑体"/>
         <w:b/>
         <w:bCs/>
       </w:rPr>
@@ -5809,7 +6165,7 @@
         <w:spacing w:after="0" w:before="0" w:line="240" w:lineRule="auto"/>
       </w:pPr>
       <w:rPr>
-        <w:rFonts w:asciiTheme="majorHAnsi" w:cstheme="majorBidi" w:eastAsiaTheme="majorEastAsia" w:hAnsiTheme="majorHAnsi"/>
+        <w:rFonts w:asciiTheme="majorHAnsi" w:cstheme="majorBidi" w:hAnsiTheme="majorHAnsi" w:eastAsia="黑体"/>
         <w:b/>
         <w:bCs/>
       </w:rPr>
@@ -5830,7 +6186,7 @@
         <w:spacing w:after="0" w:before="0" w:line="240" w:lineRule="auto"/>
       </w:pPr>
       <w:rPr>
-        <w:rFonts w:asciiTheme="majorHAnsi" w:cstheme="majorBidi" w:eastAsiaTheme="majorEastAsia" w:hAnsiTheme="majorHAnsi"/>
+        <w:rFonts w:asciiTheme="majorHAnsi" w:cstheme="majorBidi" w:hAnsiTheme="majorHAnsi" w:eastAsia="黑体"/>
         <w:b/>
         <w:bCs/>
       </w:rPr>
@@ -5848,14 +6204,14 @@
     </w:tblStylePr>
     <w:tblStylePr w:type="firstCol">
       <w:rPr>
-        <w:rFonts w:asciiTheme="majorHAnsi" w:cstheme="majorBidi" w:eastAsiaTheme="majorEastAsia" w:hAnsiTheme="majorHAnsi"/>
+        <w:rFonts w:asciiTheme="majorHAnsi" w:cstheme="majorBidi" w:hAnsiTheme="majorHAnsi" w:eastAsia="黑体"/>
         <w:b/>
         <w:bCs/>
       </w:rPr>
     </w:tblStylePr>
     <w:tblStylePr w:type="lastCol">
       <w:rPr>
-        <w:rFonts w:asciiTheme="majorHAnsi" w:cstheme="majorBidi" w:eastAsiaTheme="majorEastAsia" w:hAnsiTheme="majorHAnsi"/>
+        <w:rFonts w:asciiTheme="majorHAnsi" w:cstheme="majorBidi" w:hAnsiTheme="majorHAnsi" w:eastAsia="黑体"/>
         <w:b/>
         <w:bCs/>
       </w:rPr>
@@ -5939,7 +6295,7 @@
         <w:spacing w:after="0" w:before="0" w:line="240" w:lineRule="auto"/>
       </w:pPr>
       <w:rPr>
-        <w:rFonts w:asciiTheme="majorHAnsi" w:cstheme="majorBidi" w:eastAsiaTheme="majorEastAsia" w:hAnsiTheme="majorHAnsi"/>
+        <w:rFonts w:asciiTheme="majorHAnsi" w:cstheme="majorBidi" w:hAnsiTheme="majorHAnsi" w:eastAsia="黑体"/>
         <w:b/>
         <w:bCs/>
       </w:rPr>
@@ -5960,7 +6316,7 @@
         <w:spacing w:after="0" w:before="0" w:line="240" w:lineRule="auto"/>
       </w:pPr>
       <w:rPr>
-        <w:rFonts w:asciiTheme="majorHAnsi" w:cstheme="majorBidi" w:eastAsiaTheme="majorEastAsia" w:hAnsiTheme="majorHAnsi"/>
+        <w:rFonts w:asciiTheme="majorHAnsi" w:cstheme="majorBidi" w:hAnsiTheme="majorHAnsi" w:eastAsia="黑体"/>
         <w:b/>
         <w:bCs/>
       </w:rPr>
@@ -5978,14 +6334,14 @@
     </w:tblStylePr>
     <w:tblStylePr w:type="firstCol">
       <w:rPr>
-        <w:rFonts w:asciiTheme="majorHAnsi" w:cstheme="majorBidi" w:eastAsiaTheme="majorEastAsia" w:hAnsiTheme="majorHAnsi"/>
+        <w:rFonts w:asciiTheme="majorHAnsi" w:cstheme="majorBidi" w:hAnsiTheme="majorHAnsi" w:eastAsia="黑体"/>
         <w:b/>
         <w:bCs/>
       </w:rPr>
     </w:tblStylePr>
     <w:tblStylePr w:type="lastCol">
       <w:rPr>
-        <w:rFonts w:asciiTheme="majorHAnsi" w:cstheme="majorBidi" w:eastAsiaTheme="majorEastAsia" w:hAnsiTheme="majorHAnsi"/>
+        <w:rFonts w:asciiTheme="majorHAnsi" w:cstheme="majorBidi" w:hAnsiTheme="majorHAnsi" w:eastAsia="黑体"/>
         <w:b/>
         <w:bCs/>
       </w:rPr>
@@ -6069,7 +6425,7 @@
         <w:spacing w:after="0" w:before="0" w:line="240" w:lineRule="auto"/>
       </w:pPr>
       <w:rPr>
-        <w:rFonts w:asciiTheme="majorHAnsi" w:cstheme="majorBidi" w:eastAsiaTheme="majorEastAsia" w:hAnsiTheme="majorHAnsi"/>
+        <w:rFonts w:asciiTheme="majorHAnsi" w:cstheme="majorBidi" w:hAnsiTheme="majorHAnsi" w:eastAsia="黑体"/>
         <w:b/>
         <w:bCs/>
       </w:rPr>
@@ -6090,7 +6446,7 @@
         <w:spacing w:after="0" w:before="0" w:line="240" w:lineRule="auto"/>
       </w:pPr>
       <w:rPr>
-        <w:rFonts w:asciiTheme="majorHAnsi" w:cstheme="majorBidi" w:eastAsiaTheme="majorEastAsia" w:hAnsiTheme="majorHAnsi"/>
+        <w:rFonts w:asciiTheme="majorHAnsi" w:cstheme="majorBidi" w:hAnsiTheme="majorHAnsi" w:eastAsia="黑体"/>
         <w:b/>
         <w:bCs/>
       </w:rPr>
@@ -6108,14 +6464,14 @@
     </w:tblStylePr>
     <w:tblStylePr w:type="firstCol">
       <w:rPr>
-        <w:rFonts w:asciiTheme="majorHAnsi" w:cstheme="majorBidi" w:eastAsiaTheme="majorEastAsia" w:hAnsiTheme="majorHAnsi"/>
+        <w:rFonts w:asciiTheme="majorHAnsi" w:cstheme="majorBidi" w:hAnsiTheme="majorHAnsi" w:eastAsia="黑体"/>
         <w:b/>
         <w:bCs/>
       </w:rPr>
     </w:tblStylePr>
     <w:tblStylePr w:type="lastCol">
       <w:rPr>
-        <w:rFonts w:asciiTheme="majorHAnsi" w:cstheme="majorBidi" w:eastAsiaTheme="majorEastAsia" w:hAnsiTheme="majorHAnsi"/>
+        <w:rFonts w:asciiTheme="majorHAnsi" w:cstheme="majorBidi" w:hAnsiTheme="majorHAnsi" w:eastAsia="黑体"/>
         <w:b/>
         <w:bCs/>
       </w:rPr>
@@ -6199,7 +6555,7 @@
         <w:spacing w:after="0" w:before="0" w:line="240" w:lineRule="auto"/>
       </w:pPr>
       <w:rPr>
-        <w:rFonts w:asciiTheme="majorHAnsi" w:cstheme="majorBidi" w:eastAsiaTheme="majorEastAsia" w:hAnsiTheme="majorHAnsi"/>
+        <w:rFonts w:asciiTheme="majorHAnsi" w:cstheme="majorBidi" w:hAnsiTheme="majorHAnsi" w:eastAsia="黑体"/>
         <w:b/>
         <w:bCs/>
       </w:rPr>
@@ -6220,7 +6576,7 @@
         <w:spacing w:after="0" w:before="0" w:line="240" w:lineRule="auto"/>
       </w:pPr>
       <w:rPr>
-        <w:rFonts w:asciiTheme="majorHAnsi" w:cstheme="majorBidi" w:eastAsiaTheme="majorEastAsia" w:hAnsiTheme="majorHAnsi"/>
+        <w:rFonts w:asciiTheme="majorHAnsi" w:cstheme="majorBidi" w:hAnsiTheme="majorHAnsi" w:eastAsia="黑体"/>
         <w:b/>
         <w:bCs/>
       </w:rPr>
@@ -6238,14 +6594,14 @@
     </w:tblStylePr>
     <w:tblStylePr w:type="firstCol">
       <w:rPr>
-        <w:rFonts w:asciiTheme="majorHAnsi" w:cstheme="majorBidi" w:eastAsiaTheme="majorEastAsia" w:hAnsiTheme="majorHAnsi"/>
+        <w:rFonts w:asciiTheme="majorHAnsi" w:cstheme="majorBidi" w:hAnsiTheme="majorHAnsi" w:eastAsia="黑体"/>
         <w:b/>
         <w:bCs/>
       </w:rPr>
     </w:tblStylePr>
     <w:tblStylePr w:type="lastCol">
       <w:rPr>
-        <w:rFonts w:asciiTheme="majorHAnsi" w:cstheme="majorBidi" w:eastAsiaTheme="majorEastAsia" w:hAnsiTheme="majorHAnsi"/>
+        <w:rFonts w:asciiTheme="majorHAnsi" w:cstheme="majorBidi" w:hAnsiTheme="majorHAnsi" w:eastAsia="黑体"/>
         <w:b/>
         <w:bCs/>
       </w:rPr>
@@ -6329,7 +6685,7 @@
         <w:spacing w:after="0" w:before="0" w:line="240" w:lineRule="auto"/>
       </w:pPr>
       <w:rPr>
-        <w:rFonts w:asciiTheme="majorHAnsi" w:cstheme="majorBidi" w:eastAsiaTheme="majorEastAsia" w:hAnsiTheme="majorHAnsi"/>
+        <w:rFonts w:asciiTheme="majorHAnsi" w:cstheme="majorBidi" w:hAnsiTheme="majorHAnsi" w:eastAsia="黑体"/>
         <w:b/>
         <w:bCs/>
       </w:rPr>
@@ -6350,7 +6706,7 @@
         <w:spacing w:after="0" w:before="0" w:line="240" w:lineRule="auto"/>
       </w:pPr>
       <w:rPr>
-        <w:rFonts w:asciiTheme="majorHAnsi" w:cstheme="majorBidi" w:eastAsiaTheme="majorEastAsia" w:hAnsiTheme="majorHAnsi"/>
+        <w:rFonts w:asciiTheme="majorHAnsi" w:cstheme="majorBidi" w:hAnsiTheme="majorHAnsi" w:eastAsia="黑体"/>
         <w:b/>
         <w:bCs/>
       </w:rPr>
@@ -6368,14 +6724,14 @@
     </w:tblStylePr>
     <w:tblStylePr w:type="firstCol">
       <w:rPr>
-        <w:rFonts w:asciiTheme="majorHAnsi" w:cstheme="majorBidi" w:eastAsiaTheme="majorEastAsia" w:hAnsiTheme="majorHAnsi"/>
+        <w:rFonts w:asciiTheme="majorHAnsi" w:cstheme="majorBidi" w:hAnsiTheme="majorHAnsi" w:eastAsia="黑体"/>
         <w:b/>
         <w:bCs/>
       </w:rPr>
     </w:tblStylePr>
     <w:tblStylePr w:type="lastCol">
       <w:rPr>
-        <w:rFonts w:asciiTheme="majorHAnsi" w:cstheme="majorBidi" w:eastAsiaTheme="majorEastAsia" w:hAnsiTheme="majorHAnsi"/>
+        <w:rFonts w:asciiTheme="majorHAnsi" w:cstheme="majorBidi" w:hAnsiTheme="majorHAnsi" w:eastAsia="黑体"/>
         <w:b/>
         <w:bCs/>
       </w:rPr>
@@ -6459,7 +6815,7 @@
         <w:spacing w:after="0" w:before="0" w:line="240" w:lineRule="auto"/>
       </w:pPr>
       <w:rPr>
-        <w:rFonts w:asciiTheme="majorHAnsi" w:cstheme="majorBidi" w:eastAsiaTheme="majorEastAsia" w:hAnsiTheme="majorHAnsi"/>
+        <w:rFonts w:asciiTheme="majorHAnsi" w:cstheme="majorBidi" w:hAnsiTheme="majorHAnsi" w:eastAsia="黑体"/>
         <w:b/>
         <w:bCs/>
       </w:rPr>
@@ -6480,7 +6836,7 @@
         <w:spacing w:after="0" w:before="0" w:line="240" w:lineRule="auto"/>
       </w:pPr>
       <w:rPr>
-        <w:rFonts w:asciiTheme="majorHAnsi" w:cstheme="majorBidi" w:eastAsiaTheme="majorEastAsia" w:hAnsiTheme="majorHAnsi"/>
+        <w:rFonts w:asciiTheme="majorHAnsi" w:cstheme="majorBidi" w:hAnsiTheme="majorHAnsi" w:eastAsia="黑体"/>
         <w:b/>
         <w:bCs/>
       </w:rPr>
@@ -6498,14 +6854,14 @@
     </w:tblStylePr>
     <w:tblStylePr w:type="firstCol">
       <w:rPr>
-        <w:rFonts w:asciiTheme="majorHAnsi" w:cstheme="majorBidi" w:eastAsiaTheme="majorEastAsia" w:hAnsiTheme="majorHAnsi"/>
+        <w:rFonts w:asciiTheme="majorHAnsi" w:cstheme="majorBidi" w:hAnsiTheme="majorHAnsi" w:eastAsia="黑体"/>
         <w:b/>
         <w:bCs/>
       </w:rPr>
     </w:tblStylePr>
     <w:tblStylePr w:type="lastCol">
       <w:rPr>
-        <w:rFonts w:asciiTheme="majorHAnsi" w:cstheme="majorBidi" w:eastAsiaTheme="majorEastAsia" w:hAnsiTheme="majorHAnsi"/>
+        <w:rFonts w:asciiTheme="majorHAnsi" w:cstheme="majorBidi" w:hAnsiTheme="majorHAnsi" w:eastAsia="黑体"/>
         <w:b/>
         <w:bCs/>
       </w:rPr>
@@ -6589,7 +6945,7 @@
         <w:spacing w:after="0" w:before="0" w:line="240" w:lineRule="auto"/>
       </w:pPr>
       <w:rPr>
-        <w:rFonts w:asciiTheme="majorHAnsi" w:cstheme="majorBidi" w:eastAsiaTheme="majorEastAsia" w:hAnsiTheme="majorHAnsi"/>
+        <w:rFonts w:asciiTheme="majorHAnsi" w:cstheme="majorBidi" w:hAnsiTheme="majorHAnsi" w:eastAsia="黑体"/>
         <w:b/>
         <w:bCs/>
       </w:rPr>
@@ -6610,7 +6966,7 @@
         <w:spacing w:after="0" w:before="0" w:line="240" w:lineRule="auto"/>
       </w:pPr>
       <w:rPr>
-        <w:rFonts w:asciiTheme="majorHAnsi" w:cstheme="majorBidi" w:eastAsiaTheme="majorEastAsia" w:hAnsiTheme="majorHAnsi"/>
+        <w:rFonts w:asciiTheme="majorHAnsi" w:cstheme="majorBidi" w:hAnsiTheme="majorHAnsi" w:eastAsia="黑体"/>
         <w:b/>
         <w:bCs/>
       </w:rPr>
@@ -6628,14 +6984,14 @@
     </w:tblStylePr>
     <w:tblStylePr w:type="firstCol">
       <w:rPr>
-        <w:rFonts w:asciiTheme="majorHAnsi" w:cstheme="majorBidi" w:eastAsiaTheme="majorEastAsia" w:hAnsiTheme="majorHAnsi"/>
+        <w:rFonts w:asciiTheme="majorHAnsi" w:cstheme="majorBidi" w:hAnsiTheme="majorHAnsi" w:eastAsia="黑体"/>
         <w:b/>
         <w:bCs/>
       </w:rPr>
     </w:tblStylePr>
     <w:tblStylePr w:type="lastCol">
       <w:rPr>
-        <w:rFonts w:asciiTheme="majorHAnsi" w:cstheme="majorBidi" w:eastAsiaTheme="majorEastAsia" w:hAnsiTheme="majorHAnsi"/>
+        <w:rFonts w:asciiTheme="majorHAnsi" w:cstheme="majorBidi" w:hAnsiTheme="majorHAnsi" w:eastAsia="黑体"/>
         <w:b/>
         <w:bCs/>
       </w:rPr>
@@ -6718,6 +7074,7 @@
         <w:spacing w:after="0" w:before="0" w:line="240" w:lineRule="auto"/>
       </w:pPr>
       <w:rPr>
+        <w:rFonts w:eastAsia="黑体"/>
         <w:b/>
         <w:bCs/>
         <w:color w:themeColor="background1" w:val="FFFFFF"/>
@@ -6740,6 +7097,7 @@
         <w:spacing w:after="0" w:before="0" w:line="240" w:lineRule="auto"/>
       </w:pPr>
       <w:rPr>
+        <w:rFonts w:eastAsia="黑体"/>
         <w:b/>
         <w:bCs/>
       </w:rPr>
@@ -6757,12 +7115,14 @@
     </w:tblStylePr>
     <w:tblStylePr w:type="firstCol">
       <w:rPr>
+        <w:rFonts w:eastAsia="黑体"/>
         <w:b/>
         <w:bCs/>
       </w:rPr>
     </w:tblStylePr>
     <w:tblStylePr w:type="lastCol">
       <w:rPr>
+        <w:rFonts w:eastAsia="黑体"/>
         <w:b/>
         <w:bCs/>
       </w:rPr>
@@ -6824,6 +7184,7 @@
         <w:spacing w:after="0" w:before="0" w:line="240" w:lineRule="auto"/>
       </w:pPr>
       <w:rPr>
+        <w:rFonts w:eastAsia="黑体"/>
         <w:b/>
         <w:bCs/>
         <w:color w:themeColor="background1" w:val="FFFFFF"/>
@@ -6846,6 +7207,7 @@
         <w:spacing w:after="0" w:before="0" w:line="240" w:lineRule="auto"/>
       </w:pPr>
       <w:rPr>
+        <w:rFonts w:eastAsia="黑体"/>
         <w:b/>
         <w:bCs/>
       </w:rPr>
@@ -6863,12 +7225,14 @@
     </w:tblStylePr>
     <w:tblStylePr w:type="firstCol">
       <w:rPr>
+        <w:rFonts w:eastAsia="黑体"/>
         <w:b/>
         <w:bCs/>
       </w:rPr>
     </w:tblStylePr>
     <w:tblStylePr w:type="lastCol">
       <w:rPr>
+        <w:rFonts w:eastAsia="黑体"/>
         <w:b/>
         <w:bCs/>
       </w:rPr>
@@ -6930,6 +7294,7 @@
         <w:spacing w:after="0" w:before="0" w:line="240" w:lineRule="auto"/>
       </w:pPr>
       <w:rPr>
+        <w:rFonts w:eastAsia="黑体"/>
         <w:b/>
         <w:bCs/>
         <w:color w:themeColor="background1" w:val="FFFFFF"/>
@@ -6952,6 +7317,7 @@
         <w:spacing w:after="0" w:before="0" w:line="240" w:lineRule="auto"/>
       </w:pPr>
       <w:rPr>
+        <w:rFonts w:eastAsia="黑体"/>
         <w:b/>
         <w:bCs/>
       </w:rPr>
@@ -6969,12 +7335,14 @@
     </w:tblStylePr>
     <w:tblStylePr w:type="firstCol">
       <w:rPr>
+        <w:rFonts w:eastAsia="黑体"/>
         <w:b/>
         <w:bCs/>
       </w:rPr>
     </w:tblStylePr>
     <w:tblStylePr w:type="lastCol">
       <w:rPr>
+        <w:rFonts w:eastAsia="黑体"/>
         <w:b/>
         <w:bCs/>
       </w:rPr>
@@ -7036,6 +7404,7 @@
         <w:spacing w:after="0" w:before="0" w:line="240" w:lineRule="auto"/>
       </w:pPr>
       <w:rPr>
+        <w:rFonts w:eastAsia="黑体"/>
         <w:b/>
         <w:bCs/>
         <w:color w:themeColor="background1" w:val="FFFFFF"/>
@@ -7058,6 +7427,7 @@
         <w:spacing w:after="0" w:before="0" w:line="240" w:lineRule="auto"/>
       </w:pPr>
       <w:rPr>
+        <w:rFonts w:eastAsia="黑体"/>
         <w:b/>
         <w:bCs/>
       </w:rPr>
@@ -7075,12 +7445,14 @@
     </w:tblStylePr>
     <w:tblStylePr w:type="firstCol">
       <w:rPr>
+        <w:rFonts w:eastAsia="黑体"/>
         <w:b/>
         <w:bCs/>
       </w:rPr>
     </w:tblStylePr>
     <w:tblStylePr w:type="lastCol">
       <w:rPr>
+        <w:rFonts w:eastAsia="黑体"/>
         <w:b/>
         <w:bCs/>
       </w:rPr>
@@ -7142,6 +7514,7 @@
         <w:spacing w:after="0" w:before="0" w:line="240" w:lineRule="auto"/>
       </w:pPr>
       <w:rPr>
+        <w:rFonts w:eastAsia="黑体"/>
         <w:b/>
         <w:bCs/>
         <w:color w:themeColor="background1" w:val="FFFFFF"/>
@@ -7164,6 +7537,7 @@
         <w:spacing w:after="0" w:before="0" w:line="240" w:lineRule="auto"/>
       </w:pPr>
       <w:rPr>
+        <w:rFonts w:eastAsia="黑体"/>
         <w:b/>
         <w:bCs/>
       </w:rPr>
@@ -7181,12 +7555,14 @@
     </w:tblStylePr>
     <w:tblStylePr w:type="firstCol">
       <w:rPr>
+        <w:rFonts w:eastAsia="黑体"/>
         <w:b/>
         <w:bCs/>
       </w:rPr>
     </w:tblStylePr>
     <w:tblStylePr w:type="lastCol">
       <w:rPr>
+        <w:rFonts w:eastAsia="黑体"/>
         <w:b/>
         <w:bCs/>
       </w:rPr>
@@ -7248,6 +7624,7 @@
         <w:spacing w:after="0" w:before="0" w:line="240" w:lineRule="auto"/>
       </w:pPr>
       <w:rPr>
+        <w:rFonts w:eastAsia="黑体"/>
         <w:b/>
         <w:bCs/>
         <w:color w:themeColor="background1" w:val="FFFFFF"/>
@@ -7270,6 +7647,7 @@
         <w:spacing w:after="0" w:before="0" w:line="240" w:lineRule="auto"/>
       </w:pPr>
       <w:rPr>
+        <w:rFonts w:eastAsia="黑体"/>
         <w:b/>
         <w:bCs/>
       </w:rPr>
@@ -7287,12 +7665,14 @@
     </w:tblStylePr>
     <w:tblStylePr w:type="firstCol">
       <w:rPr>
+        <w:rFonts w:eastAsia="黑体"/>
         <w:b/>
         <w:bCs/>
       </w:rPr>
     </w:tblStylePr>
     <w:tblStylePr w:type="lastCol">
       <w:rPr>
+        <w:rFonts w:eastAsia="黑体"/>
         <w:b/>
         <w:bCs/>
       </w:rPr>
@@ -7354,6 +7734,7 @@
         <w:spacing w:after="0" w:before="0" w:line="240" w:lineRule="auto"/>
       </w:pPr>
       <w:rPr>
+        <w:rFonts w:eastAsia="黑体"/>
         <w:b/>
         <w:bCs/>
         <w:color w:themeColor="background1" w:val="FFFFFF"/>
@@ -7376,6 +7757,7 @@
         <w:spacing w:after="0" w:before="0" w:line="240" w:lineRule="auto"/>
       </w:pPr>
       <w:rPr>
+        <w:rFonts w:eastAsia="黑体"/>
         <w:b/>
         <w:bCs/>
       </w:rPr>
@@ -7393,12 +7775,14 @@
     </w:tblStylePr>
     <w:tblStylePr w:type="firstCol">
       <w:rPr>
+        <w:rFonts w:eastAsia="黑体"/>
         <w:b/>
         <w:bCs/>
       </w:rPr>
     </w:tblStylePr>
     <w:tblStylePr w:type="lastCol">
       <w:rPr>
+        <w:rFonts w:eastAsia="黑体"/>
         <w:b/>
         <w:bCs/>
       </w:rPr>
@@ -7457,6 +7841,7 @@
         <w:spacing w:after="0" w:before="0" w:line="240" w:lineRule="auto"/>
       </w:pPr>
       <w:rPr>
+        <w:rFonts w:eastAsia="黑体"/>
         <w:b/>
         <w:bCs/>
         <w:color w:themeColor="background1" w:val="FFFFFF"/>
@@ -7479,6 +7864,7 @@
         <w:spacing w:after="0" w:before="0" w:line="240" w:lineRule="auto"/>
       </w:pPr>
       <w:rPr>
+        <w:rFonts w:eastAsia="黑体"/>
         <w:color w:val="auto"/>
       </w:rPr>
       <w:tblPr/>
@@ -7496,6 +7882,7 @@
     </w:tblStylePr>
     <w:tblStylePr w:type="firstCol">
       <w:rPr>
+        <w:rFonts w:eastAsia="黑体"/>
         <w:b/>
         <w:bCs/>
         <w:color w:themeColor="background1" w:val="FFFFFF"/>
@@ -7515,6 +7902,7 @@
     </w:tblStylePr>
     <w:tblStylePr w:type="lastCol">
       <w:rPr>
+        <w:rFonts w:eastAsia="黑体"/>
         <w:b/>
         <w:bCs/>
         <w:color w:themeColor="background1" w:val="FFFFFF"/>
@@ -7563,6 +7951,7 @@
     </w:tblStylePr>
     <w:tblStylePr w:type="nwCell">
       <w:rPr>
+        <w:rFonts w:eastAsia="黑体"/>
         <w:color w:themeColor="background1" w:val="FFFFFF"/>
       </w:rPr>
       <w:tblPr/>
@@ -7606,6 +7995,7 @@
         <w:spacing w:after="0" w:before="0" w:line="240" w:lineRule="auto"/>
       </w:pPr>
       <w:rPr>
+        <w:rFonts w:eastAsia="黑体"/>
         <w:b/>
         <w:bCs/>
         <w:color w:themeColor="background1" w:val="FFFFFF"/>
@@ -7628,6 +8018,7 @@
         <w:spacing w:after="0" w:before="0" w:line="240" w:lineRule="auto"/>
       </w:pPr>
       <w:rPr>
+        <w:rFonts w:eastAsia="黑体"/>
         <w:color w:val="auto"/>
       </w:rPr>
       <w:tblPr/>
@@ -7645,6 +8036,7 @@
     </w:tblStylePr>
     <w:tblStylePr w:type="firstCol">
       <w:rPr>
+        <w:rFonts w:eastAsia="黑体"/>
         <w:b/>
         <w:bCs/>
         <w:color w:themeColor="background1" w:val="FFFFFF"/>
@@ -7664,6 +8056,7 @@
     </w:tblStylePr>
     <w:tblStylePr w:type="lastCol">
       <w:rPr>
+        <w:rFonts w:eastAsia="黑体"/>
         <w:b/>
         <w:bCs/>
         <w:color w:themeColor="background1" w:val="FFFFFF"/>
@@ -7712,6 +8105,7 @@
     </w:tblStylePr>
     <w:tblStylePr w:type="nwCell">
       <w:rPr>
+        <w:rFonts w:eastAsia="黑体"/>
         <w:color w:themeColor="background1" w:val="FFFFFF"/>
       </w:rPr>
       <w:tblPr/>
@@ -7755,6 +8149,7 @@
         <w:spacing w:after="0" w:before="0" w:line="240" w:lineRule="auto"/>
       </w:pPr>
       <w:rPr>
+        <w:rFonts w:eastAsia="黑体"/>
         <w:b/>
         <w:bCs/>
         <w:color w:themeColor="background1" w:val="FFFFFF"/>
@@ -7777,6 +8172,7 @@
         <w:spacing w:after="0" w:before="0" w:line="240" w:lineRule="auto"/>
       </w:pPr>
       <w:rPr>
+        <w:rFonts w:eastAsia="黑体"/>
         <w:color w:val="auto"/>
       </w:rPr>
       <w:tblPr/>
@@ -7794,6 +8190,7 @@
     </w:tblStylePr>
     <w:tblStylePr w:type="firstCol">
       <w:rPr>
+        <w:rFonts w:eastAsia="黑体"/>
         <w:b/>
         <w:bCs/>
         <w:color w:themeColor="background1" w:val="FFFFFF"/>
@@ -7813,6 +8210,7 @@
     </w:tblStylePr>
     <w:tblStylePr w:type="lastCol">
       <w:rPr>
+        <w:rFonts w:eastAsia="黑体"/>
         <w:b/>
         <w:bCs/>
         <w:color w:themeColor="background1" w:val="FFFFFF"/>
@@ -7861,6 +8259,7 @@
     </w:tblStylePr>
     <w:tblStylePr w:type="nwCell">
       <w:rPr>
+        <w:rFonts w:eastAsia="黑体"/>
         <w:color w:themeColor="background1" w:val="FFFFFF"/>
       </w:rPr>
       <w:tblPr/>
@@ -7904,6 +8303,7 @@
         <w:spacing w:after="0" w:before="0" w:line="240" w:lineRule="auto"/>
       </w:pPr>
       <w:rPr>
+        <w:rFonts w:eastAsia="黑体"/>
         <w:b/>
         <w:bCs/>
         <w:color w:themeColor="background1" w:val="FFFFFF"/>
@@ -7926,6 +8326,7 @@
         <w:spacing w:after="0" w:before="0" w:line="240" w:lineRule="auto"/>
       </w:pPr>
       <w:rPr>
+        <w:rFonts w:eastAsia="黑体"/>
         <w:color w:val="auto"/>
       </w:rPr>
       <w:tblPr/>
@@ -7943,6 +8344,7 @@
     </w:tblStylePr>
     <w:tblStylePr w:type="firstCol">
       <w:rPr>
+        <w:rFonts w:eastAsia="黑体"/>
         <w:b/>
         <w:bCs/>
         <w:color w:themeColor="background1" w:val="FFFFFF"/>
@@ -7962,6 +8364,7 @@
     </w:tblStylePr>
     <w:tblStylePr w:type="lastCol">
       <w:rPr>
+        <w:rFonts w:eastAsia="黑体"/>
         <w:b/>
         <w:bCs/>
         <w:color w:themeColor="background1" w:val="FFFFFF"/>
@@ -8010,6 +8413,7 @@
     </w:tblStylePr>
     <w:tblStylePr w:type="nwCell">
       <w:rPr>
+        <w:rFonts w:eastAsia="黑体"/>
         <w:color w:themeColor="background1" w:val="FFFFFF"/>
       </w:rPr>
       <w:tblPr/>
@@ -8053,6 +8457,7 @@
         <w:spacing w:after="0" w:before="0" w:line="240" w:lineRule="auto"/>
       </w:pPr>
       <w:rPr>
+        <w:rFonts w:eastAsia="黑体"/>
         <w:b/>
         <w:bCs/>
         <w:color w:themeColor="background1" w:val="FFFFFF"/>
@@ -8075,6 +8480,7 @@
         <w:spacing w:after="0" w:before="0" w:line="240" w:lineRule="auto"/>
       </w:pPr>
       <w:rPr>
+        <w:rFonts w:eastAsia="黑体"/>
         <w:color w:val="auto"/>
       </w:rPr>
       <w:tblPr/>
@@ -8092,6 +8498,7 @@
     </w:tblStylePr>
     <w:tblStylePr w:type="firstCol">
       <w:rPr>
+        <w:rFonts w:eastAsia="黑体"/>
         <w:b/>
         <w:bCs/>
         <w:color w:themeColor="background1" w:val="FFFFFF"/>
@@ -8111,6 +8518,7 @@
     </w:tblStylePr>
     <w:tblStylePr w:type="lastCol">
       <w:rPr>
+        <w:rFonts w:eastAsia="黑体"/>
         <w:b/>
         <w:bCs/>
         <w:color w:themeColor="background1" w:val="FFFFFF"/>
@@ -8159,6 +8567,7 @@
     </w:tblStylePr>
     <w:tblStylePr w:type="nwCell">
       <w:rPr>
+        <w:rFonts w:eastAsia="黑体"/>
         <w:color w:themeColor="background1" w:val="FFFFFF"/>
       </w:rPr>
       <w:tblPr/>
@@ -8202,6 +8611,7 @@
         <w:spacing w:after="0" w:before="0" w:line="240" w:lineRule="auto"/>
       </w:pPr>
       <w:rPr>
+        <w:rFonts w:eastAsia="黑体"/>
         <w:b/>
         <w:bCs/>
         <w:color w:themeColor="background1" w:val="FFFFFF"/>
@@ -8224,6 +8634,7 @@
         <w:spacing w:after="0" w:before="0" w:line="240" w:lineRule="auto"/>
       </w:pPr>
       <w:rPr>
+        <w:rFonts w:eastAsia="黑体"/>
         <w:color w:val="auto"/>
       </w:rPr>
       <w:tblPr/>
@@ -8241,6 +8652,7 @@
     </w:tblStylePr>
     <w:tblStylePr w:type="firstCol">
       <w:rPr>
+        <w:rFonts w:eastAsia="黑体"/>
         <w:b/>
         <w:bCs/>
         <w:color w:themeColor="background1" w:val="FFFFFF"/>
@@ -8260,6 +8672,7 @@
     </w:tblStylePr>
     <w:tblStylePr w:type="lastCol">
       <w:rPr>
+        <w:rFonts w:eastAsia="黑体"/>
         <w:b/>
         <w:bCs/>
         <w:color w:themeColor="background1" w:val="FFFFFF"/>
@@ -8308,6 +8721,7 @@
     </w:tblStylePr>
     <w:tblStylePr w:type="nwCell">
       <w:rPr>
+        <w:rFonts w:eastAsia="黑体"/>
         <w:color w:themeColor="background1" w:val="FFFFFF"/>
       </w:rPr>
       <w:tblPr/>
@@ -8351,6 +8765,7 @@
         <w:spacing w:after="0" w:before="0" w:line="240" w:lineRule="auto"/>
       </w:pPr>
       <w:rPr>
+        <w:rFonts w:eastAsia="黑体"/>
         <w:b/>
         <w:bCs/>
         <w:color w:themeColor="background1" w:val="FFFFFF"/>
@@ -8373,6 +8788,7 @@
         <w:spacing w:after="0" w:before="0" w:line="240" w:lineRule="auto"/>
       </w:pPr>
       <w:rPr>
+        <w:rFonts w:eastAsia="黑体"/>
         <w:color w:val="auto"/>
       </w:rPr>
       <w:tblPr/>
@@ -8390,6 +8806,7 @@
     </w:tblStylePr>
     <w:tblStylePr w:type="firstCol">
       <w:rPr>
+        <w:rFonts w:eastAsia="黑体"/>
         <w:b/>
         <w:bCs/>
         <w:color w:themeColor="background1" w:val="FFFFFF"/>
@@ -8409,6 +8826,7 @@
     </w:tblStylePr>
     <w:tblStylePr w:type="lastCol">
       <w:rPr>
+        <w:rFonts w:eastAsia="黑体"/>
         <w:b/>
         <w:bCs/>
         <w:color w:themeColor="background1" w:val="FFFFFF"/>
@@ -8457,6 +8875,7 @@
     </w:tblStylePr>
     <w:tblStylePr w:type="nwCell">
       <w:rPr>
+        <w:rFonts w:eastAsia="黑体"/>
         <w:color w:themeColor="background1" w:val="FFFFFF"/>
       </w:rPr>
       <w:tblPr/>
@@ -8481,6 +8900,7 @@
       <w:spacing w:after="0" w:line="240" w:lineRule="auto"/>
     </w:pPr>
     <w:rPr>
+      <w:rFonts w:eastAsia="黑体"/>
       <w:color w:themeColor="text1" w:val="000000"/>
     </w:rPr>
     <w:tblPr>
@@ -8500,7 +8920,7 @@
     </w:tblPr>
     <w:tblStylePr w:type="firstRow">
       <w:rPr>
-        <w:rFonts w:asciiTheme="majorHAnsi" w:cstheme="majorBidi" w:eastAsiaTheme="majorEastAsia" w:hAnsiTheme="majorHAnsi"/>
+        <w:rFonts w:asciiTheme="majorHAnsi" w:cstheme="majorBidi" w:hAnsiTheme="majorHAnsi" w:eastAsia="黑体"/>
       </w:rPr>
       <w:tblPr/>
       <w:tcPr>
@@ -8512,6 +8932,7 @@
     </w:tblStylePr>
     <w:tblStylePr w:type="lastRow">
       <w:rPr>
+        <w:rFonts w:eastAsia="黑体"/>
         <w:b/>
         <w:bCs/>
         <w:color w:themeColor="text2" w:val="1F497D"/>
@@ -8526,12 +8947,14 @@
     </w:tblStylePr>
     <w:tblStylePr w:type="firstCol">
       <w:rPr>
+        <w:rFonts w:eastAsia="黑体"/>
         <w:b/>
         <w:bCs/>
       </w:rPr>
     </w:tblStylePr>
     <w:tblStylePr w:type="lastCol">
       <w:rPr>
+        <w:rFonts w:eastAsia="黑体"/>
         <w:b/>
         <w:bCs/>
       </w:rPr>
@@ -8565,6 +8988,7 @@
       <w:spacing w:after="0" w:line="240" w:lineRule="auto"/>
     </w:pPr>
     <w:rPr>
+      <w:rFonts w:eastAsia="黑体"/>
       <w:color w:themeColor="text1" w:val="000000"/>
     </w:rPr>
     <w:tblPr>
@@ -8584,7 +9008,7 @@
     </w:tblPr>
     <w:tblStylePr w:type="firstRow">
       <w:rPr>
-        <w:rFonts w:asciiTheme="majorHAnsi" w:cstheme="majorBidi" w:eastAsiaTheme="majorEastAsia" w:hAnsiTheme="majorHAnsi"/>
+        <w:rFonts w:asciiTheme="majorHAnsi" w:cstheme="majorBidi" w:hAnsiTheme="majorHAnsi" w:eastAsia="黑体"/>
       </w:rPr>
       <w:tblPr/>
       <w:tcPr>
@@ -8596,6 +9020,7 @@
     </w:tblStylePr>
     <w:tblStylePr w:type="lastRow">
       <w:rPr>
+        <w:rFonts w:eastAsia="黑体"/>
         <w:b/>
         <w:bCs/>
         <w:color w:themeColor="text2" w:val="1F497D"/>
@@ -8610,12 +9035,14 @@
     </w:tblStylePr>
     <w:tblStylePr w:type="firstCol">
       <w:rPr>
+        <w:rFonts w:eastAsia="黑体"/>
         <w:b/>
         <w:bCs/>
       </w:rPr>
     </w:tblStylePr>
     <w:tblStylePr w:type="lastCol">
       <w:rPr>
+        <w:rFonts w:eastAsia="黑体"/>
         <w:b/>
         <w:bCs/>
       </w:rPr>
@@ -8649,6 +9076,7 @@
       <w:spacing w:after="0" w:line="240" w:lineRule="auto"/>
     </w:pPr>
     <w:rPr>
+      <w:rFonts w:eastAsia="黑体"/>
       <w:color w:themeColor="text1" w:val="000000"/>
     </w:rPr>
     <w:tblPr>
@@ -8668,7 +9096,7 @@
     </w:tblPr>
     <w:tblStylePr w:type="firstRow">
       <w:rPr>
-        <w:rFonts w:asciiTheme="majorHAnsi" w:cstheme="majorBidi" w:eastAsiaTheme="majorEastAsia" w:hAnsiTheme="majorHAnsi"/>
+        <w:rFonts w:asciiTheme="majorHAnsi" w:cstheme="majorBidi" w:hAnsiTheme="majorHAnsi" w:eastAsia="黑体"/>
       </w:rPr>
       <w:tblPr/>
       <w:tcPr>
@@ -8680,6 +9108,7 @@
     </w:tblStylePr>
     <w:tblStylePr w:type="lastRow">
       <w:rPr>
+        <w:rFonts w:eastAsia="黑体"/>
         <w:b/>
         <w:bCs/>
         <w:color w:themeColor="text2" w:val="1F497D"/>
@@ -8694,12 +9123,14 @@
     </w:tblStylePr>
     <w:tblStylePr w:type="firstCol">
       <w:rPr>
+        <w:rFonts w:eastAsia="黑体"/>
         <w:b/>
         <w:bCs/>
       </w:rPr>
     </w:tblStylePr>
     <w:tblStylePr w:type="lastCol">
       <w:rPr>
+        <w:rFonts w:eastAsia="黑体"/>
         <w:b/>
         <w:bCs/>
       </w:rPr>
@@ -8733,6 +9164,7 @@
       <w:spacing w:after="0" w:line="240" w:lineRule="auto"/>
     </w:pPr>
     <w:rPr>
+      <w:rFonts w:eastAsia="黑体"/>
       <w:color w:themeColor="text1" w:val="000000"/>
     </w:rPr>
     <w:tblPr>
@@ -8752,7 +9184,7 @@
     </w:tblPr>
     <w:tblStylePr w:type="firstRow">
       <w:rPr>
-        <w:rFonts w:asciiTheme="majorHAnsi" w:cstheme="majorBidi" w:eastAsiaTheme="majorEastAsia" w:hAnsiTheme="majorHAnsi"/>
+        <w:rFonts w:asciiTheme="majorHAnsi" w:cstheme="majorBidi" w:hAnsiTheme="majorHAnsi" w:eastAsia="黑体"/>
       </w:rPr>
       <w:tblPr/>
       <w:tcPr>
@@ -8764,6 +9196,7 @@
     </w:tblStylePr>
     <w:tblStylePr w:type="lastRow">
       <w:rPr>
+        <w:rFonts w:eastAsia="黑体"/>
         <w:b/>
         <w:bCs/>
         <w:color w:themeColor="text2" w:val="1F497D"/>
@@ -8778,12 +9211,14 @@
     </w:tblStylePr>
     <w:tblStylePr w:type="firstCol">
       <w:rPr>
+        <w:rFonts w:eastAsia="黑体"/>
         <w:b/>
         <w:bCs/>
       </w:rPr>
     </w:tblStylePr>
     <w:tblStylePr w:type="lastCol">
       <w:rPr>
+        <w:rFonts w:eastAsia="黑体"/>
         <w:b/>
         <w:bCs/>
       </w:rPr>
@@ -8817,6 +9252,7 @@
       <w:spacing w:after="0" w:line="240" w:lineRule="auto"/>
     </w:pPr>
     <w:rPr>
+      <w:rFonts w:eastAsia="黑体"/>
       <w:color w:themeColor="text1" w:val="000000"/>
     </w:rPr>
     <w:tblPr>
@@ -8836,7 +9272,7 @@
     </w:tblPr>
     <w:tblStylePr w:type="firstRow">
       <w:rPr>
-        <w:rFonts w:asciiTheme="majorHAnsi" w:cstheme="majorBidi" w:eastAsiaTheme="majorEastAsia" w:hAnsiTheme="majorHAnsi"/>
+        <w:rFonts w:asciiTheme="majorHAnsi" w:cstheme="majorBidi" w:hAnsiTheme="majorHAnsi" w:eastAsia="黑体"/>
       </w:rPr>
       <w:tblPr/>
       <w:tcPr>
@@ -8848,6 +9284,7 @@
     </w:tblStylePr>
     <w:tblStylePr w:type="lastRow">
       <w:rPr>
+        <w:rFonts w:eastAsia="黑体"/>
         <w:b/>
         <w:bCs/>
         <w:color w:themeColor="text2" w:val="1F497D"/>
@@ -8862,12 +9299,14 @@
     </w:tblStylePr>
     <w:tblStylePr w:type="firstCol">
       <w:rPr>
+        <w:rFonts w:eastAsia="黑体"/>
         <w:b/>
         <w:bCs/>
       </w:rPr>
     </w:tblStylePr>
     <w:tblStylePr w:type="lastCol">
       <w:rPr>
+        <w:rFonts w:eastAsia="黑体"/>
         <w:b/>
         <w:bCs/>
       </w:rPr>
@@ -8901,6 +9340,7 @@
       <w:spacing w:after="0" w:line="240" w:lineRule="auto"/>
     </w:pPr>
     <w:rPr>
+      <w:rFonts w:eastAsia="黑体"/>
       <w:color w:themeColor="text1" w:val="000000"/>
     </w:rPr>
     <w:tblPr>
@@ -8920,7 +9360,7 @@
     </w:tblPr>
     <w:tblStylePr w:type="firstRow">
       <w:rPr>
-        <w:rFonts w:asciiTheme="majorHAnsi" w:cstheme="majorBidi" w:eastAsiaTheme="majorEastAsia" w:hAnsiTheme="majorHAnsi"/>
+        <w:rFonts w:asciiTheme="majorHAnsi" w:cstheme="majorBidi" w:hAnsiTheme="majorHAnsi" w:eastAsia="黑体"/>
       </w:rPr>
       <w:tblPr/>
       <w:tcPr>
@@ -8932,6 +9372,7 @@
     </w:tblStylePr>
     <w:tblStylePr w:type="lastRow">
       <w:rPr>
+        <w:rFonts w:eastAsia="黑体"/>
         <w:b/>
         <w:bCs/>
         <w:color w:themeColor="text2" w:val="1F497D"/>
@@ -8946,12 +9387,14 @@
     </w:tblStylePr>
     <w:tblStylePr w:type="firstCol">
       <w:rPr>
+        <w:rFonts w:eastAsia="黑体"/>
         <w:b/>
         <w:bCs/>
       </w:rPr>
     </w:tblStylePr>
     <w:tblStylePr w:type="lastCol">
       <w:rPr>
+        <w:rFonts w:eastAsia="黑体"/>
         <w:b/>
         <w:bCs/>
       </w:rPr>
@@ -8985,6 +9428,7 @@
       <w:spacing w:after="0" w:line="240" w:lineRule="auto"/>
     </w:pPr>
     <w:rPr>
+      <w:rFonts w:eastAsia="黑体"/>
       <w:color w:themeColor="text1" w:val="000000"/>
     </w:rPr>
     <w:tblPr>
@@ -9004,7 +9448,7 @@
     </w:tblPr>
     <w:tblStylePr w:type="firstRow">
       <w:rPr>
-        <w:rFonts w:asciiTheme="majorHAnsi" w:cstheme="majorBidi" w:eastAsiaTheme="majorEastAsia" w:hAnsiTheme="majorHAnsi"/>
+        <w:rFonts w:asciiTheme="majorHAnsi" w:cstheme="majorBidi" w:hAnsiTheme="majorHAnsi" w:eastAsia="黑体"/>
       </w:rPr>
       <w:tblPr/>
       <w:tcPr>
@@ -9016,6 +9460,7 @@
     </w:tblStylePr>
     <w:tblStylePr w:type="lastRow">
       <w:rPr>
+        <w:rFonts w:eastAsia="黑体"/>
         <w:b/>
         <w:bCs/>
         <w:color w:themeColor="text2" w:val="1F497D"/>
@@ -9030,12 +9475,14 @@
     </w:tblStylePr>
     <w:tblStylePr w:type="firstCol">
       <w:rPr>
+        <w:rFonts w:eastAsia="黑体"/>
         <w:b/>
         <w:bCs/>
       </w:rPr>
     </w:tblStylePr>
     <w:tblStylePr w:type="lastCol">
       <w:rPr>
+        <w:rFonts w:eastAsia="黑体"/>
         <w:b/>
         <w:bCs/>
       </w:rPr>
@@ -9069,7 +9516,7 @@
       <w:spacing w:after="0" w:line="240" w:lineRule="auto"/>
     </w:pPr>
     <w:rPr>
-      <w:rFonts w:asciiTheme="majorHAnsi" w:cstheme="majorBidi" w:eastAsiaTheme="majorEastAsia" w:hAnsiTheme="majorHAnsi"/>
+      <w:rFonts w:asciiTheme="majorHAnsi" w:cstheme="majorBidi" w:hAnsiTheme="majorHAnsi" w:eastAsia="黑体"/>
       <w:color w:themeColor="text1" w:val="000000"/>
     </w:rPr>
     <w:tblPr>
@@ -9091,6 +9538,7 @@
     </w:tblPr>
     <w:tblStylePr w:type="firstRow">
       <w:rPr>
+        <w:rFonts w:eastAsia="黑体"/>
         <w:sz w:val="24"/>
         <w:szCs w:val="24"/>
       </w:rPr>
@@ -9197,7 +9645,7 @@
       <w:spacing w:after="0" w:line="240" w:lineRule="auto"/>
     </w:pPr>
     <w:rPr>
-      <w:rFonts w:asciiTheme="majorHAnsi" w:cstheme="majorBidi" w:eastAsiaTheme="majorEastAsia" w:hAnsiTheme="majorHAnsi"/>
+      <w:rFonts w:asciiTheme="majorHAnsi" w:cstheme="majorBidi" w:hAnsiTheme="majorHAnsi" w:eastAsia="黑体"/>
       <w:color w:themeColor="text1" w:val="000000"/>
     </w:rPr>
     <w:tblPr>
@@ -9219,6 +9667,7 @@
     </w:tblPr>
     <w:tblStylePr w:type="firstRow">
       <w:rPr>
+        <w:rFonts w:eastAsia="黑体"/>
         <w:sz w:val="24"/>
         <w:szCs w:val="24"/>
       </w:rPr>
@@ -9325,7 +9774,7 @@
       <w:spacing w:after="0" w:line="240" w:lineRule="auto"/>
     </w:pPr>
     <w:rPr>
-      <w:rFonts w:asciiTheme="majorHAnsi" w:cstheme="majorBidi" w:eastAsiaTheme="majorEastAsia" w:hAnsiTheme="majorHAnsi"/>
+      <w:rFonts w:asciiTheme="majorHAnsi" w:cstheme="majorBidi" w:hAnsiTheme="majorHAnsi" w:eastAsia="黑体"/>
       <w:color w:themeColor="text1" w:val="000000"/>
     </w:rPr>
     <w:tblPr>
@@ -9347,6 +9796,7 @@
     </w:tblPr>
     <w:tblStylePr w:type="firstRow">
       <w:rPr>
+        <w:rFonts w:eastAsia="黑体"/>
         <w:sz w:val="24"/>
         <w:szCs w:val="24"/>
       </w:rPr>
@@ -9453,7 +9903,7 @@
       <w:spacing w:after="0" w:line="240" w:lineRule="auto"/>
     </w:pPr>
     <w:rPr>
-      <w:rFonts w:asciiTheme="majorHAnsi" w:cstheme="majorBidi" w:eastAsiaTheme="majorEastAsia" w:hAnsiTheme="majorHAnsi"/>
+      <w:rFonts w:asciiTheme="majorHAnsi" w:cstheme="majorBidi" w:hAnsiTheme="majorHAnsi" w:eastAsia="黑体"/>
       <w:color w:themeColor="text1" w:val="000000"/>
     </w:rPr>
     <w:tblPr>
@@ -9475,6 +9925,7 @@
     </w:tblPr>
     <w:tblStylePr w:type="firstRow">
       <w:rPr>
+        <w:rFonts w:eastAsia="黑体"/>
         <w:sz w:val="24"/>
         <w:szCs w:val="24"/>
       </w:rPr>
@@ -9581,7 +10032,7 @@
       <w:spacing w:after="0" w:line="240" w:lineRule="auto"/>
     </w:pPr>
     <w:rPr>
-      <w:rFonts w:asciiTheme="majorHAnsi" w:cstheme="majorBidi" w:eastAsiaTheme="majorEastAsia" w:hAnsiTheme="majorHAnsi"/>
+      <w:rFonts w:asciiTheme="majorHAnsi" w:cstheme="majorBidi" w:hAnsiTheme="majorHAnsi" w:eastAsia="黑体"/>
       <w:color w:themeColor="text1" w:val="000000"/>
     </w:rPr>
     <w:tblPr>
@@ -9603,6 +10054,7 @@
     </w:tblPr>
     <w:tblStylePr w:type="firstRow">
       <w:rPr>
+        <w:rFonts w:eastAsia="黑体"/>
         <w:sz w:val="24"/>
         <w:szCs w:val="24"/>
       </w:rPr>
@@ -9709,7 +10161,7 @@
       <w:spacing w:after="0" w:line="240" w:lineRule="auto"/>
     </w:pPr>
     <w:rPr>
-      <w:rFonts w:asciiTheme="majorHAnsi" w:cstheme="majorBidi" w:eastAsiaTheme="majorEastAsia" w:hAnsiTheme="majorHAnsi"/>
+      <w:rFonts w:asciiTheme="majorHAnsi" w:cstheme="majorBidi" w:hAnsiTheme="majorHAnsi" w:eastAsia="黑体"/>
       <w:color w:themeColor="text1" w:val="000000"/>
     </w:rPr>
     <w:tblPr>
@@ -9731,6 +10183,7 @@
     </w:tblPr>
     <w:tblStylePr w:type="firstRow">
       <w:rPr>
+        <w:rFonts w:eastAsia="黑体"/>
         <w:sz w:val="24"/>
         <w:szCs w:val="24"/>
       </w:rPr>
@@ -9837,7 +10290,7 @@
       <w:spacing w:after="0" w:line="240" w:lineRule="auto"/>
     </w:pPr>
     <w:rPr>
-      <w:rFonts w:asciiTheme="majorHAnsi" w:cstheme="majorBidi" w:eastAsiaTheme="majorEastAsia" w:hAnsiTheme="majorHAnsi"/>
+      <w:rFonts w:asciiTheme="majorHAnsi" w:cstheme="majorBidi" w:hAnsiTheme="majorHAnsi" w:eastAsia="黑体"/>
       <w:color w:themeColor="text1" w:val="000000"/>
     </w:rPr>
     <w:tblPr>
@@ -9859,6 +10312,7 @@
     </w:tblPr>
     <w:tblStylePr w:type="firstRow">
       <w:rPr>
+        <w:rFonts w:eastAsia="黑体"/>
         <w:sz w:val="24"/>
         <w:szCs w:val="24"/>
       </w:rPr>
@@ -9988,12 +10442,14 @@
     </w:tcPr>
     <w:tblStylePr w:type="firstRow">
       <w:rPr>
+        <w:rFonts w:eastAsia="黑体"/>
         <w:b/>
         <w:bCs/>
       </w:rPr>
     </w:tblStylePr>
     <w:tblStylePr w:type="lastRow">
       <w:rPr>
+        <w:rFonts w:eastAsia="黑体"/>
         <w:b/>
         <w:bCs/>
       </w:rPr>
@@ -10006,12 +10462,14 @@
     </w:tblStylePr>
     <w:tblStylePr w:type="firstCol">
       <w:rPr>
+        <w:rFonts w:eastAsia="黑体"/>
         <w:b/>
         <w:bCs/>
       </w:rPr>
     </w:tblStylePr>
     <w:tblStylePr w:type="lastCol">
       <w:rPr>
+        <w:rFonts w:eastAsia="黑体"/>
         <w:b/>
         <w:bCs/>
       </w:rPr>
@@ -10061,12 +10519,14 @@
     </w:tcPr>
     <w:tblStylePr w:type="firstRow">
       <w:rPr>
+        <w:rFonts w:eastAsia="黑体"/>
         <w:b/>
         <w:bCs/>
       </w:rPr>
     </w:tblStylePr>
     <w:tblStylePr w:type="lastRow">
       <w:rPr>
+        <w:rFonts w:eastAsia="黑体"/>
         <w:b/>
         <w:bCs/>
       </w:rPr>
@@ -10079,12 +10539,14 @@
     </w:tblStylePr>
     <w:tblStylePr w:type="firstCol">
       <w:rPr>
+        <w:rFonts w:eastAsia="黑体"/>
         <w:b/>
         <w:bCs/>
       </w:rPr>
     </w:tblStylePr>
     <w:tblStylePr w:type="lastCol">
       <w:rPr>
+        <w:rFonts w:eastAsia="黑体"/>
         <w:b/>
         <w:bCs/>
       </w:rPr>
@@ -10134,12 +10596,14 @@
     </w:tcPr>
     <w:tblStylePr w:type="firstRow">
       <w:rPr>
+        <w:rFonts w:eastAsia="黑体"/>
         <w:b/>
         <w:bCs/>
       </w:rPr>
     </w:tblStylePr>
     <w:tblStylePr w:type="lastRow">
       <w:rPr>
+        <w:rFonts w:eastAsia="黑体"/>
         <w:b/>
         <w:bCs/>
       </w:rPr>
@@ -10152,12 +10616,14 @@
     </w:tblStylePr>
     <w:tblStylePr w:type="firstCol">
       <w:rPr>
+        <w:rFonts w:eastAsia="黑体"/>
         <w:b/>
         <w:bCs/>
       </w:rPr>
     </w:tblStylePr>
     <w:tblStylePr w:type="lastCol">
       <w:rPr>
+        <w:rFonts w:eastAsia="黑体"/>
         <w:b/>
         <w:bCs/>
       </w:rPr>
@@ -10207,12 +10673,14 @@
     </w:tcPr>
     <w:tblStylePr w:type="firstRow">
       <w:rPr>
+        <w:rFonts w:eastAsia="黑体"/>
         <w:b/>
         <w:bCs/>
       </w:rPr>
     </w:tblStylePr>
     <w:tblStylePr w:type="lastRow">
       <w:rPr>
+        <w:rFonts w:eastAsia="黑体"/>
         <w:b/>
         <w:bCs/>
       </w:rPr>
@@ -10225,12 +10693,14 @@
     </w:tblStylePr>
     <w:tblStylePr w:type="firstCol">
       <w:rPr>
+        <w:rFonts w:eastAsia="黑体"/>
         <w:b/>
         <w:bCs/>
       </w:rPr>
     </w:tblStylePr>
     <w:tblStylePr w:type="lastCol">
       <w:rPr>
+        <w:rFonts w:eastAsia="黑体"/>
         <w:b/>
         <w:bCs/>
       </w:rPr>
@@ -10280,12 +10750,14 @@
     </w:tcPr>
     <w:tblStylePr w:type="firstRow">
       <w:rPr>
+        <w:rFonts w:eastAsia="黑体"/>
         <w:b/>
         <w:bCs/>
       </w:rPr>
     </w:tblStylePr>
     <w:tblStylePr w:type="lastRow">
       <w:rPr>
+        <w:rFonts w:eastAsia="黑体"/>
         <w:b/>
         <w:bCs/>
       </w:rPr>
@@ -10298,12 +10770,14 @@
     </w:tblStylePr>
     <w:tblStylePr w:type="firstCol">
       <w:rPr>
+        <w:rFonts w:eastAsia="黑体"/>
         <w:b/>
         <w:bCs/>
       </w:rPr>
     </w:tblStylePr>
     <w:tblStylePr w:type="lastCol">
       <w:rPr>
+        <w:rFonts w:eastAsia="黑体"/>
         <w:b/>
         <w:bCs/>
       </w:rPr>
@@ -10353,12 +10827,14 @@
     </w:tcPr>
     <w:tblStylePr w:type="firstRow">
       <w:rPr>
+        <w:rFonts w:eastAsia="黑体"/>
         <w:b/>
         <w:bCs/>
       </w:rPr>
     </w:tblStylePr>
     <w:tblStylePr w:type="lastRow">
       <w:rPr>
+        <w:rFonts w:eastAsia="黑体"/>
         <w:b/>
         <w:bCs/>
       </w:rPr>
@@ -10371,12 +10847,14 @@
     </w:tblStylePr>
     <w:tblStylePr w:type="firstCol">
       <w:rPr>
+        <w:rFonts w:eastAsia="黑体"/>
         <w:b/>
         <w:bCs/>
       </w:rPr>
     </w:tblStylePr>
     <w:tblStylePr w:type="lastCol">
       <w:rPr>
+        <w:rFonts w:eastAsia="黑体"/>
         <w:b/>
         <w:bCs/>
       </w:rPr>
@@ -10426,12 +10904,14 @@
     </w:tcPr>
     <w:tblStylePr w:type="firstRow">
       <w:rPr>
+        <w:rFonts w:eastAsia="黑体"/>
         <w:b/>
         <w:bCs/>
       </w:rPr>
     </w:tblStylePr>
     <w:tblStylePr w:type="lastRow">
       <w:rPr>
+        <w:rFonts w:eastAsia="黑体"/>
         <w:b/>
         <w:bCs/>
       </w:rPr>
@@ -10444,12 +10924,14 @@
     </w:tblStylePr>
     <w:tblStylePr w:type="firstCol">
       <w:rPr>
+        <w:rFonts w:eastAsia="黑体"/>
         <w:b/>
         <w:bCs/>
       </w:rPr>
     </w:tblStylePr>
     <w:tblStylePr w:type="lastCol">
       <w:rPr>
+        <w:rFonts w:eastAsia="黑体"/>
         <w:b/>
         <w:bCs/>
       </w:rPr>
@@ -10476,7 +10958,7 @@
       <w:spacing w:after="0" w:line="240" w:lineRule="auto"/>
     </w:pPr>
     <w:rPr>
-      <w:rFonts w:asciiTheme="majorHAnsi" w:cstheme="majorBidi" w:eastAsiaTheme="majorEastAsia" w:hAnsiTheme="majorHAnsi"/>
+      <w:rFonts w:asciiTheme="majorHAnsi" w:cstheme="majorBidi" w:hAnsiTheme="majorHAnsi" w:eastAsia="黑体"/>
       <w:color w:themeColor="text1" w:val="000000"/>
     </w:rPr>
     <w:tblPr>
@@ -10503,6 +10985,7 @@
     </w:tcPr>
     <w:tblStylePr w:type="firstRow">
       <w:rPr>
+        <w:rFonts w:eastAsia="黑体"/>
         <w:b/>
         <w:bCs/>
         <w:color w:themeColor="text1" w:val="000000"/>
@@ -10514,6 +10997,7 @@
     </w:tblStylePr>
     <w:tblStylePr w:type="lastRow">
       <w:rPr>
+        <w:rFonts w:eastAsia="黑体"/>
         <w:b/>
         <w:bCs/>
         <w:color w:themeColor="text1" w:val="000000"/>
@@ -10533,6 +11017,7 @@
     </w:tblStylePr>
     <w:tblStylePr w:type="firstCol">
       <w:rPr>
+        <w:rFonts w:eastAsia="黑体"/>
         <w:b/>
         <w:bCs/>
         <w:color w:themeColor="text1" w:val="000000"/>
@@ -10552,6 +11037,7 @@
     </w:tblStylePr>
     <w:tblStylePr w:type="lastCol">
       <w:rPr>
+        <w:rFonts w:eastAsia="黑体"/>
         <w:b w:val="0"/>
         <w:bCs w:val="0"/>
         <w:color w:themeColor="text1" w:val="000000"/>
@@ -10601,7 +11087,7 @@
       <w:spacing w:after="0" w:line="240" w:lineRule="auto"/>
     </w:pPr>
     <w:rPr>
-      <w:rFonts w:asciiTheme="majorHAnsi" w:cstheme="majorBidi" w:eastAsiaTheme="majorEastAsia" w:hAnsiTheme="majorHAnsi"/>
+      <w:rFonts w:asciiTheme="majorHAnsi" w:cstheme="majorBidi" w:hAnsiTheme="majorHAnsi" w:eastAsia="黑体"/>
       <w:color w:themeColor="text1" w:val="000000"/>
     </w:rPr>
     <w:tblPr>
@@ -10628,6 +11114,7 @@
     </w:tcPr>
     <w:tblStylePr w:type="firstRow">
       <w:rPr>
+        <w:rFonts w:eastAsia="黑体"/>
         <w:b/>
         <w:bCs/>
         <w:color w:themeColor="text1" w:val="000000"/>
@@ -10639,6 +11126,7 @@
     </w:tblStylePr>
     <w:tblStylePr w:type="lastRow">
       <w:rPr>
+        <w:rFonts w:eastAsia="黑体"/>
         <w:b/>
         <w:bCs/>
         <w:color w:themeColor="text1" w:val="000000"/>
@@ -10658,6 +11146,7 @@
     </w:tblStylePr>
     <w:tblStylePr w:type="firstCol">
       <w:rPr>
+        <w:rFonts w:eastAsia="黑体"/>
         <w:b/>
         <w:bCs/>
         <w:color w:themeColor="text1" w:val="000000"/>
@@ -10677,6 +11166,7 @@
     </w:tblStylePr>
     <w:tblStylePr w:type="lastCol">
       <w:rPr>
+        <w:rFonts w:eastAsia="黑体"/>
         <w:b w:val="0"/>
         <w:bCs w:val="0"/>
         <w:color w:themeColor="text1" w:val="000000"/>
@@ -10726,7 +11216,7 @@
       <w:spacing w:after="0" w:line="240" w:lineRule="auto"/>
     </w:pPr>
     <w:rPr>
-      <w:rFonts w:asciiTheme="majorHAnsi" w:cstheme="majorBidi" w:eastAsiaTheme="majorEastAsia" w:hAnsiTheme="majorHAnsi"/>
+      <w:rFonts w:asciiTheme="majorHAnsi" w:cstheme="majorBidi" w:hAnsiTheme="majorHAnsi" w:eastAsia="黑体"/>
       <w:color w:themeColor="text1" w:val="000000"/>
     </w:rPr>
     <w:tblPr>
@@ -10753,6 +11243,7 @@
     </w:tcPr>
     <w:tblStylePr w:type="firstRow">
       <w:rPr>
+        <w:rFonts w:eastAsia="黑体"/>
         <w:b/>
         <w:bCs/>
         <w:color w:themeColor="text1" w:val="000000"/>
@@ -10764,6 +11255,7 @@
     </w:tblStylePr>
     <w:tblStylePr w:type="lastRow">
       <w:rPr>
+        <w:rFonts w:eastAsia="黑体"/>
         <w:b/>
         <w:bCs/>
         <w:color w:themeColor="text1" w:val="000000"/>
@@ -10783,6 +11275,7 @@
     </w:tblStylePr>
     <w:tblStylePr w:type="firstCol">
       <w:rPr>
+        <w:rFonts w:eastAsia="黑体"/>
         <w:b/>
         <w:bCs/>
         <w:color w:themeColor="text1" w:val="000000"/>
@@ -10802,6 +11295,7 @@
     </w:tblStylePr>
     <w:tblStylePr w:type="lastCol">
       <w:rPr>
+        <w:rFonts w:eastAsia="黑体"/>
         <w:b w:val="0"/>
         <w:bCs w:val="0"/>
         <w:color w:themeColor="text1" w:val="000000"/>
@@ -10851,7 +11345,7 @@
       <w:spacing w:after="0" w:line="240" w:lineRule="auto"/>
     </w:pPr>
     <w:rPr>
-      <w:rFonts w:asciiTheme="majorHAnsi" w:cstheme="majorBidi" w:eastAsiaTheme="majorEastAsia" w:hAnsiTheme="majorHAnsi"/>
+      <w:rFonts w:asciiTheme="majorHAnsi" w:cstheme="majorBidi" w:hAnsiTheme="majorHAnsi" w:eastAsia="黑体"/>
       <w:color w:themeColor="text1" w:val="000000"/>
     </w:rPr>
     <w:tblPr>
@@ -10878,6 +11372,7 @@
     </w:tcPr>
     <w:tblStylePr w:type="firstRow">
       <w:rPr>
+        <w:rFonts w:eastAsia="黑体"/>
         <w:b/>
         <w:bCs/>
         <w:color w:themeColor="text1" w:val="000000"/>
@@ -10889,6 +11384,7 @@
     </w:tblStylePr>
     <w:tblStylePr w:type="lastRow">
       <w:rPr>
+        <w:rFonts w:eastAsia="黑体"/>
         <w:b/>
         <w:bCs/>
         <w:color w:themeColor="text1" w:val="000000"/>
@@ -10908,6 +11404,7 @@
     </w:tblStylePr>
     <w:tblStylePr w:type="firstCol">
       <w:rPr>
+        <w:rFonts w:eastAsia="黑体"/>
         <w:b/>
         <w:bCs/>
         <w:color w:themeColor="text1" w:val="000000"/>
@@ -10927,6 +11424,7 @@
     </w:tblStylePr>
     <w:tblStylePr w:type="lastCol">
       <w:rPr>
+        <w:rFonts w:eastAsia="黑体"/>
         <w:b w:val="0"/>
         <w:bCs w:val="0"/>
         <w:color w:themeColor="text1" w:val="000000"/>
@@ -10976,7 +11474,7 @@
       <w:spacing w:after="0" w:line="240" w:lineRule="auto"/>
     </w:pPr>
     <w:rPr>
-      <w:rFonts w:asciiTheme="majorHAnsi" w:cstheme="majorBidi" w:eastAsiaTheme="majorEastAsia" w:hAnsiTheme="majorHAnsi"/>
+      <w:rFonts w:asciiTheme="majorHAnsi" w:cstheme="majorBidi" w:hAnsiTheme="majorHAnsi" w:eastAsia="黑体"/>
       <w:color w:themeColor="text1" w:val="000000"/>
     </w:rPr>
     <w:tblPr>
@@ -11003,6 +11501,7 @@
     </w:tcPr>
     <w:tblStylePr w:type="firstRow">
       <w:rPr>
+        <w:rFonts w:eastAsia="黑体"/>
         <w:b/>
         <w:bCs/>
         <w:color w:themeColor="text1" w:val="000000"/>
@@ -11014,6 +11513,7 @@
     </w:tblStylePr>
     <w:tblStylePr w:type="lastRow">
       <w:rPr>
+        <w:rFonts w:eastAsia="黑体"/>
         <w:b/>
         <w:bCs/>
         <w:color w:themeColor="text1" w:val="000000"/>
@@ -11033,6 +11533,7 @@
     </w:tblStylePr>
     <w:tblStylePr w:type="firstCol">
       <w:rPr>
+        <w:rFonts w:eastAsia="黑体"/>
         <w:b/>
         <w:bCs/>
         <w:color w:themeColor="text1" w:val="000000"/>
@@ -11052,6 +11553,7 @@
     </w:tblStylePr>
     <w:tblStylePr w:type="lastCol">
       <w:rPr>
+        <w:rFonts w:eastAsia="黑体"/>
         <w:b w:val="0"/>
         <w:bCs w:val="0"/>
         <w:color w:themeColor="text1" w:val="000000"/>
@@ -11101,7 +11603,7 @@
       <w:spacing w:after="0" w:line="240" w:lineRule="auto"/>
     </w:pPr>
     <w:rPr>
-      <w:rFonts w:asciiTheme="majorHAnsi" w:cstheme="majorBidi" w:eastAsiaTheme="majorEastAsia" w:hAnsiTheme="majorHAnsi"/>
+      <w:rFonts w:asciiTheme="majorHAnsi" w:cstheme="majorBidi" w:hAnsiTheme="majorHAnsi" w:eastAsia="黑体"/>
       <w:color w:themeColor="text1" w:val="000000"/>
     </w:rPr>
     <w:tblPr>
@@ -11128,6 +11630,7 @@
     </w:tcPr>
     <w:tblStylePr w:type="firstRow">
       <w:rPr>
+        <w:rFonts w:eastAsia="黑体"/>
         <w:b/>
         <w:bCs/>
         <w:color w:themeColor="text1" w:val="000000"/>
@@ -11139,6 +11642,7 @@
     </w:tblStylePr>
     <w:tblStylePr w:type="lastRow">
       <w:rPr>
+        <w:rFonts w:eastAsia="黑体"/>
         <w:b/>
         <w:bCs/>
         <w:color w:themeColor="text1" w:val="000000"/>
@@ -11158,6 +11662,7 @@
     </w:tblStylePr>
     <w:tblStylePr w:type="firstCol">
       <w:rPr>
+        <w:rFonts w:eastAsia="黑体"/>
         <w:b/>
         <w:bCs/>
         <w:color w:themeColor="text1" w:val="000000"/>
@@ -11177,6 +11682,7 @@
     </w:tblStylePr>
     <w:tblStylePr w:type="lastCol">
       <w:rPr>
+        <w:rFonts w:eastAsia="黑体"/>
         <w:b w:val="0"/>
         <w:bCs w:val="0"/>
         <w:color w:themeColor="text1" w:val="000000"/>
@@ -11226,7 +11732,7 @@
       <w:spacing w:after="0" w:line="240" w:lineRule="auto"/>
     </w:pPr>
     <w:rPr>
-      <w:rFonts w:asciiTheme="majorHAnsi" w:cstheme="majorBidi" w:eastAsiaTheme="majorEastAsia" w:hAnsiTheme="majorHAnsi"/>
+      <w:rFonts w:asciiTheme="majorHAnsi" w:cstheme="majorBidi" w:hAnsiTheme="majorHAnsi" w:eastAsia="黑体"/>
       <w:color w:themeColor="text1" w:val="000000"/>
     </w:rPr>
     <w:tblPr>
@@ -11253,6 +11759,7 @@
     </w:tcPr>
     <w:tblStylePr w:type="firstRow">
       <w:rPr>
+        <w:rFonts w:eastAsia="黑体"/>
         <w:b/>
         <w:bCs/>
         <w:color w:themeColor="text1" w:val="000000"/>
@@ -11264,6 +11771,7 @@
     </w:tblStylePr>
     <w:tblStylePr w:type="lastRow">
       <w:rPr>
+        <w:rFonts w:eastAsia="黑体"/>
         <w:b/>
         <w:bCs/>
         <w:color w:themeColor="text1" w:val="000000"/>
@@ -11283,6 +11791,7 @@
     </w:tblStylePr>
     <w:tblStylePr w:type="firstCol">
       <w:rPr>
+        <w:rFonts w:eastAsia="黑体"/>
         <w:b/>
         <w:bCs/>
         <w:color w:themeColor="text1" w:val="000000"/>
@@ -11302,6 +11811,7 @@
     </w:tblStylePr>
     <w:tblStylePr w:type="lastCol">
       <w:rPr>
+        <w:rFonts w:eastAsia="黑体"/>
         <w:b w:val="0"/>
         <w:bCs w:val="0"/>
         <w:color w:themeColor="text1" w:val="000000"/>
@@ -11374,6 +11884,7 @@
     </w:tcPr>
     <w:tblStylePr w:type="firstRow">
       <w:rPr>
+        <w:rFonts w:eastAsia="黑体"/>
         <w:b/>
         <w:bCs/>
         <w:i w:val="0"/>
@@ -11395,6 +11906,7 @@
     </w:tblStylePr>
     <w:tblStylePr w:type="lastRow">
       <w:rPr>
+        <w:rFonts w:eastAsia="黑体"/>
         <w:b/>
         <w:bCs/>
         <w:i w:val="0"/>
@@ -11416,6 +11928,7 @@
     </w:tblStylePr>
     <w:tblStylePr w:type="firstCol">
       <w:rPr>
+        <w:rFonts w:eastAsia="黑体"/>
         <w:b/>
         <w:bCs/>
         <w:i w:val="0"/>
@@ -11435,6 +11948,7 @@
     </w:tblStylePr>
     <w:tblStylePr w:type="lastCol">
       <w:rPr>
+        <w:rFonts w:eastAsia="黑体"/>
         <w:b/>
         <w:bCs/>
         <w:i w:val="0"/>
@@ -11515,6 +12029,7 @@
     </w:tcPr>
     <w:tblStylePr w:type="firstRow">
       <w:rPr>
+        <w:rFonts w:eastAsia="黑体"/>
         <w:b/>
         <w:bCs/>
         <w:i w:val="0"/>
@@ -11536,6 +12051,7 @@
     </w:tblStylePr>
     <w:tblStylePr w:type="lastRow">
       <w:rPr>
+        <w:rFonts w:eastAsia="黑体"/>
         <w:b/>
         <w:bCs/>
         <w:i w:val="0"/>
@@ -11557,6 +12073,7 @@
     </w:tblStylePr>
     <w:tblStylePr w:type="firstCol">
       <w:rPr>
+        <w:rFonts w:eastAsia="黑体"/>
         <w:b/>
         <w:bCs/>
         <w:i w:val="0"/>
@@ -11576,6 +12093,7 @@
     </w:tblStylePr>
     <w:tblStylePr w:type="lastCol">
       <w:rPr>
+        <w:rFonts w:eastAsia="黑体"/>
         <w:b/>
         <w:bCs/>
         <w:i w:val="0"/>
@@ -11656,6 +12174,7 @@
     </w:tcPr>
     <w:tblStylePr w:type="firstRow">
       <w:rPr>
+        <w:rFonts w:eastAsia="黑体"/>
         <w:b/>
         <w:bCs/>
         <w:i w:val="0"/>
@@ -11677,6 +12196,7 @@
     </w:tblStylePr>
     <w:tblStylePr w:type="lastRow">
       <w:rPr>
+        <w:rFonts w:eastAsia="黑体"/>
         <w:b/>
         <w:bCs/>
         <w:i w:val="0"/>
@@ -11698,6 +12218,7 @@
     </w:tblStylePr>
     <w:tblStylePr w:type="firstCol">
       <w:rPr>
+        <w:rFonts w:eastAsia="黑体"/>
         <w:b/>
         <w:bCs/>
         <w:i w:val="0"/>
@@ -11717,6 +12238,7 @@
     </w:tblStylePr>
     <w:tblStylePr w:type="lastCol">
       <w:rPr>
+        <w:rFonts w:eastAsia="黑体"/>
         <w:b/>
         <w:bCs/>
         <w:i w:val="0"/>
@@ -11797,6 +12319,7 @@
     </w:tcPr>
     <w:tblStylePr w:type="firstRow">
       <w:rPr>
+        <w:rFonts w:eastAsia="黑体"/>
         <w:b/>
         <w:bCs/>
         <w:i w:val="0"/>
@@ -11818,6 +12341,7 @@
     </w:tblStylePr>
     <w:tblStylePr w:type="lastRow">
       <w:rPr>
+        <w:rFonts w:eastAsia="黑体"/>
         <w:b/>
         <w:bCs/>
         <w:i w:val="0"/>
@@ -11839,6 +12363,7 @@
     </w:tblStylePr>
     <w:tblStylePr w:type="firstCol">
       <w:rPr>
+        <w:rFonts w:eastAsia="黑体"/>
         <w:b/>
         <w:bCs/>
         <w:i w:val="0"/>
@@ -11858,6 +12383,7 @@
     </w:tblStylePr>
     <w:tblStylePr w:type="lastCol">
       <w:rPr>
+        <w:rFonts w:eastAsia="黑体"/>
         <w:b/>
         <w:bCs/>
         <w:i w:val="0"/>
@@ -11938,6 +12464,7 @@
     </w:tcPr>
     <w:tblStylePr w:type="firstRow">
       <w:rPr>
+        <w:rFonts w:eastAsia="黑体"/>
         <w:b/>
         <w:bCs/>
         <w:i w:val="0"/>
@@ -11959,6 +12486,7 @@
     </w:tblStylePr>
     <w:tblStylePr w:type="lastRow">
       <w:rPr>
+        <w:rFonts w:eastAsia="黑体"/>
         <w:b/>
         <w:bCs/>
         <w:i w:val="0"/>
@@ -11980,6 +12508,7 @@
     </w:tblStylePr>
     <w:tblStylePr w:type="firstCol">
       <w:rPr>
+        <w:rFonts w:eastAsia="黑体"/>
         <w:b/>
         <w:bCs/>
         <w:i w:val="0"/>
@@ -11999,6 +12528,7 @@
     </w:tblStylePr>
     <w:tblStylePr w:type="lastCol">
       <w:rPr>
+        <w:rFonts w:eastAsia="黑体"/>
         <w:b/>
         <w:bCs/>
         <w:i w:val="0"/>
@@ -12079,6 +12609,7 @@
     </w:tcPr>
     <w:tblStylePr w:type="firstRow">
       <w:rPr>
+        <w:rFonts w:eastAsia="黑体"/>
         <w:b/>
         <w:bCs/>
         <w:i w:val="0"/>
@@ -12100,6 +12631,7 @@
     </w:tblStylePr>
     <w:tblStylePr w:type="lastRow">
       <w:rPr>
+        <w:rFonts w:eastAsia="黑体"/>
         <w:b/>
         <w:bCs/>
         <w:i w:val="0"/>
@@ -12121,6 +12653,7 @@
     </w:tblStylePr>
     <w:tblStylePr w:type="firstCol">
       <w:rPr>
+        <w:rFonts w:eastAsia="黑体"/>
         <w:b/>
         <w:bCs/>
         <w:i w:val="0"/>
@@ -12140,6 +12673,7 @@
     </w:tblStylePr>
     <w:tblStylePr w:type="lastCol">
       <w:rPr>
+        <w:rFonts w:eastAsia="黑体"/>
         <w:b/>
         <w:bCs/>
         <w:i w:val="0"/>
@@ -12220,6 +12754,7 @@
     </w:tcPr>
     <w:tblStylePr w:type="firstRow">
       <w:rPr>
+        <w:rFonts w:eastAsia="黑体"/>
         <w:b/>
         <w:bCs/>
         <w:i w:val="0"/>
@@ -12241,6 +12776,7 @@
     </w:tblStylePr>
     <w:tblStylePr w:type="lastRow">
       <w:rPr>
+        <w:rFonts w:eastAsia="黑体"/>
         <w:b/>
         <w:bCs/>
         <w:i w:val="0"/>
@@ -12262,6 +12798,7 @@
     </w:tblStylePr>
     <w:tblStylePr w:type="firstCol">
       <w:rPr>
+        <w:rFonts w:eastAsia="黑体"/>
         <w:b/>
         <w:bCs/>
         <w:i w:val="0"/>
@@ -12281,6 +12818,7 @@
     </w:tblStylePr>
     <w:tblStylePr w:type="lastCol">
       <w:rPr>
+        <w:rFonts w:eastAsia="黑体"/>
         <w:b/>
         <w:bCs/>
         <w:i w:val="0"/>
@@ -12338,6 +12876,7 @@
       <w:spacing w:after="0" w:line="240" w:lineRule="auto"/>
     </w:pPr>
     <w:rPr>
+      <w:rFonts w:eastAsia="黑体"/>
       <w:color w:themeColor="background1" w:val="FFFFFF"/>
     </w:rPr>
     <w:tblPr>
@@ -12356,6 +12895,7 @@
     </w:tcPr>
     <w:tblStylePr w:type="firstRow">
       <w:rPr>
+        <w:rFonts w:eastAsia="黑体"/>
         <w:b/>
         <w:bCs/>
       </w:rPr>
@@ -12452,6 +12992,7 @@
       <w:spacing w:after="0" w:line="240" w:lineRule="auto"/>
     </w:pPr>
     <w:rPr>
+      <w:rFonts w:eastAsia="黑体"/>
       <w:color w:themeColor="background1" w:val="FFFFFF"/>
     </w:rPr>
     <w:tblPr>
@@ -12470,6 +13011,7 @@
     </w:tcPr>
     <w:tblStylePr w:type="firstRow">
       <w:rPr>
+        <w:rFonts w:eastAsia="黑体"/>
         <w:b/>
         <w:bCs/>
       </w:rPr>
@@ -12566,6 +13108,7 @@
       <w:spacing w:after="0" w:line="240" w:lineRule="auto"/>
     </w:pPr>
     <w:rPr>
+      <w:rFonts w:eastAsia="黑体"/>
       <w:color w:themeColor="background1" w:val="FFFFFF"/>
     </w:rPr>
     <w:tblPr>
@@ -12584,6 +13127,7 @@
     </w:tcPr>
     <w:tblStylePr w:type="firstRow">
       <w:rPr>
+        <w:rFonts w:eastAsia="黑体"/>
         <w:b/>
         <w:bCs/>
       </w:rPr>
@@ -12680,6 +13224,7 @@
       <w:spacing w:after="0" w:line="240" w:lineRule="auto"/>
     </w:pPr>
     <w:rPr>
+      <w:rFonts w:eastAsia="黑体"/>
       <w:color w:themeColor="background1" w:val="FFFFFF"/>
     </w:rPr>
     <w:tblPr>
@@ -12698,6 +13243,7 @@
     </w:tcPr>
     <w:tblStylePr w:type="firstRow">
       <w:rPr>
+        <w:rFonts w:eastAsia="黑体"/>
         <w:b/>
         <w:bCs/>
       </w:rPr>
@@ -12794,6 +13340,7 @@
       <w:spacing w:after="0" w:line="240" w:lineRule="auto"/>
     </w:pPr>
     <w:rPr>
+      <w:rFonts w:eastAsia="黑体"/>
       <w:color w:themeColor="background1" w:val="FFFFFF"/>
     </w:rPr>
     <w:tblPr>
@@ -12812,6 +13359,7 @@
     </w:tcPr>
     <w:tblStylePr w:type="firstRow">
       <w:rPr>
+        <w:rFonts w:eastAsia="黑体"/>
         <w:b/>
         <w:bCs/>
       </w:rPr>
@@ -12908,6 +13456,7 @@
       <w:spacing w:after="0" w:line="240" w:lineRule="auto"/>
     </w:pPr>
     <w:rPr>
+      <w:rFonts w:eastAsia="黑体"/>
       <w:color w:themeColor="background1" w:val="FFFFFF"/>
     </w:rPr>
     <w:tblPr>
@@ -12926,6 +13475,7 @@
     </w:tcPr>
     <w:tblStylePr w:type="firstRow">
       <w:rPr>
+        <w:rFonts w:eastAsia="黑体"/>
         <w:b/>
         <w:bCs/>
       </w:rPr>
@@ -13022,6 +13572,7 @@
       <w:spacing w:after="0" w:line="240" w:lineRule="auto"/>
     </w:pPr>
     <w:rPr>
+      <w:rFonts w:eastAsia="黑体"/>
       <w:color w:themeColor="background1" w:val="FFFFFF"/>
     </w:rPr>
     <w:tblPr>
@@ -13040,6 +13591,7 @@
     </w:tcPr>
     <w:tblStylePr w:type="firstRow">
       <w:rPr>
+        <w:rFonts w:eastAsia="黑体"/>
         <w:b/>
         <w:bCs/>
       </w:rPr>
@@ -13136,6 +13688,7 @@
       <w:spacing w:after="0" w:line="240" w:lineRule="auto"/>
     </w:pPr>
     <w:rPr>
+      <w:rFonts w:eastAsia="黑体"/>
       <w:color w:themeColor="text1" w:val="000000"/>
     </w:rPr>
     <w:tblPr>
@@ -13162,6 +13715,7 @@
     </w:tcPr>
     <w:tblStylePr w:type="firstRow">
       <w:rPr>
+        <w:rFonts w:eastAsia="黑体"/>
         <w:b/>
         <w:bCs/>
       </w:rPr>
@@ -13180,6 +13734,7 @@
     </w:tblStylePr>
     <w:tblStylePr w:type="lastRow">
       <w:rPr>
+        <w:rFonts w:eastAsia="黑体"/>
         <w:b/>
         <w:bCs/>
         <w:color w:themeColor="background1" w:val="FFFFFF"/>
@@ -13194,6 +13749,7 @@
     </w:tblStylePr>
     <w:tblStylePr w:type="firstCol">
       <w:rPr>
+        <w:rFonts w:eastAsia="黑体"/>
         <w:color w:themeColor="background1" w:val="FFFFFF"/>
       </w:rPr>
       <w:tblPr/>
@@ -13211,6 +13767,7 @@
     </w:tblStylePr>
     <w:tblStylePr w:type="lastCol">
       <w:rPr>
+        <w:rFonts w:eastAsia="黑体"/>
         <w:color w:themeColor="background1" w:val="FFFFFF"/>
       </w:rPr>
       <w:tblPr/>
@@ -13240,11 +13797,13 @@
     </w:tblStylePr>
     <w:tblStylePr w:type="neCell">
       <w:rPr>
+        <w:rFonts w:eastAsia="黑体"/>
         <w:color w:themeColor="text1" w:val="000000"/>
       </w:rPr>
     </w:tblStylePr>
     <w:tblStylePr w:type="nwCell">
       <w:rPr>
+        <w:rFonts w:eastAsia="黑体"/>
         <w:color w:themeColor="text1" w:val="000000"/>
       </w:rPr>
     </w:tblStylePr>
@@ -13258,6 +13817,7 @@
       <w:spacing w:after="0" w:line="240" w:lineRule="auto"/>
     </w:pPr>
     <w:rPr>
+      <w:rFonts w:eastAsia="黑体"/>
       <w:color w:themeColor="text1" w:val="000000"/>
     </w:rPr>
     <w:tblPr>
@@ -13284,6 +13844,7 @@
     </w:tcPr>
     <w:tblStylePr w:type="firstRow">
       <w:rPr>
+        <w:rFonts w:eastAsia="黑体"/>
         <w:b/>
         <w:bCs/>
       </w:rPr>
@@ -13302,6 +13863,7 @@
     </w:tblStylePr>
     <w:tblStylePr w:type="lastRow">
       <w:rPr>
+        <w:rFonts w:eastAsia="黑体"/>
         <w:b/>
         <w:bCs/>
         <w:color w:themeColor="background1" w:val="FFFFFF"/>
@@ -13316,6 +13878,7 @@
     </w:tblStylePr>
     <w:tblStylePr w:type="firstCol">
       <w:rPr>
+        <w:rFonts w:eastAsia="黑体"/>
         <w:color w:themeColor="background1" w:val="FFFFFF"/>
       </w:rPr>
       <w:tblPr/>
@@ -13333,6 +13896,7 @@
     </w:tblStylePr>
     <w:tblStylePr w:type="lastCol">
       <w:rPr>
+        <w:rFonts w:eastAsia="黑体"/>
         <w:color w:themeColor="background1" w:val="FFFFFF"/>
       </w:rPr>
       <w:tblPr/>
@@ -13362,11 +13926,13 @@
     </w:tblStylePr>
     <w:tblStylePr w:type="neCell">
       <w:rPr>
+        <w:rFonts w:eastAsia="黑体"/>
         <w:color w:themeColor="text1" w:val="000000"/>
       </w:rPr>
     </w:tblStylePr>
     <w:tblStylePr w:type="nwCell">
       <w:rPr>
+        <w:rFonts w:eastAsia="黑体"/>
         <w:color w:themeColor="text1" w:val="000000"/>
       </w:rPr>
     </w:tblStylePr>
@@ -13380,6 +13946,7 @@
       <w:spacing w:after="0" w:line="240" w:lineRule="auto"/>
     </w:pPr>
     <w:rPr>
+      <w:rFonts w:eastAsia="黑体"/>
       <w:color w:themeColor="text1" w:val="000000"/>
     </w:rPr>
     <w:tblPr>
@@ -13406,6 +13973,7 @@
     </w:tcPr>
     <w:tblStylePr w:type="firstRow">
       <w:rPr>
+        <w:rFonts w:eastAsia="黑体"/>
         <w:b/>
         <w:bCs/>
       </w:rPr>
@@ -13424,6 +13992,7 @@
     </w:tblStylePr>
     <w:tblStylePr w:type="lastRow">
       <w:rPr>
+        <w:rFonts w:eastAsia="黑体"/>
         <w:b/>
         <w:bCs/>
         <w:color w:themeColor="background1" w:val="FFFFFF"/>
@@ -13438,6 +14007,7 @@
     </w:tblStylePr>
     <w:tblStylePr w:type="firstCol">
       <w:rPr>
+        <w:rFonts w:eastAsia="黑体"/>
         <w:color w:themeColor="background1" w:val="FFFFFF"/>
       </w:rPr>
       <w:tblPr/>
@@ -13455,6 +14025,7 @@
     </w:tblStylePr>
     <w:tblStylePr w:type="lastCol">
       <w:rPr>
+        <w:rFonts w:eastAsia="黑体"/>
         <w:color w:themeColor="background1" w:val="FFFFFF"/>
       </w:rPr>
       <w:tblPr/>
@@ -13484,11 +14055,13 @@
     </w:tblStylePr>
     <w:tblStylePr w:type="neCell">
       <w:rPr>
+        <w:rFonts w:eastAsia="黑体"/>
         <w:color w:themeColor="text1" w:val="000000"/>
       </w:rPr>
     </w:tblStylePr>
     <w:tblStylePr w:type="nwCell">
       <w:rPr>
+        <w:rFonts w:eastAsia="黑体"/>
         <w:color w:themeColor="text1" w:val="000000"/>
       </w:rPr>
     </w:tblStylePr>
@@ -13502,6 +14075,7 @@
       <w:spacing w:after="0" w:line="240" w:lineRule="auto"/>
     </w:pPr>
     <w:rPr>
+      <w:rFonts w:eastAsia="黑体"/>
       <w:color w:themeColor="text1" w:val="000000"/>
     </w:rPr>
     <w:tblPr>
@@ -13528,6 +14102,7 @@
     </w:tcPr>
     <w:tblStylePr w:type="firstRow">
       <w:rPr>
+        <w:rFonts w:eastAsia="黑体"/>
         <w:b/>
         <w:bCs/>
       </w:rPr>
@@ -13546,6 +14121,7 @@
     </w:tblStylePr>
     <w:tblStylePr w:type="lastRow">
       <w:rPr>
+        <w:rFonts w:eastAsia="黑体"/>
         <w:b/>
         <w:bCs/>
         <w:color w:themeColor="background1" w:val="FFFFFF"/>
@@ -13560,6 +14136,7 @@
     </w:tblStylePr>
     <w:tblStylePr w:type="firstCol">
       <w:rPr>
+        <w:rFonts w:eastAsia="黑体"/>
         <w:color w:themeColor="background1" w:val="FFFFFF"/>
       </w:rPr>
       <w:tblPr/>
@@ -13577,6 +14154,7 @@
     </w:tblStylePr>
     <w:tblStylePr w:type="lastCol">
       <w:rPr>
+        <w:rFonts w:eastAsia="黑体"/>
         <w:color w:themeColor="background1" w:val="FFFFFF"/>
       </w:rPr>
       <w:tblPr/>
@@ -13614,6 +14192,7 @@
       <w:spacing w:after="0" w:line="240" w:lineRule="auto"/>
     </w:pPr>
     <w:rPr>
+      <w:rFonts w:eastAsia="黑体"/>
       <w:color w:themeColor="text1" w:val="000000"/>
     </w:rPr>
     <w:tblPr>
@@ -13640,6 +14219,7 @@
     </w:tcPr>
     <w:tblStylePr w:type="firstRow">
       <w:rPr>
+        <w:rFonts w:eastAsia="黑体"/>
         <w:b/>
         <w:bCs/>
       </w:rPr>
@@ -13658,6 +14238,7 @@
     </w:tblStylePr>
     <w:tblStylePr w:type="lastRow">
       <w:rPr>
+        <w:rFonts w:eastAsia="黑体"/>
         <w:b/>
         <w:bCs/>
         <w:color w:themeColor="background1" w:val="FFFFFF"/>
@@ -13672,6 +14253,7 @@
     </w:tblStylePr>
     <w:tblStylePr w:type="firstCol">
       <w:rPr>
+        <w:rFonts w:eastAsia="黑体"/>
         <w:color w:themeColor="background1" w:val="FFFFFF"/>
       </w:rPr>
       <w:tblPr/>
@@ -13689,6 +14271,7 @@
     </w:tblStylePr>
     <w:tblStylePr w:type="lastCol">
       <w:rPr>
+        <w:rFonts w:eastAsia="黑体"/>
         <w:color w:themeColor="background1" w:val="FFFFFF"/>
       </w:rPr>
       <w:tblPr/>
@@ -13718,11 +14301,13 @@
     </w:tblStylePr>
     <w:tblStylePr w:type="neCell">
       <w:rPr>
+        <w:rFonts w:eastAsia="黑体"/>
         <w:color w:themeColor="text1" w:val="000000"/>
       </w:rPr>
     </w:tblStylePr>
     <w:tblStylePr w:type="nwCell">
       <w:rPr>
+        <w:rFonts w:eastAsia="黑体"/>
         <w:color w:themeColor="text1" w:val="000000"/>
       </w:rPr>
     </w:tblStylePr>
@@ -13736,6 +14321,7 @@
       <w:spacing w:after="0" w:line="240" w:lineRule="auto"/>
     </w:pPr>
     <w:rPr>
+      <w:rFonts w:eastAsia="黑体"/>
       <w:color w:themeColor="text1" w:val="000000"/>
     </w:rPr>
     <w:tblPr>
@@ -13762,6 +14348,7 @@
     </w:tcPr>
     <w:tblStylePr w:type="firstRow">
       <w:rPr>
+        <w:rFonts w:eastAsia="黑体"/>
         <w:b/>
         <w:bCs/>
       </w:rPr>
@@ -13780,6 +14367,7 @@
     </w:tblStylePr>
     <w:tblStylePr w:type="lastRow">
       <w:rPr>
+        <w:rFonts w:eastAsia="黑体"/>
         <w:b/>
         <w:bCs/>
         <w:color w:themeColor="background1" w:val="FFFFFF"/>
@@ -13794,6 +14382,7 @@
     </w:tblStylePr>
     <w:tblStylePr w:type="firstCol">
       <w:rPr>
+        <w:rFonts w:eastAsia="黑体"/>
         <w:color w:themeColor="background1" w:val="FFFFFF"/>
       </w:rPr>
       <w:tblPr/>
@@ -13811,6 +14400,7 @@
     </w:tblStylePr>
     <w:tblStylePr w:type="lastCol">
       <w:rPr>
+        <w:rFonts w:eastAsia="黑体"/>
         <w:color w:themeColor="background1" w:val="FFFFFF"/>
       </w:rPr>
       <w:tblPr/>
@@ -13840,11 +14430,13 @@
     </w:tblStylePr>
     <w:tblStylePr w:type="neCell">
       <w:rPr>
+        <w:rFonts w:eastAsia="黑体"/>
         <w:color w:themeColor="text1" w:val="000000"/>
       </w:rPr>
     </w:tblStylePr>
     <w:tblStylePr w:type="nwCell">
       <w:rPr>
+        <w:rFonts w:eastAsia="黑体"/>
         <w:color w:themeColor="text1" w:val="000000"/>
       </w:rPr>
     </w:tblStylePr>
@@ -13858,6 +14450,7 @@
       <w:spacing w:after="0" w:line="240" w:lineRule="auto"/>
     </w:pPr>
     <w:rPr>
+      <w:rFonts w:eastAsia="黑体"/>
       <w:color w:themeColor="text1" w:val="000000"/>
     </w:rPr>
     <w:tblPr>
@@ -13884,6 +14477,7 @@
     </w:tcPr>
     <w:tblStylePr w:type="firstRow">
       <w:rPr>
+        <w:rFonts w:eastAsia="黑体"/>
         <w:b/>
         <w:bCs/>
       </w:rPr>
@@ -13902,6 +14496,7 @@
     </w:tblStylePr>
     <w:tblStylePr w:type="lastRow">
       <w:rPr>
+        <w:rFonts w:eastAsia="黑体"/>
         <w:b/>
         <w:bCs/>
         <w:color w:themeColor="background1" w:val="FFFFFF"/>
@@ -13916,6 +14511,7 @@
     </w:tblStylePr>
     <w:tblStylePr w:type="firstCol">
       <w:rPr>
+        <w:rFonts w:eastAsia="黑体"/>
         <w:color w:themeColor="background1" w:val="FFFFFF"/>
       </w:rPr>
       <w:tblPr/>
@@ -13933,6 +14529,7 @@
     </w:tblStylePr>
     <w:tblStylePr w:type="lastCol">
       <w:rPr>
+        <w:rFonts w:eastAsia="黑体"/>
         <w:color w:themeColor="background1" w:val="FFFFFF"/>
       </w:rPr>
       <w:tblPr/>
@@ -13962,11 +14559,13 @@
     </w:tblStylePr>
     <w:tblStylePr w:type="neCell">
       <w:rPr>
+        <w:rFonts w:eastAsia="黑体"/>
         <w:color w:themeColor="text1" w:val="000000"/>
       </w:rPr>
     </w:tblStylePr>
     <w:tblStylePr w:type="nwCell">
       <w:rPr>
+        <w:rFonts w:eastAsia="黑体"/>
         <w:color w:themeColor="text1" w:val="000000"/>
       </w:rPr>
     </w:tblStylePr>
@@ -13980,6 +14579,7 @@
       <w:spacing w:after="0" w:line="240" w:lineRule="auto"/>
     </w:pPr>
     <w:rPr>
+      <w:rFonts w:eastAsia="黑体"/>
       <w:color w:themeColor="text1" w:val="000000"/>
     </w:rPr>
     <w:tblPr>
@@ -13998,6 +14598,7 @@
     </w:tcPr>
     <w:tblStylePr w:type="firstRow">
       <w:rPr>
+        <w:rFonts w:eastAsia="黑体"/>
         <w:b/>
         <w:bCs/>
         <w:color w:themeColor="background1" w:val="FFFFFF"/>
@@ -14012,6 +14613,7 @@
     </w:tblStylePr>
     <w:tblStylePr w:type="lastRow">
       <w:rPr>
+        <w:rFonts w:eastAsia="黑体"/>
         <w:b/>
         <w:bCs/>
         <w:color w:themeColor="accent2" w:themeShade="CC" w:val="9E3A38"/>
@@ -14026,12 +14628,14 @@
     </w:tblStylePr>
     <w:tblStylePr w:type="firstCol">
       <w:rPr>
+        <w:rFonts w:eastAsia="黑体"/>
         <w:b/>
         <w:bCs/>
       </w:rPr>
     </w:tblStylePr>
     <w:tblStylePr w:type="lastCol">
       <w:rPr>
+        <w:rFonts w:eastAsia="黑体"/>
         <w:b/>
         <w:bCs/>
       </w:rPr>
@@ -14066,6 +14670,7 @@
       <w:spacing w:after="0" w:line="240" w:lineRule="auto"/>
     </w:pPr>
     <w:rPr>
+      <w:rFonts w:eastAsia="黑体"/>
       <w:color w:themeColor="text1" w:val="000000"/>
     </w:rPr>
     <w:tblPr>
@@ -14084,6 +14689,7 @@
     </w:tcPr>
     <w:tblStylePr w:type="firstRow">
       <w:rPr>
+        <w:rFonts w:eastAsia="黑体"/>
         <w:b/>
         <w:bCs/>
         <w:color w:themeColor="background1" w:val="FFFFFF"/>
@@ -14098,6 +14704,7 @@
     </w:tblStylePr>
     <w:tblStylePr w:type="lastRow">
       <w:rPr>
+        <w:rFonts w:eastAsia="黑体"/>
         <w:b/>
         <w:bCs/>
         <w:color w:themeColor="accent2" w:themeShade="CC" w:val="9E3A38"/>
@@ -14112,12 +14719,14 @@
     </w:tblStylePr>
     <w:tblStylePr w:type="firstCol">
       <w:rPr>
+        <w:rFonts w:eastAsia="黑体"/>
         <w:b/>
         <w:bCs/>
       </w:rPr>
     </w:tblStylePr>
     <w:tblStylePr w:type="lastCol">
       <w:rPr>
+        <w:rFonts w:eastAsia="黑体"/>
         <w:b/>
         <w:bCs/>
       </w:rPr>
@@ -14152,6 +14761,7 @@
       <w:spacing w:after="0" w:line="240" w:lineRule="auto"/>
     </w:pPr>
     <w:rPr>
+      <w:rFonts w:eastAsia="黑体"/>
       <w:color w:themeColor="text1" w:val="000000"/>
     </w:rPr>
     <w:tblPr>
@@ -14170,6 +14780,7 @@
     </w:tcPr>
     <w:tblStylePr w:type="firstRow">
       <w:rPr>
+        <w:rFonts w:eastAsia="黑体"/>
         <w:b/>
         <w:bCs/>
         <w:color w:themeColor="background1" w:val="FFFFFF"/>
@@ -14184,6 +14795,7 @@
     </w:tblStylePr>
     <w:tblStylePr w:type="lastRow">
       <w:rPr>
+        <w:rFonts w:eastAsia="黑体"/>
         <w:b/>
         <w:bCs/>
         <w:color w:themeColor="accent2" w:themeShade="CC" w:val="9E3A38"/>
@@ -14198,12 +14810,14 @@
     </w:tblStylePr>
     <w:tblStylePr w:type="firstCol">
       <w:rPr>
+        <w:rFonts w:eastAsia="黑体"/>
         <w:b/>
         <w:bCs/>
       </w:rPr>
     </w:tblStylePr>
     <w:tblStylePr w:type="lastCol">
       <w:rPr>
+        <w:rFonts w:eastAsia="黑体"/>
         <w:b/>
         <w:bCs/>
       </w:rPr>
@@ -14238,6 +14852,7 @@
       <w:spacing w:after="0" w:line="240" w:lineRule="auto"/>
     </w:pPr>
     <w:rPr>
+      <w:rFonts w:eastAsia="黑体"/>
       <w:color w:themeColor="text1" w:val="000000"/>
     </w:rPr>
     <w:tblPr>
@@ -14256,6 +14871,7 @@
     </w:tcPr>
     <w:tblStylePr w:type="firstRow">
       <w:rPr>
+        <w:rFonts w:eastAsia="黑体"/>
         <w:b/>
         <w:bCs/>
         <w:color w:themeColor="background1" w:val="FFFFFF"/>
@@ -14270,6 +14886,7 @@
     </w:tblStylePr>
     <w:tblStylePr w:type="lastRow">
       <w:rPr>
+        <w:rFonts w:eastAsia="黑体"/>
         <w:b/>
         <w:bCs/>
         <w:color w:themeColor="accent4" w:themeShade="CC" w:val="664E82"/>
@@ -14284,12 +14901,14 @@
     </w:tblStylePr>
     <w:tblStylePr w:type="firstCol">
       <w:rPr>
+        <w:rFonts w:eastAsia="黑体"/>
         <w:b/>
         <w:bCs/>
       </w:rPr>
     </w:tblStylePr>
     <w:tblStylePr w:type="lastCol">
       <w:rPr>
+        <w:rFonts w:eastAsia="黑体"/>
         <w:b/>
         <w:bCs/>
       </w:rPr>
@@ -14324,6 +14943,7 @@
       <w:spacing w:after="0" w:line="240" w:lineRule="auto"/>
     </w:pPr>
     <w:rPr>
+      <w:rFonts w:eastAsia="黑体"/>
       <w:color w:themeColor="text1" w:val="000000"/>
     </w:rPr>
     <w:tblPr>
@@ -14342,6 +14962,7 @@
     </w:tcPr>
     <w:tblStylePr w:type="firstRow">
       <w:rPr>
+        <w:rFonts w:eastAsia="黑体"/>
         <w:b/>
         <w:bCs/>
         <w:color w:themeColor="background1" w:val="FFFFFF"/>
@@ -14356,6 +14977,7 @@
     </w:tblStylePr>
     <w:tblStylePr w:type="lastRow">
       <w:rPr>
+        <w:rFonts w:eastAsia="黑体"/>
         <w:b/>
         <w:bCs/>
         <w:color w:themeColor="accent3" w:themeShade="CC" w:val="7E9C40"/>
@@ -14370,12 +14992,14 @@
     </w:tblStylePr>
     <w:tblStylePr w:type="firstCol">
       <w:rPr>
+        <w:rFonts w:eastAsia="黑体"/>
         <w:b/>
         <w:bCs/>
       </w:rPr>
     </w:tblStylePr>
     <w:tblStylePr w:type="lastCol">
       <w:rPr>
+        <w:rFonts w:eastAsia="黑体"/>
         <w:b/>
         <w:bCs/>
       </w:rPr>
@@ -14410,6 +15034,7 @@
       <w:spacing w:after="0" w:line="240" w:lineRule="auto"/>
     </w:pPr>
     <w:rPr>
+      <w:rFonts w:eastAsia="黑体"/>
       <w:color w:themeColor="text1" w:val="000000"/>
     </w:rPr>
     <w:tblPr>
@@ -14428,6 +15053,7 @@
     </w:tcPr>
     <w:tblStylePr w:type="firstRow">
       <w:rPr>
+        <w:rFonts w:eastAsia="黑体"/>
         <w:b/>
         <w:bCs/>
         <w:color w:themeColor="background1" w:val="FFFFFF"/>
@@ -14442,6 +15068,7 @@
     </w:tblStylePr>
     <w:tblStylePr w:type="lastRow">
       <w:rPr>
+        <w:rFonts w:eastAsia="黑体"/>
         <w:b/>
         <w:bCs/>
         <w:color w:themeColor="accent6" w:themeShade="CC" w:val="F2730A"/>
@@ -14456,12 +15083,14 @@
     </w:tblStylePr>
     <w:tblStylePr w:type="firstCol">
       <w:rPr>
+        <w:rFonts w:eastAsia="黑体"/>
         <w:b/>
         <w:bCs/>
       </w:rPr>
     </w:tblStylePr>
     <w:tblStylePr w:type="lastCol">
       <w:rPr>
+        <w:rFonts w:eastAsia="黑体"/>
         <w:b/>
         <w:bCs/>
       </w:rPr>
@@ -14496,6 +15125,7 @@
       <w:spacing w:after="0" w:line="240" w:lineRule="auto"/>
     </w:pPr>
     <w:rPr>
+      <w:rFonts w:eastAsia="黑体"/>
       <w:color w:themeColor="text1" w:val="000000"/>
     </w:rPr>
     <w:tblPr>
@@ -14514,6 +15144,7 @@
     </w:tcPr>
     <w:tblStylePr w:type="firstRow">
       <w:rPr>
+        <w:rFonts w:eastAsia="黑体"/>
         <w:b/>
         <w:bCs/>
         <w:color w:themeColor="background1" w:val="FFFFFF"/>
@@ -14528,6 +15159,7 @@
     </w:tblStylePr>
     <w:tblStylePr w:type="lastRow">
       <w:rPr>
+        <w:rFonts w:eastAsia="黑体"/>
         <w:b/>
         <w:bCs/>
         <w:color w:themeColor="accent5" w:themeShade="CC" w:val="348DA5"/>
@@ -14542,12 +15174,14 @@
     </w:tblStylePr>
     <w:tblStylePr w:type="firstCol">
       <w:rPr>
+        <w:rFonts w:eastAsia="黑体"/>
         <w:b/>
         <w:bCs/>
       </w:rPr>
     </w:tblStylePr>
     <w:tblStylePr w:type="lastCol">
       <w:rPr>
+        <w:rFonts w:eastAsia="黑体"/>
         <w:b/>
         <w:bCs/>
       </w:rPr>
@@ -14582,6 +15216,7 @@
       <w:spacing w:after="0" w:line="240" w:lineRule="auto"/>
     </w:pPr>
     <w:rPr>
+      <w:rFonts w:eastAsia="黑体"/>
       <w:color w:themeColor="text1" w:val="000000"/>
     </w:rPr>
     <w:tblPr>
@@ -14603,6 +15238,7 @@
     </w:tcPr>
     <w:tblStylePr w:type="firstRow">
       <w:rPr>
+        <w:rFonts w:eastAsia="黑体"/>
         <w:b/>
         <w:bCs/>
       </w:rPr>
@@ -14613,6 +15249,7 @@
     </w:tblStylePr>
     <w:tblStylePr w:type="lastRow">
       <w:rPr>
+        <w:rFonts w:eastAsia="黑体"/>
         <w:b/>
         <w:bCs/>
         <w:color w:themeColor="text1" w:val="000000"/>
@@ -14624,6 +15261,7 @@
     </w:tblStylePr>
     <w:tblStylePr w:type="firstCol">
       <w:rPr>
+        <w:rFonts w:eastAsia="黑体"/>
         <w:color w:themeColor="background1" w:val="FFFFFF"/>
       </w:rPr>
       <w:tblPr/>
@@ -14633,6 +15271,7 @@
     </w:tblStylePr>
     <w:tblStylePr w:type="lastCol">
       <w:rPr>
+        <w:rFonts w:eastAsia="黑体"/>
         <w:color w:themeColor="background1" w:val="FFFFFF"/>
       </w:rPr>
       <w:tblPr/>
@@ -14662,6 +15301,7 @@
       <w:spacing w:after="0" w:line="240" w:lineRule="auto"/>
     </w:pPr>
     <w:rPr>
+      <w:rFonts w:eastAsia="黑体"/>
       <w:color w:themeColor="text1" w:val="000000"/>
     </w:rPr>
     <w:tblPr>
@@ -14683,6 +15323,7 @@
     </w:tcPr>
     <w:tblStylePr w:type="firstRow">
       <w:rPr>
+        <w:rFonts w:eastAsia="黑体"/>
         <w:b/>
         <w:bCs/>
       </w:rPr>
@@ -14693,6 +15334,7 @@
     </w:tblStylePr>
     <w:tblStylePr w:type="lastRow">
       <w:rPr>
+        <w:rFonts w:eastAsia="黑体"/>
         <w:b/>
         <w:bCs/>
         <w:color w:themeColor="text1" w:val="000000"/>
@@ -14704,6 +15346,7 @@
     </w:tblStylePr>
     <w:tblStylePr w:type="firstCol">
       <w:rPr>
+        <w:rFonts w:eastAsia="黑体"/>
         <w:color w:themeColor="background1" w:val="FFFFFF"/>
       </w:rPr>
       <w:tblPr/>
@@ -14713,6 +15356,7 @@
     </w:tblStylePr>
     <w:tblStylePr w:type="lastCol">
       <w:rPr>
+        <w:rFonts w:eastAsia="黑体"/>
         <w:color w:themeColor="background1" w:val="FFFFFF"/>
       </w:rPr>
       <w:tblPr/>
@@ -14742,6 +15386,7 @@
       <w:spacing w:after="0" w:line="240" w:lineRule="auto"/>
     </w:pPr>
     <w:rPr>
+      <w:rFonts w:eastAsia="黑体"/>
       <w:color w:themeColor="text1" w:val="000000"/>
     </w:rPr>
     <w:tblPr>
@@ -14763,6 +15408,7 @@
     </w:tcPr>
     <w:tblStylePr w:type="firstRow">
       <w:rPr>
+        <w:rFonts w:eastAsia="黑体"/>
         <w:b/>
         <w:bCs/>
       </w:rPr>
@@ -14773,6 +15419,7 @@
     </w:tblStylePr>
     <w:tblStylePr w:type="lastRow">
       <w:rPr>
+        <w:rFonts w:eastAsia="黑体"/>
         <w:b/>
         <w:bCs/>
         <w:color w:themeColor="text1" w:val="000000"/>
@@ -14784,6 +15431,7 @@
     </w:tblStylePr>
     <w:tblStylePr w:type="firstCol">
       <w:rPr>
+        <w:rFonts w:eastAsia="黑体"/>
         <w:color w:themeColor="background1" w:val="FFFFFF"/>
       </w:rPr>
       <w:tblPr/>
@@ -14793,6 +15441,7 @@
     </w:tblStylePr>
     <w:tblStylePr w:type="lastCol">
       <w:rPr>
+        <w:rFonts w:eastAsia="黑体"/>
         <w:color w:themeColor="background1" w:val="FFFFFF"/>
       </w:rPr>
       <w:tblPr/>
@@ -14822,6 +15471,7 @@
       <w:spacing w:after="0" w:line="240" w:lineRule="auto"/>
     </w:pPr>
     <w:rPr>
+      <w:rFonts w:eastAsia="黑体"/>
       <w:color w:themeColor="text1" w:val="000000"/>
     </w:rPr>
     <w:tblPr>
@@ -14843,6 +15493,7 @@
     </w:tcPr>
     <w:tblStylePr w:type="firstRow">
       <w:rPr>
+        <w:rFonts w:eastAsia="黑体"/>
         <w:b/>
         <w:bCs/>
       </w:rPr>
@@ -14853,6 +15504,7 @@
     </w:tblStylePr>
     <w:tblStylePr w:type="lastRow">
       <w:rPr>
+        <w:rFonts w:eastAsia="黑体"/>
         <w:b/>
         <w:bCs/>
         <w:color w:themeColor="text1" w:val="000000"/>
@@ -14864,6 +15516,7 @@
     </w:tblStylePr>
     <w:tblStylePr w:type="firstCol">
       <w:rPr>
+        <w:rFonts w:eastAsia="黑体"/>
         <w:color w:themeColor="background1" w:val="FFFFFF"/>
       </w:rPr>
       <w:tblPr/>
@@ -14873,6 +15526,7 @@
     </w:tblStylePr>
     <w:tblStylePr w:type="lastCol">
       <w:rPr>
+        <w:rFonts w:eastAsia="黑体"/>
         <w:color w:themeColor="background1" w:val="FFFFFF"/>
       </w:rPr>
       <w:tblPr/>
@@ -14902,6 +15556,7 @@
       <w:spacing w:after="0" w:line="240" w:lineRule="auto"/>
     </w:pPr>
     <w:rPr>
+      <w:rFonts w:eastAsia="黑体"/>
       <w:color w:themeColor="text1" w:val="000000"/>
     </w:rPr>
     <w:tblPr>
@@ -14923,6 +15578,7 @@
     </w:tcPr>
     <w:tblStylePr w:type="firstRow">
       <w:rPr>
+        <w:rFonts w:eastAsia="黑体"/>
         <w:b/>
         <w:bCs/>
       </w:rPr>
@@ -14933,6 +15589,7 @@
     </w:tblStylePr>
     <w:tblStylePr w:type="lastRow">
       <w:rPr>
+        <w:rFonts w:eastAsia="黑体"/>
         <w:b/>
         <w:bCs/>
         <w:color w:themeColor="text1" w:val="000000"/>
@@ -14944,6 +15601,7 @@
     </w:tblStylePr>
     <w:tblStylePr w:type="firstCol">
       <w:rPr>
+        <w:rFonts w:eastAsia="黑体"/>
         <w:color w:themeColor="background1" w:val="FFFFFF"/>
       </w:rPr>
       <w:tblPr/>
@@ -14953,6 +15611,7 @@
     </w:tblStylePr>
     <w:tblStylePr w:type="lastCol">
       <w:rPr>
+        <w:rFonts w:eastAsia="黑体"/>
         <w:color w:themeColor="background1" w:val="FFFFFF"/>
       </w:rPr>
       <w:tblPr/>
@@ -14982,6 +15641,7 @@
       <w:spacing w:after="0" w:line="240" w:lineRule="auto"/>
     </w:pPr>
     <w:rPr>
+      <w:rFonts w:eastAsia="黑体"/>
       <w:color w:themeColor="text1" w:val="000000"/>
     </w:rPr>
     <w:tblPr>
@@ -15003,6 +15663,7 @@
     </w:tcPr>
     <w:tblStylePr w:type="firstRow">
       <w:rPr>
+        <w:rFonts w:eastAsia="黑体"/>
         <w:b/>
         <w:bCs/>
       </w:rPr>
@@ -15013,6 +15674,7 @@
     </w:tblStylePr>
     <w:tblStylePr w:type="lastRow">
       <w:rPr>
+        <w:rFonts w:eastAsia="黑体"/>
         <w:b/>
         <w:bCs/>
         <w:color w:themeColor="text1" w:val="000000"/>
@@ -15024,6 +15686,7 @@
     </w:tblStylePr>
     <w:tblStylePr w:type="firstCol">
       <w:rPr>
+        <w:rFonts w:eastAsia="黑体"/>
         <w:color w:themeColor="background1" w:val="FFFFFF"/>
       </w:rPr>
       <w:tblPr/>
@@ -15033,6 +15696,7 @@
     </w:tblStylePr>
     <w:tblStylePr w:type="lastCol">
       <w:rPr>
+        <w:rFonts w:eastAsia="黑体"/>
         <w:color w:themeColor="background1" w:val="FFFFFF"/>
       </w:rPr>
       <w:tblPr/>
@@ -15062,6 +15726,7 @@
       <w:spacing w:after="0" w:line="240" w:lineRule="auto"/>
     </w:pPr>
     <w:rPr>
+      <w:rFonts w:eastAsia="黑体"/>
       <w:color w:themeColor="text1" w:val="000000"/>
     </w:rPr>
     <w:tblPr>
@@ -15083,6 +15748,7 @@
     </w:tcPr>
     <w:tblStylePr w:type="firstRow">
       <w:rPr>
+        <w:rFonts w:eastAsia="黑体"/>
         <w:b/>
         <w:bCs/>
       </w:rPr>
@@ -15093,6 +15759,7 @@
     </w:tblStylePr>
     <w:tblStylePr w:type="lastRow">
       <w:rPr>
+        <w:rFonts w:eastAsia="黑体"/>
         <w:b/>
         <w:bCs/>
         <w:color w:themeColor="text1" w:val="000000"/>
@@ -15104,6 +15771,7 @@
     </w:tblStylePr>
     <w:tblStylePr w:type="firstCol">
       <w:rPr>
+        <w:rFonts w:eastAsia="黑体"/>
         <w:color w:themeColor="background1" w:val="FFFFFF"/>
       </w:rPr>
       <w:tblPr/>
@@ -15113,6 +15781,7 @@
     </w:tblStylePr>
     <w:tblStylePr w:type="lastCol">
       <w:rPr>
+        <w:rFonts w:eastAsia="黑体"/>
         <w:color w:themeColor="background1" w:val="FFFFFF"/>
       </w:rPr>
       <w:tblPr/>
@@ -15145,6 +15814,7 @@
     <w:name w:val="KeywordTok"/>
     <w:basedOn w:val="VerbatimChar"/>
     <w:rPr>
+      <w:rFonts w:eastAsia="黑体"/>
       <w:b/>
       <w:color w:val="007020"/>
     </w:rPr>
@@ -15153,6 +15823,7 @@
     <w:name w:val="DataTypeTok"/>
     <w:basedOn w:val="VerbatimChar"/>
     <w:rPr>
+      <w:rFonts w:eastAsia="黑体"/>
       <w:color w:val="902000"/>
     </w:rPr>
   </w:style>
@@ -15160,6 +15831,7 @@
     <w:name w:val="DecValTok"/>
     <w:basedOn w:val="VerbatimChar"/>
     <w:rPr>
+      <w:rFonts w:eastAsia="黑体"/>
       <w:color w:val="40a070"/>
     </w:rPr>
   </w:style>
@@ -15167,6 +15839,7 @@
     <w:name w:val="BaseNTok"/>
     <w:basedOn w:val="VerbatimChar"/>
     <w:rPr>
+      <w:rFonts w:eastAsia="黑体"/>
       <w:color w:val="40a070"/>
     </w:rPr>
   </w:style>
@@ -15174,6 +15847,7 @@
     <w:name w:val="FloatTok"/>
     <w:basedOn w:val="VerbatimChar"/>
     <w:rPr>
+      <w:rFonts w:eastAsia="黑体"/>
       <w:color w:val="40a070"/>
     </w:rPr>
   </w:style>
@@ -15181,6 +15855,7 @@
     <w:name w:val="ConstantTok"/>
     <w:basedOn w:val="VerbatimChar"/>
     <w:rPr>
+      <w:rFonts w:eastAsia="黑体"/>
       <w:color w:val="880000"/>
     </w:rPr>
   </w:style>
@@ -15188,6 +15863,7 @@
     <w:name w:val="CharTok"/>
     <w:basedOn w:val="VerbatimChar"/>
     <w:rPr>
+      <w:rFonts w:eastAsia="黑体"/>
       <w:color w:val="4070a0"/>
     </w:rPr>
   </w:style>
@@ -15195,6 +15871,7 @@
     <w:name w:val="SpecialCharTok"/>
     <w:basedOn w:val="VerbatimChar"/>
     <w:rPr>
+      <w:rFonts w:eastAsia="黑体"/>
       <w:color w:val="4070a0"/>
     </w:rPr>
   </w:style>
@@ -15202,6 +15879,7 @@
     <w:name w:val="StringTok"/>
     <w:basedOn w:val="VerbatimChar"/>
     <w:rPr>
+      <w:rFonts w:eastAsia="黑体"/>
       <w:color w:val="4070a0"/>
     </w:rPr>
   </w:style>
@@ -15209,6 +15887,7 @@
     <w:name w:val="VerbatimStringTok"/>
     <w:basedOn w:val="VerbatimChar"/>
     <w:rPr>
+      <w:rFonts w:eastAsia="黑体"/>
       <w:color w:val="4070a0"/>
     </w:rPr>
   </w:style>
@@ -15216,6 +15895,7 @@
     <w:name w:val="SpecialStringTok"/>
     <w:basedOn w:val="VerbatimChar"/>
     <w:rPr>
+      <w:rFonts w:eastAsia="黑体"/>
       <w:color w:val="bb6688"/>
     </w:rPr>
   </w:style>
@@ -15223,6 +15903,7 @@
     <w:name w:val="ImportTok"/>
     <w:basedOn w:val="VerbatimChar"/>
     <w:rPr>
+      <w:rFonts w:eastAsia="黑体"/>
       <w:b/>
       <w:color w:val="008000"/>
     </w:rPr>
@@ -15231,6 +15912,7 @@
     <w:name w:val="CommentTok"/>
     <w:basedOn w:val="VerbatimChar"/>
     <w:rPr>
+      <w:rFonts w:eastAsia="黑体"/>
       <w:i/>
       <w:color w:val="60a0b0"/>
     </w:rPr>
@@ -15239,6 +15921,7 @@
     <w:name w:val="DocumentationTok"/>
     <w:basedOn w:val="VerbatimChar"/>
     <w:rPr>
+      <w:rFonts w:eastAsia="黑体"/>
       <w:i/>
       <w:color w:val="ba2121"/>
     </w:rPr>
@@ -15247,6 +15930,7 @@
     <w:name w:val="AnnotationTok"/>
     <w:basedOn w:val="VerbatimChar"/>
     <w:rPr>
+      <w:rFonts w:eastAsia="黑体"/>
       <w:b/>
       <w:i/>
       <w:color w:val="60a0b0"/>
@@ -15256,6 +15940,7 @@
     <w:name w:val="CommentVarTok"/>
     <w:basedOn w:val="VerbatimChar"/>
     <w:rPr>
+      <w:rFonts w:eastAsia="黑体"/>
       <w:b/>
       <w:i/>
       <w:color w:val="60a0b0"/>
@@ -15265,6 +15950,7 @@
     <w:name w:val="OtherTok"/>
     <w:basedOn w:val="VerbatimChar"/>
     <w:rPr>
+      <w:rFonts w:eastAsia="黑体"/>
       <w:color w:val="007020"/>
     </w:rPr>
   </w:style>
@@ -15272,6 +15958,7 @@
     <w:name w:val="FunctionTok"/>
     <w:basedOn w:val="VerbatimChar"/>
     <w:rPr>
+      <w:rFonts w:eastAsia="黑体"/>
       <w:color w:val="06287e"/>
     </w:rPr>
   </w:style>
@@ -15279,6 +15966,7 @@
     <w:name w:val="VariableTok"/>
     <w:basedOn w:val="VerbatimChar"/>
     <w:rPr>
+      <w:rFonts w:eastAsia="黑体"/>
       <w:color w:val="19177c"/>
     </w:rPr>
   </w:style>
@@ -15286,6 +15974,7 @@
     <w:name w:val="ControlFlowTok"/>
     <w:basedOn w:val="VerbatimChar"/>
     <w:rPr>
+      <w:rFonts w:eastAsia="黑体"/>
       <w:b/>
       <w:color w:val="007020"/>
     </w:rPr>
@@ -15294,6 +15983,7 @@
     <w:name w:val="OperatorTok"/>
     <w:basedOn w:val="VerbatimChar"/>
     <w:rPr>
+      <w:rFonts w:eastAsia="黑体"/>
       <w:color w:val="666666"/>
     </w:rPr>
   </w:style>
@@ -15301,18 +15991,22 @@
     <w:name w:val="BuiltInTok"/>
     <w:basedOn w:val="VerbatimChar"/>
     <w:rPr>
+      <w:rFonts w:eastAsia="黑体"/>
       <w:color w:val="008000"/>
     </w:rPr>
   </w:style>
   <w:style w:type="character" w:customStyle="1" w:styleId="ExtensionTok">
     <w:name w:val="ExtensionTok"/>
     <w:basedOn w:val="VerbatimChar"/>
-    <w:rPr/>
+    <w:rPr>
+      <w:rFonts w:eastAsia="黑体"/>
+    </w:rPr>
   </w:style>
   <w:style w:type="character" w:customStyle="1" w:styleId="PreprocessorTok">
     <w:name w:val="PreprocessorTok"/>
     <w:basedOn w:val="VerbatimChar"/>
     <w:rPr>
+      <w:rFonts w:eastAsia="黑体"/>
       <w:color w:val="bc7a00"/>
     </w:rPr>
   </w:style>
@@ -15320,18 +16014,22 @@
     <w:name w:val="AttributeTok"/>
     <w:basedOn w:val="VerbatimChar"/>
     <w:rPr>
+      <w:rFonts w:eastAsia="黑体"/>
       <w:color w:val="7d9029"/>
     </w:rPr>
   </w:style>
   <w:style w:type="character" w:customStyle="1" w:styleId="RegionMarkerTok">
     <w:name w:val="RegionMarkerTok"/>
     <w:basedOn w:val="VerbatimChar"/>
-    <w:rPr/>
+    <w:rPr>
+      <w:rFonts w:eastAsia="黑体"/>
+    </w:rPr>
   </w:style>
   <w:style w:type="character" w:customStyle="1" w:styleId="InformationTok">
     <w:name w:val="InformationTok"/>
     <w:basedOn w:val="VerbatimChar"/>
     <w:rPr>
+      <w:rFonts w:eastAsia="黑体"/>
       <w:b/>
       <w:i/>
       <w:color w:val="60a0b0"/>
@@ -15341,6 +16039,7 @@
     <w:name w:val="WarningTok"/>
     <w:basedOn w:val="VerbatimChar"/>
     <w:rPr>
+      <w:rFonts w:eastAsia="黑体"/>
       <w:b/>
       <w:i/>
       <w:color w:val="60a0b0"/>
@@ -15350,6 +16049,7 @@
     <w:name w:val="AlertTok"/>
     <w:basedOn w:val="VerbatimChar"/>
     <w:rPr>
+      <w:rFonts w:eastAsia="黑体"/>
       <w:b/>
       <w:color w:val="ff0000"/>
     </w:rPr>
@@ -15358,6 +16058,7 @@
     <w:name w:val="ErrorTok"/>
     <w:basedOn w:val="VerbatimChar"/>
     <w:rPr>
+      <w:rFonts w:eastAsia="黑体"/>
       <w:b/>
       <w:color w:val="ff0000"/>
     </w:rPr>
@@ -15365,7 +16066,9 @@
   <w:style w:type="character" w:customStyle="1" w:styleId="NormalTok">
     <w:name w:val="NormalTok"/>
     <w:basedOn w:val="VerbatimChar"/>
-    <w:rPr/>
+    <w:rPr>
+      <w:rFonts w:eastAsia="黑体"/>
+    </w:rPr>
   </w:style>
 </w:styles>
 </file>
@@ -15414,12 +16117,12 @@
     <a:fontScheme name="Office">
       <a:majorFont>
         <a:latin typeface="Calibri"/>
-        <a:ea typeface=""/>
+        <a:ea typeface="黑体"/>
         <a:cs typeface=""/>
         <a:font script="Jpan" typeface="ＭＳ ゴシック"/>
         <a:font script="Hang" typeface="맑은 고딕"/>
-        <a:font script="Hans" typeface="宋体"/>
-        <a:font script="Hant" typeface="新細明體"/>
+        <a:font script="Hans" typeface="黑体"/>
+        <a:font script="Hant" typeface="黑体"/>
         <a:font script="Arab" typeface="Times New Roman"/>
         <a:font script="Hebr" typeface="Times New Roman"/>
         <a:font script="Thai" typeface="Angsana New"/>
@@ -15449,12 +16152,12 @@
       </a:majorFont>
       <a:minorFont>
         <a:latin typeface="Cambria"/>
-        <a:ea typeface=""/>
+        <a:ea typeface="黑体"/>
         <a:cs typeface=""/>
         <a:font script="Jpan" typeface="ＭＳ 明朝"/>
         <a:font script="Hang" typeface="맑은 고딕"/>
-        <a:font script="Hans" typeface="宋体"/>
-        <a:font script="Hant" typeface="新細明體"/>
+        <a:font script="Hans" typeface="黑体"/>
+        <a:font script="Hant" typeface="黑体"/>
         <a:font script="Arab" typeface="Arial"/>
         <a:font script="Hebr" typeface="Arial"/>
         <a:font script="Thai" typeface="Cordia New"/>

--- a/11-变流电路/01-整流电路/三相可控整流电路/三相可控整流电路.docx
+++ b/11-变流电路/01-整流电路/三相可控整流电路/三相可控整流电路.docx
@@ -3046,7 +3046,7 @@
           <w:color w:val="555555"/>
           <w:sz w:val="21"/>
         </w:rPr>
-        <w:t>材料收集者：杜文杰，WX手机：19519196569，QQ:3478827729</w:t>
+        <w:t>材料收集者：杜文杰，微信/手机：19519196569，QQ:3478827729</w:t>
       </w:r>
     </w:p>
     <w:sectPr>
